--- a/Logbook.docx
+++ b/Logbook.docx
@@ -1553,11 +1553,367 @@
       </w:r>
     </w:p>
     <w:p>
+      <w:pPr>
+        <w:rPr>
+          <w:lang w:val="en-KE"/>
+        </w:rPr>
+      </w:pPr>
+      <w:r>
+        <w:rPr>
+          <w:lang w:val="en-KE"/>
+        </w:rPr>
+        <w:t xml:space="preserve">The AI CyberShield application uses APIs and Firebase </w:t>
+      </w:r>
+      <w:proofErr w:type="spellStart"/>
+      <w:r>
+        <w:rPr>
+          <w:lang w:val="en-KE"/>
+        </w:rPr>
+        <w:t>Firestore</w:t>
+      </w:r>
+      <w:proofErr w:type="spellEnd"/>
+      <w:r>
+        <w:rPr>
+          <w:lang w:val="en-KE"/>
+        </w:rPr>
+        <w:t xml:space="preserve"> to exchange and store data over the internet. Shared Preferences is used for local storage of user profile information and login settings. This combination provides secure, persistent, and efficient data management.</w:t>
+      </w:r>
+    </w:p>
+    <w:p>
+      <w:pPr>
+        <w:rPr>
+          <w:lang w:val="en-KE"/>
+        </w:rPr>
+      </w:pPr>
+    </w:p>
+    <w:p>
+      <w:pPr>
+        <w:rPr>
+          <w:lang w:val="en-KE"/>
+        </w:rPr>
+      </w:pPr>
+    </w:p>
+    <w:p>
+      <w:pPr>
+        <w:rPr>
+          <w:lang w:val="en-KE"/>
+        </w:rPr>
+      </w:pPr>
+      <w:r>
+        <w:rPr>
+          <w:lang w:val="en-KE"/>
+        </w:rPr>
+        <w:t xml:space="preserve">Login </w:t>
+      </w:r>
+    </w:p>
+    <w:p>
+      <w:pPr>
+        <w:rPr>
+          <w:lang w:val="en-KE"/>
+        </w:rPr>
+      </w:pPr>
+      <w:r>
+        <w:rPr>
+          <w:noProof/>
+        </w:rPr>
+        <w:drawing>
+          <wp:inline distT="0" distB="0" distL="0" distR="0" wp14:anchorId="0049DF24" wp14:editId="2D5C0FB3">
+            <wp:extent cx="5486400" cy="2646680"/>
+            <wp:effectExtent l="0" t="0" r="0" b="1270"/>
+            <wp:docPr id="1428411617" name="Picture 2"/>
+            <wp:cNvGraphicFramePr>
+              <a:graphicFrameLocks xmlns:a="http://schemas.openxmlformats.org/drawingml/2006/main" noChangeAspect="1"/>
+            </wp:cNvGraphicFramePr>
+            <a:graphic xmlns:a="http://schemas.openxmlformats.org/drawingml/2006/main">
+              <a:graphicData uri="http://schemas.openxmlformats.org/drawingml/2006/picture">
+                <pic:pic xmlns:pic="http://schemas.openxmlformats.org/drawingml/2006/picture">
+                  <pic:nvPicPr>
+                    <pic:cNvPr id="0" name="Picture 3"/>
+                    <pic:cNvPicPr>
+                      <a:picLocks noChangeAspect="1" noChangeArrowheads="1"/>
+                    </pic:cNvPicPr>
+                  </pic:nvPicPr>
+                  <pic:blipFill>
+                    <a:blip r:embed="rId21">
+                      <a:extLst>
+                        <a:ext uri="{28A0092B-C50C-407E-A947-70E740481C1C}">
+                          <a14:useLocalDpi xmlns:a14="http://schemas.microsoft.com/office/drawing/2010/main" val="0"/>
+                        </a:ext>
+                      </a:extLst>
+                    </a:blip>
+                    <a:srcRect/>
+                    <a:stretch>
+                      <a:fillRect/>
+                    </a:stretch>
+                  </pic:blipFill>
+                  <pic:spPr bwMode="auto">
+                    <a:xfrm>
+                      <a:off x="0" y="0"/>
+                      <a:ext cx="5486400" cy="2646680"/>
+                    </a:xfrm>
+                    <a:prstGeom prst="rect">
+                      <a:avLst/>
+                    </a:prstGeom>
+                    <a:noFill/>
+                    <a:ln>
+                      <a:noFill/>
+                    </a:ln>
+                  </pic:spPr>
+                </pic:pic>
+              </a:graphicData>
+            </a:graphic>
+          </wp:inline>
+        </w:drawing>
+      </w:r>
+    </w:p>
+    <w:p>
+      <w:r>
+        <w:rPr>
+          <w:lang w:val="en-KE"/>
+        </w:rPr>
+        <w:lastRenderedPageBreak/>
+        <w:t>Dashboard</w:t>
+      </w:r>
+      <w:r>
+        <w:rPr>
+          <w:noProof/>
+        </w:rPr>
+        <w:drawing>
+          <wp:inline distT="0" distB="0" distL="0" distR="0" wp14:anchorId="09B55A24" wp14:editId="0CD610B6">
+            <wp:extent cx="5486400" cy="2646680"/>
+            <wp:effectExtent l="0" t="0" r="0" b="1270"/>
+            <wp:docPr id="1232186979" name="Picture 1"/>
+            <wp:cNvGraphicFramePr>
+              <a:graphicFrameLocks xmlns:a="http://schemas.openxmlformats.org/drawingml/2006/main" noChangeAspect="1"/>
+            </wp:cNvGraphicFramePr>
+            <a:graphic xmlns:a="http://schemas.openxmlformats.org/drawingml/2006/main">
+              <a:graphicData uri="http://schemas.openxmlformats.org/drawingml/2006/picture">
+                <pic:pic xmlns:pic="http://schemas.openxmlformats.org/drawingml/2006/picture">
+                  <pic:nvPicPr>
+                    <pic:cNvPr id="0" name="Picture 1"/>
+                    <pic:cNvPicPr>
+                      <a:picLocks noChangeAspect="1" noChangeArrowheads="1"/>
+                    </pic:cNvPicPr>
+                  </pic:nvPicPr>
+                  <pic:blipFill>
+                    <a:blip r:embed="rId22">
+                      <a:extLst>
+                        <a:ext uri="{28A0092B-C50C-407E-A947-70E740481C1C}">
+                          <a14:useLocalDpi xmlns:a14="http://schemas.microsoft.com/office/drawing/2010/main" val="0"/>
+                        </a:ext>
+                      </a:extLst>
+                    </a:blip>
+                    <a:srcRect/>
+                    <a:stretch>
+                      <a:fillRect/>
+                    </a:stretch>
+                  </pic:blipFill>
+                  <pic:spPr bwMode="auto">
+                    <a:xfrm>
+                      <a:off x="0" y="0"/>
+                      <a:ext cx="5486400" cy="2646680"/>
+                    </a:xfrm>
+                    <a:prstGeom prst="rect">
+                      <a:avLst/>
+                    </a:prstGeom>
+                    <a:noFill/>
+                    <a:ln>
+                      <a:noFill/>
+                    </a:ln>
+                  </pic:spPr>
+                </pic:pic>
+              </a:graphicData>
+            </a:graphic>
+          </wp:inline>
+        </w:drawing>
+      </w:r>
+    </w:p>
+    <w:p>
+      <w:r>
+        <w:t>AI assistant screen</w:t>
+      </w:r>
+    </w:p>
+    <w:p>
+      <w:r>
+        <w:rPr>
+          <w:noProof/>
+        </w:rPr>
+        <w:drawing>
+          <wp:inline distT="0" distB="0" distL="0" distR="0" wp14:anchorId="2AC5BEF5" wp14:editId="7A62F418">
+            <wp:extent cx="5486400" cy="2646680"/>
+            <wp:effectExtent l="0" t="0" r="0" b="1270"/>
+            <wp:docPr id="1796647145" name="Picture 3"/>
+            <wp:cNvGraphicFramePr>
+              <a:graphicFrameLocks xmlns:a="http://schemas.openxmlformats.org/drawingml/2006/main" noChangeAspect="1"/>
+            </wp:cNvGraphicFramePr>
+            <a:graphic xmlns:a="http://schemas.openxmlformats.org/drawingml/2006/main">
+              <a:graphicData uri="http://schemas.openxmlformats.org/drawingml/2006/picture">
+                <pic:pic xmlns:pic="http://schemas.openxmlformats.org/drawingml/2006/picture">
+                  <pic:nvPicPr>
+                    <pic:cNvPr id="0" name="Picture 5"/>
+                    <pic:cNvPicPr>
+                      <a:picLocks noChangeAspect="1" noChangeArrowheads="1"/>
+                    </pic:cNvPicPr>
+                  </pic:nvPicPr>
+                  <pic:blipFill>
+                    <a:blip r:embed="rId23">
+                      <a:extLst>
+                        <a:ext uri="{28A0092B-C50C-407E-A947-70E740481C1C}">
+                          <a14:useLocalDpi xmlns:a14="http://schemas.microsoft.com/office/drawing/2010/main" val="0"/>
+                        </a:ext>
+                      </a:extLst>
+                    </a:blip>
+                    <a:srcRect/>
+                    <a:stretch>
+                      <a:fillRect/>
+                    </a:stretch>
+                  </pic:blipFill>
+                  <pic:spPr bwMode="auto">
+                    <a:xfrm>
+                      <a:off x="0" y="0"/>
+                      <a:ext cx="5486400" cy="2646680"/>
+                    </a:xfrm>
+                    <a:prstGeom prst="rect">
+                      <a:avLst/>
+                    </a:prstGeom>
+                    <a:noFill/>
+                    <a:ln>
+                      <a:noFill/>
+                    </a:ln>
+                  </pic:spPr>
+                </pic:pic>
+              </a:graphicData>
+            </a:graphic>
+          </wp:inline>
+        </w:drawing>
+      </w:r>
+    </w:p>
+    <w:p>
+      <w:pPr>
+        <w:tabs>
+          <w:tab w:val="left" w:pos="930"/>
+        </w:tabs>
+      </w:pPr>
+      <w:r>
+        <w:lastRenderedPageBreak/>
+        <w:t>Profile screen</w:t>
+      </w:r>
+      <w:r>
+        <w:rPr>
+          <w:noProof/>
+        </w:rPr>
+        <w:drawing>
+          <wp:inline distT="0" distB="0" distL="0" distR="0" wp14:anchorId="110792AC" wp14:editId="53597A5E">
+            <wp:extent cx="5486400" cy="2646680"/>
+            <wp:effectExtent l="0" t="0" r="0" b="1270"/>
+            <wp:docPr id="529269376" name="Picture 4"/>
+            <wp:cNvGraphicFramePr>
+              <a:graphicFrameLocks xmlns:a="http://schemas.openxmlformats.org/drawingml/2006/main" noChangeAspect="1"/>
+            </wp:cNvGraphicFramePr>
+            <a:graphic xmlns:a="http://schemas.openxmlformats.org/drawingml/2006/main">
+              <a:graphicData uri="http://schemas.openxmlformats.org/drawingml/2006/picture">
+                <pic:pic xmlns:pic="http://schemas.openxmlformats.org/drawingml/2006/picture">
+                  <pic:nvPicPr>
+                    <pic:cNvPr id="0" name="Picture 7"/>
+                    <pic:cNvPicPr>
+                      <a:picLocks noChangeAspect="1" noChangeArrowheads="1"/>
+                    </pic:cNvPicPr>
+                  </pic:nvPicPr>
+                  <pic:blipFill>
+                    <a:blip r:embed="rId24">
+                      <a:extLst>
+                        <a:ext uri="{28A0092B-C50C-407E-A947-70E740481C1C}">
+                          <a14:useLocalDpi xmlns:a14="http://schemas.microsoft.com/office/drawing/2010/main" val="0"/>
+                        </a:ext>
+                      </a:extLst>
+                    </a:blip>
+                    <a:srcRect/>
+                    <a:stretch>
+                      <a:fillRect/>
+                    </a:stretch>
+                  </pic:blipFill>
+                  <pic:spPr bwMode="auto">
+                    <a:xfrm>
+                      <a:off x="0" y="0"/>
+                      <a:ext cx="5486400" cy="2646680"/>
+                    </a:xfrm>
+                    <a:prstGeom prst="rect">
+                      <a:avLst/>
+                    </a:prstGeom>
+                    <a:noFill/>
+                    <a:ln>
+                      <a:noFill/>
+                    </a:ln>
+                  </pic:spPr>
+                </pic:pic>
+              </a:graphicData>
+            </a:graphic>
+          </wp:inline>
+        </w:drawing>
+      </w:r>
       <w:r>
         <w:br/>
       </w:r>
       <w:r>
         <w:br/>
+      </w:r>
+      <w:r>
+        <w:t>threat screen</w:t>
+      </w:r>
+    </w:p>
+    <w:p>
+      <w:r>
+        <w:rPr>
+          <w:noProof/>
+        </w:rPr>
+        <w:drawing>
+          <wp:inline distT="0" distB="0" distL="0" distR="0" wp14:anchorId="77B8A86A" wp14:editId="42836B1C">
+            <wp:extent cx="5486400" cy="2646680"/>
+            <wp:effectExtent l="0" t="0" r="0" b="1270"/>
+            <wp:docPr id="1407163856" name="Picture 5"/>
+            <wp:cNvGraphicFramePr>
+              <a:graphicFrameLocks xmlns:a="http://schemas.openxmlformats.org/drawingml/2006/main" noChangeAspect="1"/>
+            </wp:cNvGraphicFramePr>
+            <a:graphic xmlns:a="http://schemas.openxmlformats.org/drawingml/2006/main">
+              <a:graphicData uri="http://schemas.openxmlformats.org/drawingml/2006/picture">
+                <pic:pic xmlns:pic="http://schemas.openxmlformats.org/drawingml/2006/picture">
+                  <pic:nvPicPr>
+                    <pic:cNvPr id="0" name="Picture 9"/>
+                    <pic:cNvPicPr>
+                      <a:picLocks noChangeAspect="1" noChangeArrowheads="1"/>
+                    </pic:cNvPicPr>
+                  </pic:nvPicPr>
+                  <pic:blipFill>
+                    <a:blip r:embed="rId25">
+                      <a:extLst>
+                        <a:ext uri="{28A0092B-C50C-407E-A947-70E740481C1C}">
+                          <a14:useLocalDpi xmlns:a14="http://schemas.microsoft.com/office/drawing/2010/main" val="0"/>
+                        </a:ext>
+                      </a:extLst>
+                    </a:blip>
+                    <a:srcRect/>
+                    <a:stretch>
+                      <a:fillRect/>
+                    </a:stretch>
+                  </pic:blipFill>
+                  <pic:spPr bwMode="auto">
+                    <a:xfrm>
+                      <a:off x="0" y="0"/>
+                      <a:ext cx="5486400" cy="2646680"/>
+                    </a:xfrm>
+                    <a:prstGeom prst="rect">
+                      <a:avLst/>
+                    </a:prstGeom>
+                    <a:noFill/>
+                    <a:ln>
+                      <a:noFill/>
+                    </a:ln>
+                  </pic:spPr>
+                </pic:pic>
+              </a:graphicData>
+            </a:graphic>
+          </wp:inline>
+        </w:drawing>
       </w:r>
     </w:p>
     <w:p>

--- a/Logbook.docx
+++ b/Logbook.docx
@@ -111,32 +111,13 @@
       <w:r>
         <w:t>Autogenerated Table of content</w:t>
       </w:r>
-      <w:r>
-        <w:br w:type="page"/>
-      </w:r>
     </w:p>
     <w:p>
       <w:pPr>
         <w:pStyle w:val="Heading1"/>
       </w:pPr>
       <w:r>
-        <w:lastRenderedPageBreak/>
         <w:t>Week 1: Introduction to Mobile Application Development</w:t>
-      </w:r>
-    </w:p>
-    <w:p/>
-    <w:p/>
-    <w:p>
-      <w:r>
-        <w:br/>
-      </w:r>
-      <w:r>
-        <w:br/>
-      </w:r>
-    </w:p>
-    <w:p>
-      <w:r>
-        <w:br/>
       </w:r>
     </w:p>
     <w:p>
@@ -240,13 +221,13 @@
     </w:p>
     <w:p>
       <w:r>
+        <w:lastRenderedPageBreak/>
         <w:br/>
       </w:r>
       <w:r>
         <w:br/>
       </w:r>
       <w:r>
-        <w:lastRenderedPageBreak/>
         <w:br/>
       </w:r>
     </w:p>
@@ -285,65 +266,12 @@
         <w:t>This week I learned the fundamentals of mobile application development, including the different types of mobile applications and their importance in solving real-world problems. I gained an understanding of the mobile application development lifecycle and the tools commonly used to create mobile apps. This knowledge provided a strong foundation for the development of the AI CyberShield project.</w:t>
       </w:r>
     </w:p>
-    <w:p>
-      <w:pPr>
-        <w:pStyle w:val="Heading2"/>
-      </w:pPr>
-    </w:p>
-    <w:p>
-      <w:r>
-        <w:br/>
-      </w:r>
-      <w:r>
-        <w:br/>
-      </w:r>
-      <w:r>
-        <w:br/>
-      </w:r>
-    </w:p>
-    <w:p>
-      <w:pPr>
-        <w:pStyle w:val="Heading2"/>
-      </w:pPr>
-    </w:p>
-    <w:p>
-      <w:r>
-        <w:br/>
-      </w:r>
-      <w:r>
-        <w:br/>
-      </w:r>
-      <w:r>
-        <w:br/>
-      </w:r>
-    </w:p>
-    <w:p>
-      <w:pPr>
-        <w:pStyle w:val="Heading2"/>
-      </w:pPr>
-    </w:p>
-    <w:p>
-      <w:r>
-        <w:br/>
-      </w:r>
-      <w:r>
-        <w:br/>
-      </w:r>
-      <w:r>
-        <w:br/>
-      </w:r>
-    </w:p>
-    <w:p>
-      <w:r>
-        <w:br w:type="page"/>
-      </w:r>
-    </w:p>
+    <w:p/>
     <w:p>
       <w:pPr>
         <w:pStyle w:val="Heading1"/>
       </w:pPr>
       <w:r>
-        <w:lastRenderedPageBreak/>
         <w:t>Week 2: Mobile Development Environment</w:t>
       </w:r>
     </w:p>
@@ -887,15 +815,13 @@
     <w:p/>
     <w:p>
       <w:r>
+        <w:lastRenderedPageBreak/>
         <w:t>AI Assistant screen</w:t>
       </w:r>
-    </w:p>
-    <w:p>
       <w:r>
         <w:rPr>
           <w:noProof/>
         </w:rPr>
-        <w:lastRenderedPageBreak/>
         <w:drawing>
           <wp:inline distT="0" distB="0" distL="0" distR="0" wp14:anchorId="25868262" wp14:editId="7E1BBCB7">
             <wp:extent cx="5486400" cy="2647161"/>
@@ -947,16 +873,10 @@
       </w:r>
     </w:p>
     <w:p>
-      <w:r>
-        <w:br w:type="page"/>
-      </w:r>
-    </w:p>
-    <w:p>
       <w:pPr>
         <w:pStyle w:val="Heading1"/>
       </w:pPr>
       <w:r>
-        <w:lastRenderedPageBreak/>
         <w:t>Week 4: Event Handling and User Interaction</w:t>
       </w:r>
     </w:p>
@@ -1085,6 +1005,7 @@
           <w:sz w:val="24"/>
           <w:szCs w:val="24"/>
         </w:rPr>
+        <w:lastRenderedPageBreak/>
         <w:t>AI-assistant screen</w:t>
       </w:r>
       <w:r>
@@ -1172,7 +1093,6 @@
           <w:sz w:val="24"/>
           <w:szCs w:val="24"/>
         </w:rPr>
-        <w:lastRenderedPageBreak/>
         <w:t>Threat screen</w:t>
       </w:r>
     </w:p>
@@ -1267,6 +1187,7 @@
         <w:rPr>
           <w:noProof/>
         </w:rPr>
+        <w:lastRenderedPageBreak/>
         <w:drawing>
           <wp:inline distT="0" distB="0" distL="0" distR="0" wp14:anchorId="785EEDC1" wp14:editId="2692E9E2">
             <wp:extent cx="5486400" cy="2646680"/>
@@ -1407,6 +1328,7 @@
     </w:p>
     <w:p>
       <w:r>
+        <w:lastRenderedPageBreak/>
         <w:br/>
       </w:r>
       <w:r>
@@ -1531,7 +1453,6 @@
     </w:p>
     <w:p>
       <w:r>
-        <w:lastRenderedPageBreak/>
         <w:br/>
       </w:r>
       <w:r>
@@ -1562,21 +1483,14 @@
         <w:rPr>
           <w:lang w:val="en-KE"/>
         </w:rPr>
-        <w:t xml:space="preserve">The AI CyberShield application uses APIs and Firebase </w:t>
-      </w:r>
-      <w:proofErr w:type="spellStart"/>
+        <w:t xml:space="preserve">The AI CyberShield application uses APIs and Firebase Firestore to exchange and store data over the internet. Shared Preferences is used for local storage of user profile information </w:t>
+      </w:r>
       <w:r>
         <w:rPr>
           <w:lang w:val="en-KE"/>
         </w:rPr>
-        <w:t>Firestore</w:t>
-      </w:r>
-      <w:proofErr w:type="spellEnd"/>
-      <w:r>
-        <w:rPr>
-          <w:lang w:val="en-KE"/>
-        </w:rPr>
-        <w:t xml:space="preserve"> to exchange and store data over the internet. Shared Preferences is used for local storage of user profile information and login settings. This combination provides secure, persistent, and efficient data management.</w:t>
+        <w:lastRenderedPageBreak/>
+        <w:t>and login settings. This combination provides secure, persistent, and efficient data management.</w:t>
       </w:r>
     </w:p>
     <w:p>
@@ -1671,7 +1585,6 @@
         <w:rPr>
           <w:lang w:val="en-KE"/>
         </w:rPr>
-        <w:lastRenderedPageBreak/>
         <w:t>Dashboard</w:t>
       </w:r>
       <w:r>
@@ -1738,6 +1651,7 @@
         <w:rPr>
           <w:noProof/>
         </w:rPr>
+        <w:lastRenderedPageBreak/>
         <w:drawing>
           <wp:inline distT="0" distB="0" distL="0" distR="0" wp14:anchorId="2AC5BEF5" wp14:editId="7A62F418">
             <wp:extent cx="5486400" cy="2646680"/>
@@ -1795,7 +1709,6 @@
         </w:tabs>
       </w:pPr>
       <w:r>
-        <w:lastRenderedPageBreak/>
         <w:t>Profile screen</w:t>
       </w:r>
       <w:r>
@@ -1866,6 +1779,7 @@
         <w:rPr>
           <w:noProof/>
         </w:rPr>
+        <w:lastRenderedPageBreak/>
         <w:drawing>
           <wp:inline distT="0" distB="0" distL="0" distR="0" wp14:anchorId="77B8A86A" wp14:editId="42836B1C">
             <wp:extent cx="5486400" cy="2646680"/>
@@ -1956,21 +1870,152 @@
     </w:p>
     <w:p>
       <w:r>
+        <w:t>Personal reflection</w:t>
+      </w:r>
+    </w:p>
+    <w:p>
+      <w:r>
+        <w:t xml:space="preserve">I </w:t>
+      </w:r>
+      <w:r>
+        <w:t xml:space="preserve"> underst</w:t>
+      </w:r>
+      <w:r>
+        <w:t>ood</w:t>
+      </w:r>
+      <w:r>
+        <w:t xml:space="preserve"> how mobile apps respond to user actions through event handling. Implementing keyboard input, touch gestures, and event logging in AI CyberShield improved my skills in object-oriented programming and creating interactive, user-friendly applications.</w:t>
+      </w:r>
+    </w:p>
+    <w:p>
+      <w:r>
         <w:br/>
       </w:r>
       <w:r>
+        <w:t>Event handling</w:t>
+      </w:r>
+      <w:r>
+        <w:t xml:space="preserve"> (button click)</w:t>
+      </w:r>
+      <w:r>
         <w:br/>
       </w:r>
       <w:r>
+        <w:rPr>
+          <w:noProof/>
+        </w:rPr>
+        <w:drawing>
+          <wp:inline distT="0" distB="0" distL="0" distR="0" wp14:anchorId="154F3D7A" wp14:editId="0D1713BC">
+            <wp:extent cx="5486400" cy="2646680"/>
+            <wp:effectExtent l="0" t="0" r="0" b="1270"/>
+            <wp:docPr id="211697768" name="Picture 1"/>
+            <wp:cNvGraphicFramePr>
+              <a:graphicFrameLocks xmlns:a="http://schemas.openxmlformats.org/drawingml/2006/main" noChangeAspect="1"/>
+            </wp:cNvGraphicFramePr>
+            <a:graphic xmlns:a="http://schemas.openxmlformats.org/drawingml/2006/main">
+              <a:graphicData uri="http://schemas.openxmlformats.org/drawingml/2006/picture">
+                <pic:pic xmlns:pic="http://schemas.openxmlformats.org/drawingml/2006/picture">
+                  <pic:nvPicPr>
+                    <pic:cNvPr id="0" name="Picture 1"/>
+                    <pic:cNvPicPr>
+                      <a:picLocks noChangeAspect="1" noChangeArrowheads="1"/>
+                    </pic:cNvPicPr>
+                  </pic:nvPicPr>
+                  <pic:blipFill>
+                    <a:blip r:embed="rId26">
+                      <a:extLst>
+                        <a:ext uri="{28A0092B-C50C-407E-A947-70E740481C1C}">
+                          <a14:useLocalDpi xmlns:a14="http://schemas.microsoft.com/office/drawing/2010/main" val="0"/>
+                        </a:ext>
+                      </a:extLst>
+                    </a:blip>
+                    <a:srcRect/>
+                    <a:stretch>
+                      <a:fillRect/>
+                    </a:stretch>
+                  </pic:blipFill>
+                  <pic:spPr bwMode="auto">
+                    <a:xfrm>
+                      <a:off x="0" y="0"/>
+                      <a:ext cx="5486400" cy="2646680"/>
+                    </a:xfrm>
+                    <a:prstGeom prst="rect">
+                      <a:avLst/>
+                    </a:prstGeom>
+                    <a:noFill/>
+                    <a:ln>
+                      <a:noFill/>
+                    </a:ln>
+                  </pic:spPr>
+                </pic:pic>
+              </a:graphicData>
+            </a:graphic>
+          </wp:inline>
+        </w:drawing>
+      </w:r>
+      <w:r>
         <w:br/>
       </w:r>
     </w:p>
     <w:p>
-      <w:pPr>
-        <w:pStyle w:val="Heading2"/>
-      </w:pPr>
-    </w:p>
-    <w:p>
+      <w:r>
+        <w:t>Touch gesture (long press)</w:t>
+      </w:r>
+    </w:p>
+    <w:p>
+      <w:r>
+        <w:rPr>
+          <w:noProof/>
+        </w:rPr>
+        <w:drawing>
+          <wp:inline distT="0" distB="0" distL="0" distR="0" wp14:anchorId="5AB1BACF" wp14:editId="56C9145F">
+            <wp:extent cx="5486400" cy="2646680"/>
+            <wp:effectExtent l="0" t="0" r="0" b="1270"/>
+            <wp:docPr id="993417673" name="Picture 2"/>
+            <wp:cNvGraphicFramePr>
+              <a:graphicFrameLocks xmlns:a="http://schemas.openxmlformats.org/drawingml/2006/main" noChangeAspect="1"/>
+            </wp:cNvGraphicFramePr>
+            <a:graphic xmlns:a="http://schemas.openxmlformats.org/drawingml/2006/main">
+              <a:graphicData uri="http://schemas.openxmlformats.org/drawingml/2006/picture">
+                <pic:pic xmlns:pic="http://schemas.openxmlformats.org/drawingml/2006/picture">
+                  <pic:nvPicPr>
+                    <pic:cNvPr id="0" name="Picture 3"/>
+                    <pic:cNvPicPr>
+                      <a:picLocks noChangeAspect="1" noChangeArrowheads="1"/>
+                    </pic:cNvPicPr>
+                  </pic:nvPicPr>
+                  <pic:blipFill>
+                    <a:blip r:embed="rId27">
+                      <a:extLst>
+                        <a:ext uri="{28A0092B-C50C-407E-A947-70E740481C1C}">
+                          <a14:useLocalDpi xmlns:a14="http://schemas.microsoft.com/office/drawing/2010/main" val="0"/>
+                        </a:ext>
+                      </a:extLst>
+                    </a:blip>
+                    <a:srcRect/>
+                    <a:stretch>
+                      <a:fillRect/>
+                    </a:stretch>
+                  </pic:blipFill>
+                  <pic:spPr bwMode="auto">
+                    <a:xfrm>
+                      <a:off x="0" y="0"/>
+                      <a:ext cx="5486400" cy="2646680"/>
+                    </a:xfrm>
+                    <a:prstGeom prst="rect">
+                      <a:avLst/>
+                    </a:prstGeom>
+                    <a:noFill/>
+                    <a:ln>
+                      <a:noFill/>
+                    </a:ln>
+                  </pic:spPr>
+                </pic:pic>
+              </a:graphicData>
+            </a:graphic>
+          </wp:inline>
+        </w:drawing>
+      </w:r>
       <w:r>
         <w:br/>
       </w:r>
@@ -1978,10 +2023,292 @@
         <w:br/>
       </w:r>
       <w:r>
+        <w:lastRenderedPageBreak/>
         <w:br/>
       </w:r>
     </w:p>
-    <w:p>
+    <w:p/>
+    <w:p/>
+    <w:p/>
+    <w:p>
+      <w:r>
+        <w:t>Keyboard input handling</w:t>
+      </w:r>
+    </w:p>
+    <w:p>
+      <w:r>
+        <w:rPr>
+          <w:noProof/>
+        </w:rPr>
+        <w:drawing>
+          <wp:inline distT="0" distB="0" distL="0" distR="0" wp14:anchorId="11EDD89E" wp14:editId="08DD75B1">
+            <wp:extent cx="5486400" cy="2646680"/>
+            <wp:effectExtent l="0" t="0" r="0" b="1270"/>
+            <wp:docPr id="1840012253" name="Picture 3"/>
+            <wp:cNvGraphicFramePr>
+              <a:graphicFrameLocks xmlns:a="http://schemas.openxmlformats.org/drawingml/2006/main" noChangeAspect="1"/>
+            </wp:cNvGraphicFramePr>
+            <a:graphic xmlns:a="http://schemas.openxmlformats.org/drawingml/2006/main">
+              <a:graphicData uri="http://schemas.openxmlformats.org/drawingml/2006/picture">
+                <pic:pic xmlns:pic="http://schemas.openxmlformats.org/drawingml/2006/picture">
+                  <pic:nvPicPr>
+                    <pic:cNvPr id="0" name="Picture 5"/>
+                    <pic:cNvPicPr>
+                      <a:picLocks noChangeAspect="1" noChangeArrowheads="1"/>
+                    </pic:cNvPicPr>
+                  </pic:nvPicPr>
+                  <pic:blipFill>
+                    <a:blip r:embed="rId28">
+                      <a:extLst>
+                        <a:ext uri="{28A0092B-C50C-407E-A947-70E740481C1C}">
+                          <a14:useLocalDpi xmlns:a14="http://schemas.microsoft.com/office/drawing/2010/main" val="0"/>
+                        </a:ext>
+                      </a:extLst>
+                    </a:blip>
+                    <a:srcRect/>
+                    <a:stretch>
+                      <a:fillRect/>
+                    </a:stretch>
+                  </pic:blipFill>
+                  <pic:spPr bwMode="auto">
+                    <a:xfrm>
+                      <a:off x="0" y="0"/>
+                      <a:ext cx="5486400" cy="2646680"/>
+                    </a:xfrm>
+                    <a:prstGeom prst="rect">
+                      <a:avLst/>
+                    </a:prstGeom>
+                    <a:noFill/>
+                    <a:ln>
+                      <a:noFill/>
+                    </a:ln>
+                  </pic:spPr>
+                </pic:pic>
+              </a:graphicData>
+            </a:graphic>
+          </wp:inline>
+        </w:drawing>
+      </w:r>
+    </w:p>
+    <w:p>
+      <w:r>
+        <w:t>Input validation</w:t>
+      </w:r>
+    </w:p>
+    <w:p>
+      <w:pPr>
+        <w:rPr>
+          <w:noProof/>
+        </w:rPr>
+      </w:pPr>
+      <w:r>
+        <w:rPr>
+          <w:noProof/>
+        </w:rPr>
+        <w:drawing>
+          <wp:inline distT="0" distB="0" distL="0" distR="0" wp14:anchorId="43096DF9" wp14:editId="2D1B29CB">
+            <wp:extent cx="5486400" cy="2646680"/>
+            <wp:effectExtent l="0" t="0" r="0" b="1270"/>
+            <wp:docPr id="631915126" name="Picture 4"/>
+            <wp:cNvGraphicFramePr>
+              <a:graphicFrameLocks xmlns:a="http://schemas.openxmlformats.org/drawingml/2006/main" noChangeAspect="1"/>
+            </wp:cNvGraphicFramePr>
+            <a:graphic xmlns:a="http://schemas.openxmlformats.org/drawingml/2006/main">
+              <a:graphicData uri="http://schemas.openxmlformats.org/drawingml/2006/picture">
+                <pic:pic xmlns:pic="http://schemas.openxmlformats.org/drawingml/2006/picture">
+                  <pic:nvPicPr>
+                    <pic:cNvPr id="0" name="Picture 7"/>
+                    <pic:cNvPicPr>
+                      <a:picLocks noChangeAspect="1" noChangeArrowheads="1"/>
+                    </pic:cNvPicPr>
+                  </pic:nvPicPr>
+                  <pic:blipFill>
+                    <a:blip r:embed="rId29">
+                      <a:extLst>
+                        <a:ext uri="{28A0092B-C50C-407E-A947-70E740481C1C}">
+                          <a14:useLocalDpi xmlns:a14="http://schemas.microsoft.com/office/drawing/2010/main" val="0"/>
+                        </a:ext>
+                      </a:extLst>
+                    </a:blip>
+                    <a:srcRect/>
+                    <a:stretch>
+                      <a:fillRect/>
+                    </a:stretch>
+                  </pic:blipFill>
+                  <pic:spPr bwMode="auto">
+                    <a:xfrm>
+                      <a:off x="0" y="0"/>
+                      <a:ext cx="5486400" cy="2646680"/>
+                    </a:xfrm>
+                    <a:prstGeom prst="rect">
+                      <a:avLst/>
+                    </a:prstGeom>
+                    <a:noFill/>
+                    <a:ln>
+                      <a:noFill/>
+                    </a:ln>
+                  </pic:spPr>
+                </pic:pic>
+              </a:graphicData>
+            </a:graphic>
+          </wp:inline>
+        </w:drawing>
+      </w:r>
+    </w:p>
+    <w:p/>
+    <w:p/>
+    <w:p/>
+    <w:p>
+      <w:pPr>
+        <w:rPr>
+          <w:noProof/>
+        </w:rPr>
+      </w:pPr>
+    </w:p>
+    <w:p>
+      <w:pPr>
+        <w:tabs>
+          <w:tab w:val="left" w:pos="6675"/>
+        </w:tabs>
+      </w:pPr>
+      <w:r>
+        <w:tab/>
+      </w:r>
+    </w:p>
+    <w:p>
+      <w:pPr>
+        <w:tabs>
+          <w:tab w:val="left" w:pos="6675"/>
+        </w:tabs>
+      </w:pPr>
+    </w:p>
+    <w:p>
+      <w:pPr>
+        <w:tabs>
+          <w:tab w:val="left" w:pos="6675"/>
+        </w:tabs>
+      </w:pPr>
+      <w:r>
+        <w:t>Event logs</w:t>
+      </w:r>
+    </w:p>
+    <w:p>
+      <w:r>
+        <w:rPr>
+          <w:noProof/>
+        </w:rPr>
+        <w:drawing>
+          <wp:inline distT="0" distB="0" distL="0" distR="0" wp14:anchorId="04384011" wp14:editId="1D875CA9">
+            <wp:extent cx="5486400" cy="2646680"/>
+            <wp:effectExtent l="0" t="0" r="0" b="1270"/>
+            <wp:docPr id="373834820" name="Picture 5"/>
+            <wp:cNvGraphicFramePr>
+              <a:graphicFrameLocks xmlns:a="http://schemas.openxmlformats.org/drawingml/2006/main" noChangeAspect="1"/>
+            </wp:cNvGraphicFramePr>
+            <a:graphic xmlns:a="http://schemas.openxmlformats.org/drawingml/2006/main">
+              <a:graphicData uri="http://schemas.openxmlformats.org/drawingml/2006/picture">
+                <pic:pic xmlns:pic="http://schemas.openxmlformats.org/drawingml/2006/picture">
+                  <pic:nvPicPr>
+                    <pic:cNvPr id="0" name="Picture 9"/>
+                    <pic:cNvPicPr>
+                      <a:picLocks noChangeAspect="1" noChangeArrowheads="1"/>
+                    </pic:cNvPicPr>
+                  </pic:nvPicPr>
+                  <pic:blipFill>
+                    <a:blip r:embed="rId30">
+                      <a:extLst>
+                        <a:ext uri="{28A0092B-C50C-407E-A947-70E740481C1C}">
+                          <a14:useLocalDpi xmlns:a14="http://schemas.microsoft.com/office/drawing/2010/main" val="0"/>
+                        </a:ext>
+                      </a:extLst>
+                    </a:blip>
+                    <a:srcRect/>
+                    <a:stretch>
+                      <a:fillRect/>
+                    </a:stretch>
+                  </pic:blipFill>
+                  <pic:spPr bwMode="auto">
+                    <a:xfrm>
+                      <a:off x="0" y="0"/>
+                      <a:ext cx="5486400" cy="2646680"/>
+                    </a:xfrm>
+                    <a:prstGeom prst="rect">
+                      <a:avLst/>
+                    </a:prstGeom>
+                    <a:noFill/>
+                    <a:ln>
+                      <a:noFill/>
+                    </a:ln>
+                  </pic:spPr>
+                </pic:pic>
+              </a:graphicData>
+            </a:graphic>
+          </wp:inline>
+        </w:drawing>
+      </w:r>
+    </w:p>
+    <w:p>
+      <w:r>
+        <w:t>Tap gues</w:t>
+      </w:r>
+      <w:r>
+        <w:t>ture</w:t>
+      </w:r>
+    </w:p>
+    <w:p>
+      <w:r>
+        <w:rPr>
+          <w:noProof/>
+        </w:rPr>
+        <w:drawing>
+          <wp:inline distT="0" distB="0" distL="0" distR="0" wp14:anchorId="596EFFE3" wp14:editId="41C11F0C">
+            <wp:extent cx="5486400" cy="2886075"/>
+            <wp:effectExtent l="0" t="0" r="0" b="9525"/>
+            <wp:docPr id="1227137080" name="Picture 6"/>
+            <wp:cNvGraphicFramePr>
+              <a:graphicFrameLocks xmlns:a="http://schemas.openxmlformats.org/drawingml/2006/main" noChangeAspect="1"/>
+            </wp:cNvGraphicFramePr>
+            <a:graphic xmlns:a="http://schemas.openxmlformats.org/drawingml/2006/main">
+              <a:graphicData uri="http://schemas.openxmlformats.org/drawingml/2006/picture">
+                <pic:pic xmlns:pic="http://schemas.openxmlformats.org/drawingml/2006/picture">
+                  <pic:nvPicPr>
+                    <pic:cNvPr id="0" name="Picture 11"/>
+                    <pic:cNvPicPr>
+                      <a:picLocks noChangeAspect="1" noChangeArrowheads="1"/>
+                    </pic:cNvPicPr>
+                  </pic:nvPicPr>
+                  <pic:blipFill>
+                    <a:blip r:embed="rId26">
+                      <a:extLst>
+                        <a:ext uri="{28A0092B-C50C-407E-A947-70E740481C1C}">
+                          <a14:useLocalDpi xmlns:a14="http://schemas.microsoft.com/office/drawing/2010/main" val="0"/>
+                        </a:ext>
+                      </a:extLst>
+                    </a:blip>
+                    <a:srcRect/>
+                    <a:stretch>
+                      <a:fillRect/>
+                    </a:stretch>
+                  </pic:blipFill>
+                  <pic:spPr bwMode="auto">
+                    <a:xfrm>
+                      <a:off x="0" y="0"/>
+                      <a:ext cx="5486400" cy="2886075"/>
+                    </a:xfrm>
+                    <a:prstGeom prst="rect">
+                      <a:avLst/>
+                    </a:prstGeom>
+                    <a:noFill/>
+                    <a:ln>
+                      <a:noFill/>
+                    </a:ln>
+                  </pic:spPr>
+                </pic:pic>
+              </a:graphicData>
+            </a:graphic>
+          </wp:inline>
+        </w:drawing>
+      </w:r>
       <w:r>
         <w:br w:type="page"/>
       </w:r>
@@ -2004,12 +2331,39 @@
       </w:r>
     </w:p>
     <w:p>
+      <w:pPr>
+        <w:pStyle w:val="Heading1"/>
+      </w:pPr>
+      <w:r>
+        <w:t>Week 10: Notifications and Background Services</w:t>
+      </w:r>
+    </w:p>
+    <w:p>
+      <w:pPr>
+        <w:pStyle w:val="Heading2"/>
+      </w:pPr>
+      <w:r>
+        <w:t>Same as week 1</w:t>
+      </w:r>
+    </w:p>
+    <w:p>
       <w:r>
         <w:br/>
       </w:r>
       <w:r>
         <w:br/>
       </w:r>
+      <w:r>
+        <w:br/>
+      </w:r>
+    </w:p>
+    <w:p>
+      <w:r>
+        <w:br/>
+      </w:r>
+      <w:r>
+        <w:br/>
+      </w:r>
     </w:p>
     <w:p>
       <w:pPr>
@@ -2037,8 +2391,92 @@
         <w:pStyle w:val="Heading1"/>
       </w:pPr>
       <w:r>
+        <w:t>Week 11: Mobile Security</w:t>
+      </w:r>
+    </w:p>
+    <w:p>
+      <w:pPr>
+        <w:pStyle w:val="Heading2"/>
+      </w:pPr>
+      <w:r>
+        <w:t>Same as week 1</w:t>
+      </w:r>
+    </w:p>
+    <w:p>
+      <w:r>
+        <w:br/>
+      </w:r>
+      <w:r>
+        <w:br/>
+      </w:r>
+      <w:r>
+        <w:br/>
+      </w:r>
+    </w:p>
+    <w:p/>
+    <w:p>
+      <w:pPr>
+        <w:pStyle w:val="Heading1"/>
+      </w:pPr>
+      <w:r>
+        <w:t>Week 12: Testing and Debugging</w:t>
+      </w:r>
+    </w:p>
+    <w:p>
+      <w:pPr>
+        <w:pStyle w:val="Heading2"/>
+      </w:pPr>
+      <w:r>
+        <w:t>Same as week 1</w:t>
+      </w:r>
+    </w:p>
+    <w:p>
+      <w:r>
+        <w:br/>
+      </w:r>
+      <w:r>
+        <w:br/>
+      </w:r>
+      <w:r>
+        <w:br/>
+      </w:r>
+    </w:p>
+    <w:p/>
+    <w:p>
+      <w:pPr>
+        <w:pStyle w:val="Heading1"/>
+      </w:pPr>
+      <w:r>
+        <w:t>Week 13: Application Deployment</w:t>
+      </w:r>
+    </w:p>
+    <w:p>
+      <w:pPr>
+        <w:pStyle w:val="Heading2"/>
+      </w:pPr>
+      <w:r>
+        <w:t>Same as week 1</w:t>
+      </w:r>
+    </w:p>
+    <w:p>
+      <w:r>
+        <w:br/>
+      </w:r>
+      <w:r>
+        <w:br/>
+      </w:r>
+      <w:r>
+        <w:br/>
+      </w:r>
+    </w:p>
+    <w:p/>
+    <w:p>
+      <w:pPr>
+        <w:pStyle w:val="Heading1"/>
+      </w:pPr>
+      <w:r>
         <w:lastRenderedPageBreak/>
-        <w:t>Week 10: Notifications and Background Services</w:t>
+        <w:t>Week 14: Final Project Presentation</w:t>
       </w:r>
     </w:p>
     <w:p>
@@ -2060,6 +2498,23 @@
         <w:br/>
       </w:r>
     </w:p>
+    <w:p/>
+    <w:p>
+      <w:pPr>
+        <w:pStyle w:val="Heading1"/>
+      </w:pPr>
+      <w:r>
+        <w:t>Semester Project Tracking</w:t>
+      </w:r>
+    </w:p>
+    <w:p>
+      <w:pPr>
+        <w:pStyle w:val="Heading2"/>
+      </w:pPr>
+      <w:r>
+        <w:t>Project Title</w:t>
+      </w:r>
+    </w:p>
     <w:p>
       <w:r>
         <w:br/>
@@ -2072,6 +2527,9 @@
       <w:pPr>
         <w:pStyle w:val="Heading2"/>
       </w:pPr>
+      <w:r>
+        <w:t>Project Objectives</w:t>
+      </w:r>
     </w:p>
     <w:p>
       <w:r>
@@ -2080,238 +2538,77 @@
       <w:r>
         <w:br/>
       </w:r>
+    </w:p>
+    <w:p>
+      <w:pPr>
+        <w:pStyle w:val="Heading2"/>
+      </w:pPr>
+      <w:r>
+        <w:t>Project Requirements</w:t>
+      </w:r>
+    </w:p>
+    <w:p>
       <w:r>
         <w:br/>
       </w:r>
-    </w:p>
-    <w:p>
-      <w:r>
-        <w:br w:type="page"/>
-      </w:r>
-    </w:p>
-    <w:p>
-      <w:pPr>
-        <w:pStyle w:val="Heading1"/>
+      <w:r>
+        <w:br/>
+      </w:r>
+    </w:p>
+    <w:p>
+      <w:pPr>
+        <w:pStyle w:val="Heading2"/>
+      </w:pPr>
+      <w:r>
+        <w:t>Development Milestones</w:t>
+      </w:r>
+    </w:p>
+    <w:p>
+      <w:r>
+        <w:br/>
+      </w:r>
+      <w:r>
+        <w:br/>
+      </w:r>
+    </w:p>
+    <w:p>
+      <w:pPr>
+        <w:pStyle w:val="Heading2"/>
+      </w:pPr>
+      <w:r>
+        <w:t>Testing Results</w:t>
+      </w:r>
+    </w:p>
+    <w:p>
+      <w:r>
+        <w:br/>
+      </w:r>
+      <w:r>
+        <w:br/>
+      </w:r>
+    </w:p>
+    <w:p>
+      <w:pPr>
+        <w:pStyle w:val="Heading2"/>
+      </w:pPr>
+      <w:r>
+        <w:t>Lessons Learned</w:t>
+      </w:r>
+    </w:p>
+    <w:p>
+      <w:r>
+        <w:br/>
+      </w:r>
+      <w:r>
+        <w:br/>
+      </w:r>
+    </w:p>
+    <w:p>
+      <w:pPr>
+        <w:pStyle w:val="Heading2"/>
       </w:pPr>
       <w:r>
         <w:lastRenderedPageBreak/>
-        <w:t>Week 11: Mobile Security</w:t>
-      </w:r>
-    </w:p>
-    <w:p>
-      <w:pPr>
-        <w:pStyle w:val="Heading2"/>
-      </w:pPr>
-      <w:r>
-        <w:t>Same as week 1</w:t>
-      </w:r>
-    </w:p>
-    <w:p>
-      <w:r>
-        <w:br/>
-      </w:r>
-      <w:r>
-        <w:br/>
-      </w:r>
-      <w:r>
-        <w:br/>
-      </w:r>
-    </w:p>
-    <w:p/>
-    <w:p>
-      <w:pPr>
-        <w:pStyle w:val="Heading1"/>
-      </w:pPr>
-      <w:r>
-        <w:t>Week 12: Testing and Debugging</w:t>
-      </w:r>
-    </w:p>
-    <w:p>
-      <w:pPr>
-        <w:pStyle w:val="Heading2"/>
-      </w:pPr>
-      <w:r>
-        <w:t>Same as week 1</w:t>
-      </w:r>
-    </w:p>
-    <w:p>
-      <w:r>
-        <w:br/>
-      </w:r>
-      <w:r>
-        <w:br/>
-      </w:r>
-      <w:r>
-        <w:br/>
-      </w:r>
-    </w:p>
-    <w:p/>
-    <w:p>
-      <w:pPr>
-        <w:pStyle w:val="Heading1"/>
-      </w:pPr>
-      <w:r>
-        <w:t>Week 13: Application Deployment</w:t>
-      </w:r>
-    </w:p>
-    <w:p>
-      <w:pPr>
-        <w:pStyle w:val="Heading2"/>
-      </w:pPr>
-      <w:r>
-        <w:t>Same as week 1</w:t>
-      </w:r>
-    </w:p>
-    <w:p>
-      <w:r>
-        <w:br/>
-      </w:r>
-      <w:r>
-        <w:br/>
-      </w:r>
-      <w:r>
-        <w:br/>
-      </w:r>
-    </w:p>
-    <w:p/>
-    <w:p>
-      <w:pPr>
-        <w:pStyle w:val="Heading1"/>
-      </w:pPr>
-      <w:r>
-        <w:t>Week 14: Final Project Presentation</w:t>
-      </w:r>
-    </w:p>
-    <w:p>
-      <w:pPr>
-        <w:pStyle w:val="Heading2"/>
-      </w:pPr>
-      <w:r>
-        <w:t>Same as week 1</w:t>
-      </w:r>
-    </w:p>
-    <w:p>
-      <w:r>
-        <w:br/>
-      </w:r>
-      <w:r>
-        <w:br/>
-      </w:r>
-      <w:r>
-        <w:br/>
-      </w:r>
-    </w:p>
-    <w:p/>
-    <w:p>
-      <w:pPr>
-        <w:pStyle w:val="Heading1"/>
-      </w:pPr>
-      <w:r>
-        <w:lastRenderedPageBreak/>
-        <w:t>Semester Project Tracking</w:t>
-      </w:r>
-    </w:p>
-    <w:p>
-      <w:pPr>
-        <w:pStyle w:val="Heading2"/>
-      </w:pPr>
-      <w:r>
-        <w:t>Project Title</w:t>
-      </w:r>
-    </w:p>
-    <w:p>
-      <w:r>
-        <w:br/>
-      </w:r>
-      <w:r>
-        <w:br/>
-      </w:r>
-    </w:p>
-    <w:p>
-      <w:pPr>
-        <w:pStyle w:val="Heading2"/>
-      </w:pPr>
-      <w:r>
-        <w:t>Project Objectives</w:t>
-      </w:r>
-    </w:p>
-    <w:p>
-      <w:r>
-        <w:br/>
-      </w:r>
-      <w:r>
-        <w:br/>
-      </w:r>
-    </w:p>
-    <w:p>
-      <w:pPr>
-        <w:pStyle w:val="Heading2"/>
-      </w:pPr>
-      <w:r>
-        <w:t>Project Requirements</w:t>
-      </w:r>
-    </w:p>
-    <w:p>
-      <w:r>
-        <w:br/>
-      </w:r>
-      <w:r>
-        <w:br/>
-      </w:r>
-    </w:p>
-    <w:p>
-      <w:pPr>
-        <w:pStyle w:val="Heading2"/>
-      </w:pPr>
-      <w:r>
-        <w:t>Development Milestones</w:t>
-      </w:r>
-    </w:p>
-    <w:p>
-      <w:r>
-        <w:br/>
-      </w:r>
-      <w:r>
-        <w:br/>
-      </w:r>
-    </w:p>
-    <w:p>
-      <w:pPr>
-        <w:pStyle w:val="Heading2"/>
-      </w:pPr>
-      <w:r>
-        <w:t>Testing Results</w:t>
-      </w:r>
-    </w:p>
-    <w:p>
-      <w:r>
-        <w:br/>
-      </w:r>
-      <w:r>
-        <w:br/>
-      </w:r>
-    </w:p>
-    <w:p>
-      <w:pPr>
-        <w:pStyle w:val="Heading2"/>
-      </w:pPr>
-      <w:r>
-        <w:t>Lessons Learned</w:t>
-      </w:r>
-    </w:p>
-    <w:p>
-      <w:r>
-        <w:br/>
-      </w:r>
-      <w:r>
-        <w:br/>
-      </w:r>
-    </w:p>
-    <w:p>
-      <w:pPr>
-        <w:pStyle w:val="Heading2"/>
-      </w:pPr>
-      <w:r>
         <w:t>Future Improvements</w:t>
       </w:r>
     </w:p>

--- a/Logbook.docx
+++ b/Logbook.docx
@@ -5,155 +5,454 @@
     <w:p>
       <w:pPr>
         <w:pStyle w:val="Title"/>
-      </w:pPr>
-      <w:r>
+        <w:rPr>
+          <w:rFonts w:ascii="Times New Roman" w:hAnsi="Times New Roman" w:cs="Times New Roman"/>
+          <w:sz w:val="24"/>
+          <w:szCs w:val="24"/>
+        </w:rPr>
+      </w:pPr>
+      <w:r>
+        <w:rPr>
+          <w:rFonts w:ascii="Times New Roman" w:hAnsi="Times New Roman" w:cs="Times New Roman"/>
+          <w:sz w:val="24"/>
+          <w:szCs w:val="24"/>
+        </w:rPr>
         <w:t>BIT 4107 – Mobile Application Development</w:t>
       </w:r>
     </w:p>
     <w:p>
-      <w:r>
+      <w:pPr>
+        <w:rPr>
+          <w:rFonts w:ascii="Times New Roman" w:hAnsi="Times New Roman" w:cs="Times New Roman"/>
+          <w:sz w:val="24"/>
+          <w:szCs w:val="24"/>
+        </w:rPr>
+      </w:pPr>
+      <w:r>
+        <w:rPr>
+          <w:rFonts w:ascii="Times New Roman" w:hAnsi="Times New Roman" w:cs="Times New Roman"/>
+          <w:sz w:val="24"/>
+          <w:szCs w:val="24"/>
+        </w:rPr>
         <w:t>ENHANCED PROFESSIONAL STUDENT LOGBOOK</w:t>
       </w:r>
     </w:p>
     <w:p>
-      <w:r>
+      <w:pPr>
+        <w:rPr>
+          <w:rFonts w:ascii="Times New Roman" w:hAnsi="Times New Roman" w:cs="Times New Roman"/>
+          <w:sz w:val="24"/>
+          <w:szCs w:val="24"/>
+        </w:rPr>
+      </w:pPr>
+      <w:r>
+        <w:rPr>
+          <w:rFonts w:ascii="Times New Roman" w:hAnsi="Times New Roman" w:cs="Times New Roman"/>
+          <w:sz w:val="24"/>
+          <w:szCs w:val="24"/>
+        </w:rPr>
         <w:t xml:space="preserve">Student Name: </w:t>
       </w:r>
       <w:r>
+        <w:rPr>
+          <w:rFonts w:ascii="Times New Roman" w:hAnsi="Times New Roman" w:cs="Times New Roman"/>
+          <w:sz w:val="24"/>
+          <w:szCs w:val="24"/>
+        </w:rPr>
         <w:t>Agnes Nungari Mwangi</w:t>
       </w:r>
     </w:p>
     <w:p>
-      <w:r>
+      <w:pPr>
+        <w:rPr>
+          <w:rFonts w:ascii="Times New Roman" w:hAnsi="Times New Roman" w:cs="Times New Roman"/>
+          <w:sz w:val="24"/>
+          <w:szCs w:val="24"/>
+        </w:rPr>
+      </w:pPr>
+      <w:r>
+        <w:rPr>
+          <w:rFonts w:ascii="Times New Roman" w:hAnsi="Times New Roman" w:cs="Times New Roman"/>
+          <w:sz w:val="24"/>
+          <w:szCs w:val="24"/>
+        </w:rPr>
         <w:t xml:space="preserve">Admission Number: </w:t>
       </w:r>
       <w:r>
+        <w:rPr>
+          <w:rFonts w:ascii="Times New Roman" w:hAnsi="Times New Roman" w:cs="Times New Roman"/>
+          <w:sz w:val="24"/>
+          <w:szCs w:val="24"/>
+        </w:rPr>
         <w:t>BIT/2024/54977</w:t>
       </w:r>
     </w:p>
     <w:p>
-      <w:r>
+      <w:pPr>
+        <w:rPr>
+          <w:rFonts w:ascii="Times New Roman" w:hAnsi="Times New Roman" w:cs="Times New Roman"/>
+          <w:sz w:val="24"/>
+          <w:szCs w:val="24"/>
+        </w:rPr>
+      </w:pPr>
+      <w:r>
+        <w:rPr>
+          <w:rFonts w:ascii="Times New Roman" w:hAnsi="Times New Roman" w:cs="Times New Roman"/>
+          <w:sz w:val="24"/>
+          <w:szCs w:val="24"/>
+        </w:rPr>
         <w:t xml:space="preserve">School/Faculty: </w:t>
       </w:r>
       <w:r>
+        <w:rPr>
+          <w:rFonts w:ascii="Times New Roman" w:hAnsi="Times New Roman" w:cs="Times New Roman"/>
+          <w:sz w:val="24"/>
+          <w:szCs w:val="24"/>
+        </w:rPr>
         <w:t>School of Computing and Informatics</w:t>
       </w:r>
     </w:p>
     <w:p>
-      <w:r>
+      <w:pPr>
+        <w:rPr>
+          <w:rFonts w:ascii="Times New Roman" w:hAnsi="Times New Roman" w:cs="Times New Roman"/>
+          <w:sz w:val="24"/>
+          <w:szCs w:val="24"/>
+        </w:rPr>
+      </w:pPr>
+      <w:r>
+        <w:rPr>
+          <w:rFonts w:ascii="Times New Roman" w:hAnsi="Times New Roman" w:cs="Times New Roman"/>
+          <w:sz w:val="24"/>
+          <w:szCs w:val="24"/>
+        </w:rPr>
         <w:t>Program</w:t>
       </w:r>
       <w:r>
+        <w:rPr>
+          <w:rFonts w:ascii="Times New Roman" w:hAnsi="Times New Roman" w:cs="Times New Roman"/>
+          <w:sz w:val="24"/>
+          <w:szCs w:val="24"/>
+        </w:rPr>
         <w:t xml:space="preserve">: </w:t>
       </w:r>
       <w:r>
+        <w:rPr>
+          <w:rFonts w:ascii="Times New Roman" w:hAnsi="Times New Roman" w:cs="Times New Roman"/>
+          <w:sz w:val="24"/>
+          <w:szCs w:val="24"/>
+        </w:rPr>
         <w:t>Information Technology</w:t>
       </w:r>
     </w:p>
     <w:p>
-      <w:r>
+      <w:pPr>
+        <w:rPr>
+          <w:rFonts w:ascii="Times New Roman" w:hAnsi="Times New Roman" w:cs="Times New Roman"/>
+          <w:sz w:val="24"/>
+          <w:szCs w:val="24"/>
+        </w:rPr>
+      </w:pPr>
+      <w:r>
+        <w:rPr>
+          <w:rFonts w:ascii="Times New Roman" w:hAnsi="Times New Roman" w:cs="Times New Roman"/>
+          <w:sz w:val="24"/>
+          <w:szCs w:val="24"/>
+        </w:rPr>
         <w:t xml:space="preserve">Academic Year: </w:t>
       </w:r>
       <w:r>
+        <w:rPr>
+          <w:rFonts w:ascii="Times New Roman" w:hAnsi="Times New Roman" w:cs="Times New Roman"/>
+          <w:sz w:val="24"/>
+          <w:szCs w:val="24"/>
+        </w:rPr>
         <w:t>Third</w:t>
       </w:r>
     </w:p>
     <w:p>
-      <w:r>
+      <w:pPr>
+        <w:rPr>
+          <w:rFonts w:ascii="Times New Roman" w:hAnsi="Times New Roman" w:cs="Times New Roman"/>
+          <w:sz w:val="24"/>
+          <w:szCs w:val="24"/>
+        </w:rPr>
+      </w:pPr>
+      <w:r>
+        <w:rPr>
+          <w:rFonts w:ascii="Times New Roman" w:hAnsi="Times New Roman" w:cs="Times New Roman"/>
+          <w:sz w:val="24"/>
+          <w:szCs w:val="24"/>
+        </w:rPr>
         <w:t xml:space="preserve">Semester: </w:t>
       </w:r>
       <w:r>
+        <w:rPr>
+          <w:rFonts w:ascii="Times New Roman" w:hAnsi="Times New Roman" w:cs="Times New Roman"/>
+          <w:sz w:val="24"/>
+          <w:szCs w:val="24"/>
+        </w:rPr>
         <w:t>Two</w:t>
       </w:r>
     </w:p>
     <w:p>
-      <w:r>
+      <w:pPr>
+        <w:rPr>
+          <w:rFonts w:ascii="Times New Roman" w:hAnsi="Times New Roman" w:cs="Times New Roman"/>
+          <w:sz w:val="24"/>
+          <w:szCs w:val="24"/>
+        </w:rPr>
+      </w:pPr>
+      <w:r>
+        <w:rPr>
+          <w:rFonts w:ascii="Times New Roman" w:hAnsi="Times New Roman" w:cs="Times New Roman"/>
+          <w:sz w:val="24"/>
+          <w:szCs w:val="24"/>
+        </w:rPr>
         <w:t xml:space="preserve">Lecturer: </w:t>
       </w:r>
       <w:r>
+        <w:rPr>
+          <w:rFonts w:ascii="Times New Roman" w:hAnsi="Times New Roman" w:cs="Times New Roman"/>
+          <w:sz w:val="24"/>
+          <w:szCs w:val="24"/>
+        </w:rPr>
         <w:t>Nyoro Micheal</w:t>
       </w:r>
     </w:p>
     <w:p>
-      <w:r>
+      <w:pPr>
+        <w:rPr>
+          <w:rFonts w:ascii="Times New Roman" w:hAnsi="Times New Roman" w:cs="Times New Roman"/>
+          <w:sz w:val="24"/>
+          <w:szCs w:val="24"/>
+        </w:rPr>
+      </w:pPr>
+      <w:r>
+        <w:rPr>
+          <w:rFonts w:ascii="Times New Roman" w:hAnsi="Times New Roman" w:cs="Times New Roman"/>
+          <w:sz w:val="24"/>
+          <w:szCs w:val="24"/>
+        </w:rPr>
         <w:t xml:space="preserve">Phone Number: </w:t>
       </w:r>
       <w:r>
+        <w:rPr>
+          <w:rFonts w:ascii="Times New Roman" w:hAnsi="Times New Roman" w:cs="Times New Roman"/>
+          <w:sz w:val="24"/>
+          <w:szCs w:val="24"/>
+        </w:rPr>
         <w:t>0792042475</w:t>
       </w:r>
     </w:p>
     <w:p>
-      <w:r>
+      <w:pPr>
+        <w:rPr>
+          <w:rFonts w:ascii="Times New Roman" w:hAnsi="Times New Roman" w:cs="Times New Roman"/>
+          <w:sz w:val="24"/>
+          <w:szCs w:val="24"/>
+        </w:rPr>
+      </w:pPr>
+      <w:r>
+        <w:rPr>
+          <w:rFonts w:ascii="Times New Roman" w:hAnsi="Times New Roman" w:cs="Times New Roman"/>
+          <w:sz w:val="24"/>
+          <w:szCs w:val="24"/>
+        </w:rPr>
         <w:br w:type="page"/>
       </w:r>
     </w:p>
     <w:p>
       <w:pPr>
         <w:pStyle w:val="Heading1"/>
-      </w:pPr>
-      <w:r>
+        <w:rPr>
+          <w:rFonts w:ascii="Times New Roman" w:hAnsi="Times New Roman" w:cs="Times New Roman"/>
+          <w:sz w:val="24"/>
+          <w:szCs w:val="24"/>
+        </w:rPr>
+      </w:pPr>
+      <w:r>
+        <w:rPr>
+          <w:rFonts w:ascii="Times New Roman" w:hAnsi="Times New Roman" w:cs="Times New Roman"/>
+          <w:sz w:val="24"/>
+          <w:szCs w:val="24"/>
+        </w:rPr>
         <w:lastRenderedPageBreak/>
         <w:t>Instructions</w:t>
       </w:r>
     </w:p>
     <w:p>
-      <w:r>
+      <w:pPr>
+        <w:rPr>
+          <w:rFonts w:ascii="Times New Roman" w:hAnsi="Times New Roman" w:cs="Times New Roman"/>
+          <w:sz w:val="24"/>
+          <w:szCs w:val="24"/>
+        </w:rPr>
+      </w:pPr>
+      <w:r>
+        <w:rPr>
+          <w:rFonts w:ascii="Times New Roman" w:hAnsi="Times New Roman" w:cs="Times New Roman"/>
+          <w:sz w:val="24"/>
+          <w:szCs w:val="24"/>
+        </w:rPr>
         <w:t>This logbook is used to document weekly learning activities, practical exercises, skills acquired, challenges encountered, solutions applied, and reflections. Students should complete all sections every week.</w:t>
       </w:r>
     </w:p>
     <w:p>
-      <w:r>
+      <w:pPr>
+        <w:rPr>
+          <w:rFonts w:ascii="Times New Roman" w:hAnsi="Times New Roman" w:cs="Times New Roman"/>
+          <w:sz w:val="24"/>
+          <w:szCs w:val="24"/>
+        </w:rPr>
+      </w:pPr>
+      <w:r>
+        <w:rPr>
+          <w:rFonts w:ascii="Times New Roman" w:hAnsi="Times New Roman" w:cs="Times New Roman"/>
+          <w:sz w:val="24"/>
+          <w:szCs w:val="24"/>
+        </w:rPr>
         <w:t>Each week to follow remarks in week 1 section.</w:t>
       </w:r>
     </w:p>
-    <w:p/>
-    <w:p>
-      <w:r>
+    <w:p>
+      <w:pPr>
+        <w:rPr>
+          <w:rFonts w:ascii="Times New Roman" w:hAnsi="Times New Roman" w:cs="Times New Roman"/>
+          <w:sz w:val="24"/>
+          <w:szCs w:val="24"/>
+        </w:rPr>
+      </w:pPr>
+    </w:p>
+    <w:p>
+      <w:pPr>
+        <w:rPr>
+          <w:rFonts w:ascii="Times New Roman" w:hAnsi="Times New Roman" w:cs="Times New Roman"/>
+          <w:sz w:val="24"/>
+          <w:szCs w:val="24"/>
+        </w:rPr>
+      </w:pPr>
+      <w:r>
+        <w:rPr>
+          <w:rFonts w:ascii="Times New Roman" w:hAnsi="Times New Roman" w:cs="Times New Roman"/>
+          <w:sz w:val="24"/>
+          <w:szCs w:val="24"/>
+        </w:rPr>
         <w:t>Autogenerated Table of content</w:t>
       </w:r>
     </w:p>
     <w:p>
       <w:pPr>
         <w:pStyle w:val="Heading1"/>
-      </w:pPr>
-      <w:r>
+        <w:rPr>
+          <w:rFonts w:ascii="Times New Roman" w:hAnsi="Times New Roman" w:cs="Times New Roman"/>
+          <w:sz w:val="24"/>
+          <w:szCs w:val="24"/>
+        </w:rPr>
+      </w:pPr>
+      <w:r>
+        <w:rPr>
+          <w:rFonts w:ascii="Times New Roman" w:hAnsi="Times New Roman" w:cs="Times New Roman"/>
+          <w:sz w:val="24"/>
+          <w:szCs w:val="24"/>
+        </w:rPr>
         <w:t>Week 1: Introduction to Mobile Application Development</w:t>
       </w:r>
     </w:p>
     <w:p>
       <w:pPr>
         <w:pStyle w:val="Heading2"/>
-      </w:pPr>
-      <w:r>
+        <w:rPr>
+          <w:rFonts w:ascii="Times New Roman" w:hAnsi="Times New Roman" w:cs="Times New Roman"/>
+          <w:sz w:val="24"/>
+          <w:szCs w:val="24"/>
+        </w:rPr>
+      </w:pPr>
+      <w:r>
+        <w:rPr>
+          <w:rFonts w:ascii="Times New Roman" w:hAnsi="Times New Roman" w:cs="Times New Roman"/>
+          <w:sz w:val="24"/>
+          <w:szCs w:val="24"/>
+        </w:rPr>
         <w:t>Practical Activities Undertaken</w:t>
       </w:r>
     </w:p>
     <w:p>
-      <w:r>
+      <w:pPr>
+        <w:rPr>
+          <w:rFonts w:ascii="Times New Roman" w:hAnsi="Times New Roman" w:cs="Times New Roman"/>
+          <w:sz w:val="24"/>
+          <w:szCs w:val="24"/>
+        </w:rPr>
+      </w:pPr>
+      <w:r>
+        <w:rPr>
+          <w:rFonts w:ascii="Times New Roman" w:hAnsi="Times New Roman" w:cs="Times New Roman"/>
+          <w:sz w:val="24"/>
+          <w:szCs w:val="24"/>
+        </w:rPr>
         <w:br/>
         <w:t xml:space="preserve">only screenshots needed and labeling </w:t>
       </w:r>
       <w:r>
+        <w:rPr>
+          <w:rFonts w:ascii="Times New Roman" w:hAnsi="Times New Roman" w:cs="Times New Roman"/>
+          <w:sz w:val="24"/>
+          <w:szCs w:val="24"/>
+        </w:rPr>
         <w:br/>
         <w:t>Screenshots/Evidence Attached (Yes/No)</w:t>
       </w:r>
       <w:r>
+        <w:rPr>
+          <w:rFonts w:ascii="Times New Roman" w:hAnsi="Times New Roman" w:cs="Times New Roman"/>
+          <w:sz w:val="24"/>
+          <w:szCs w:val="24"/>
+        </w:rPr>
         <w:br/>
       </w:r>
     </w:p>
     <w:p>
       <w:pPr>
         <w:pStyle w:val="Heading2"/>
-      </w:pPr>
-      <w:r>
+        <w:rPr>
+          <w:rFonts w:ascii="Times New Roman" w:hAnsi="Times New Roman" w:cs="Times New Roman"/>
+          <w:sz w:val="24"/>
+          <w:szCs w:val="24"/>
+        </w:rPr>
+      </w:pPr>
+      <w:r>
+        <w:rPr>
+          <w:rFonts w:ascii="Times New Roman" w:hAnsi="Times New Roman" w:cs="Times New Roman"/>
+          <w:sz w:val="24"/>
+          <w:szCs w:val="24"/>
+        </w:rPr>
         <w:t>Tools/Software Used</w:t>
       </w:r>
     </w:p>
-    <w:p/>
-    <w:p>
-      <w:r>
-        <w:rPr>
+    <w:p>
+      <w:pPr>
+        <w:rPr>
+          <w:rFonts w:ascii="Times New Roman" w:hAnsi="Times New Roman" w:cs="Times New Roman"/>
+          <w:sz w:val="24"/>
+          <w:szCs w:val="24"/>
+        </w:rPr>
+      </w:pPr>
+    </w:p>
+    <w:p>
+      <w:pPr>
+        <w:rPr>
+          <w:rFonts w:ascii="Times New Roman" w:hAnsi="Times New Roman" w:cs="Times New Roman"/>
+          <w:sz w:val="24"/>
+          <w:szCs w:val="24"/>
+        </w:rPr>
+      </w:pPr>
+      <w:r>
+        <w:rPr>
+          <w:rFonts w:ascii="Times New Roman" w:hAnsi="Times New Roman" w:cs="Times New Roman"/>
           <w:noProof/>
+          <w:sz w:val="24"/>
+          <w:szCs w:val="24"/>
         </w:rPr>
         <w:drawing>
           <wp:inline distT="0" distB="0" distL="0" distR="0" wp14:anchorId="04073394" wp14:editId="4CFF630B">
@@ -205,37 +504,99 @@
         </w:drawing>
       </w:r>
       <w:r>
+        <w:rPr>
+          <w:rFonts w:ascii="Times New Roman" w:hAnsi="Times New Roman" w:cs="Times New Roman"/>
+          <w:sz w:val="24"/>
+          <w:szCs w:val="24"/>
+        </w:rPr>
         <w:br/>
       </w:r>
     </w:p>
-    <w:p/>
+    <w:p>
+      <w:pPr>
+        <w:rPr>
+          <w:rFonts w:ascii="Times New Roman" w:hAnsi="Times New Roman" w:cs="Times New Roman"/>
+          <w:sz w:val="24"/>
+          <w:szCs w:val="24"/>
+        </w:rPr>
+      </w:pPr>
+    </w:p>
     <w:p>
       <w:pPr>
         <w:pStyle w:val="Heading2"/>
-      </w:pPr>
-    </w:p>
-    <w:p>
-      <w:r>
+        <w:rPr>
+          <w:rFonts w:ascii="Times New Roman" w:hAnsi="Times New Roman" w:cs="Times New Roman"/>
+          <w:sz w:val="24"/>
+          <w:szCs w:val="24"/>
+        </w:rPr>
+      </w:pPr>
+    </w:p>
+    <w:p>
+      <w:pPr>
+        <w:rPr>
+          <w:rFonts w:ascii="Times New Roman" w:hAnsi="Times New Roman" w:cs="Times New Roman"/>
+          <w:sz w:val="24"/>
+          <w:szCs w:val="24"/>
+        </w:rPr>
+      </w:pPr>
+      <w:r>
+        <w:rPr>
+          <w:rFonts w:ascii="Times New Roman" w:hAnsi="Times New Roman" w:cs="Times New Roman"/>
+          <w:sz w:val="24"/>
+          <w:szCs w:val="24"/>
+        </w:rPr>
         <w:br/>
       </w:r>
     </w:p>
     <w:p>
-      <w:r>
+      <w:pPr>
+        <w:rPr>
+          <w:rFonts w:ascii="Times New Roman" w:hAnsi="Times New Roman" w:cs="Times New Roman"/>
+          <w:sz w:val="24"/>
+          <w:szCs w:val="24"/>
+        </w:rPr>
+      </w:pPr>
+      <w:r>
+        <w:rPr>
+          <w:rFonts w:ascii="Times New Roman" w:hAnsi="Times New Roman" w:cs="Times New Roman"/>
+          <w:sz w:val="24"/>
+          <w:szCs w:val="24"/>
+        </w:rPr>
         <w:lastRenderedPageBreak/>
         <w:br/>
       </w:r>
       <w:r>
+        <w:rPr>
+          <w:rFonts w:ascii="Times New Roman" w:hAnsi="Times New Roman" w:cs="Times New Roman"/>
+          <w:sz w:val="24"/>
+          <w:szCs w:val="24"/>
+        </w:rPr>
         <w:br/>
       </w:r>
       <w:r>
+        <w:rPr>
+          <w:rFonts w:ascii="Times New Roman" w:hAnsi="Times New Roman" w:cs="Times New Roman"/>
+          <w:sz w:val="24"/>
+          <w:szCs w:val="24"/>
+        </w:rPr>
         <w:br/>
       </w:r>
     </w:p>
     <w:p>
       <w:pPr>
         <w:pStyle w:val="Heading2"/>
-      </w:pPr>
-      <w:r>
+        <w:rPr>
+          <w:rFonts w:ascii="Times New Roman" w:hAnsi="Times New Roman" w:cs="Times New Roman"/>
+          <w:sz w:val="24"/>
+          <w:szCs w:val="24"/>
+        </w:rPr>
+      </w:pPr>
+      <w:r>
+        <w:rPr>
+          <w:rFonts w:ascii="Times New Roman" w:hAnsi="Times New Roman" w:cs="Times New Roman"/>
+          <w:sz w:val="24"/>
+          <w:szCs w:val="24"/>
+        </w:rPr>
         <w:t>Personal Reflection</w:t>
       </w:r>
     </w:p>
@@ -248,13 +609,28 @@
         </w:rPr>
       </w:pPr>
       <w:r>
+        <w:rPr>
+          <w:rFonts w:ascii="Times New Roman" w:hAnsi="Times New Roman" w:cs="Times New Roman"/>
+          <w:sz w:val="24"/>
+          <w:szCs w:val="24"/>
+        </w:rPr>
         <w:br/>
         <w:t xml:space="preserve">not more than 50 words </w:t>
       </w:r>
       <w:r>
+        <w:rPr>
+          <w:rFonts w:ascii="Times New Roman" w:hAnsi="Times New Roman" w:cs="Times New Roman"/>
+          <w:sz w:val="24"/>
+          <w:szCs w:val="24"/>
+        </w:rPr>
         <w:br/>
       </w:r>
       <w:r>
+        <w:rPr>
+          <w:rFonts w:ascii="Times New Roman" w:hAnsi="Times New Roman" w:cs="Times New Roman"/>
+          <w:sz w:val="24"/>
+          <w:szCs w:val="24"/>
+        </w:rPr>
         <w:br/>
       </w:r>
       <w:r>
@@ -266,12 +642,30 @@
         <w:t>This week I learned the fundamentals of mobile application development, including the different types of mobile applications and their importance in solving real-world problems. I gained an understanding of the mobile application development lifecycle and the tools commonly used to create mobile apps. This knowledge provided a strong foundation for the development of the AI CyberShield project.</w:t>
       </w:r>
     </w:p>
-    <w:p/>
+    <w:p>
+      <w:pPr>
+        <w:rPr>
+          <w:rFonts w:ascii="Times New Roman" w:hAnsi="Times New Roman" w:cs="Times New Roman"/>
+          <w:sz w:val="24"/>
+          <w:szCs w:val="24"/>
+        </w:rPr>
+      </w:pPr>
+    </w:p>
     <w:p>
       <w:pPr>
         <w:pStyle w:val="Heading1"/>
-      </w:pPr>
-      <w:r>
+        <w:rPr>
+          <w:rFonts w:ascii="Times New Roman" w:hAnsi="Times New Roman" w:cs="Times New Roman"/>
+          <w:sz w:val="24"/>
+          <w:szCs w:val="24"/>
+        </w:rPr>
+      </w:pPr>
+      <w:r>
+        <w:rPr>
+          <w:rFonts w:ascii="Times New Roman" w:hAnsi="Times New Roman" w:cs="Times New Roman"/>
+          <w:sz w:val="24"/>
+          <w:szCs w:val="24"/>
+        </w:rPr>
         <w:t>Week 2: Mobile Development Environment</w:t>
       </w:r>
     </w:p>
@@ -310,20 +704,27 @@
       </w:r>
     </w:p>
     <w:p>
-      <w:r>
-        <w:rPr>
-          <w:rFonts w:ascii="Times New Roman" w:hAnsi="Times New Roman" w:cs="Times New Roman"/>
-          <w:sz w:val="24"/>
-          <w:szCs w:val="24"/>
-        </w:rPr>
-        <w:t>Student Management</w:t>
-      </w:r>
-      <w:r>
-        <w:t xml:space="preserve"> </w:t>
-      </w:r>
-      <w:r>
-        <w:rPr>
+      <w:pPr>
+        <w:rPr>
+          <w:rFonts w:ascii="Times New Roman" w:hAnsi="Times New Roman" w:cs="Times New Roman"/>
+          <w:sz w:val="24"/>
+          <w:szCs w:val="24"/>
+        </w:rPr>
+      </w:pPr>
+      <w:r>
+        <w:rPr>
+          <w:rFonts w:ascii="Times New Roman" w:hAnsi="Times New Roman" w:cs="Times New Roman"/>
+          <w:sz w:val="24"/>
+          <w:szCs w:val="24"/>
+        </w:rPr>
+        <w:t xml:space="preserve">Student Management </w:t>
+      </w:r>
+      <w:r>
+        <w:rPr>
+          <w:rFonts w:ascii="Times New Roman" w:hAnsi="Times New Roman" w:cs="Times New Roman"/>
           <w:noProof/>
+          <w:sz w:val="24"/>
+          <w:szCs w:val="24"/>
         </w:rPr>
         <w:drawing>
           <wp:inline distT="0" distB="0" distL="0" distR="0" wp14:anchorId="52AECCEF" wp14:editId="69808DC6">
@@ -376,7 +777,10 @@
       </w:r>
       <w:r>
         <w:rPr>
+          <w:rFonts w:ascii="Times New Roman" w:hAnsi="Times New Roman" w:cs="Times New Roman"/>
           <w:noProof/>
+          <w:sz w:val="24"/>
+          <w:szCs w:val="24"/>
         </w:rPr>
         <w:lastRenderedPageBreak/>
         <w:drawing>
@@ -430,7 +834,10 @@
       </w:r>
       <w:r>
         <w:rPr>
+          <w:rFonts w:ascii="Times New Roman" w:hAnsi="Times New Roman" w:cs="Times New Roman"/>
           <w:noProof/>
+          <w:sz w:val="24"/>
+          <w:szCs w:val="24"/>
         </w:rPr>
         <w:drawing>
           <wp:inline distT="0" distB="0" distL="0" distR="0" wp14:anchorId="0113F2D5" wp14:editId="22BA34EA">
@@ -482,21 +889,57 @@
         </w:drawing>
       </w:r>
     </w:p>
-    <w:p/>
+    <w:p>
+      <w:pPr>
+        <w:rPr>
+          <w:rFonts w:ascii="Times New Roman" w:hAnsi="Times New Roman" w:cs="Times New Roman"/>
+          <w:sz w:val="24"/>
+          <w:szCs w:val="24"/>
+        </w:rPr>
+      </w:pPr>
+    </w:p>
     <w:p>
       <w:pPr>
         <w:pStyle w:val="Heading1"/>
-      </w:pPr>
-      <w:r>
+        <w:rPr>
+          <w:rFonts w:ascii="Times New Roman" w:hAnsi="Times New Roman" w:cs="Times New Roman"/>
+          <w:sz w:val="24"/>
+          <w:szCs w:val="24"/>
+        </w:rPr>
+      </w:pPr>
+      <w:r>
+        <w:rPr>
+          <w:rFonts w:ascii="Times New Roman" w:hAnsi="Times New Roman" w:cs="Times New Roman"/>
+          <w:sz w:val="24"/>
+          <w:szCs w:val="24"/>
+        </w:rPr>
         <w:t>Week 3: User Interface Design</w:t>
       </w:r>
     </w:p>
-    <w:p/>
+    <w:p>
+      <w:pPr>
+        <w:rPr>
+          <w:rFonts w:ascii="Times New Roman" w:hAnsi="Times New Roman" w:cs="Times New Roman"/>
+          <w:sz w:val="24"/>
+          <w:szCs w:val="24"/>
+        </w:rPr>
+      </w:pPr>
+    </w:p>
     <w:p>
       <w:pPr>
         <w:pStyle w:val="Heading2"/>
-      </w:pPr>
-      <w:r>
+        <w:rPr>
+          <w:rFonts w:ascii="Times New Roman" w:hAnsi="Times New Roman" w:cs="Times New Roman"/>
+          <w:sz w:val="24"/>
+          <w:szCs w:val="24"/>
+        </w:rPr>
+      </w:pPr>
+      <w:r>
+        <w:rPr>
+          <w:rFonts w:ascii="Times New Roman" w:hAnsi="Times New Roman" w:cs="Times New Roman"/>
+          <w:sz w:val="24"/>
+          <w:szCs w:val="24"/>
+        </w:rPr>
         <w:t>Same as week 1</w:t>
       </w:r>
     </w:p>
@@ -559,13 +1002,28 @@
       </w:r>
     </w:p>
     <w:p>
-      <w:r>
+      <w:pPr>
+        <w:rPr>
+          <w:rFonts w:ascii="Times New Roman" w:hAnsi="Times New Roman" w:cs="Times New Roman"/>
+          <w:sz w:val="24"/>
+          <w:szCs w:val="24"/>
+        </w:rPr>
+      </w:pPr>
+      <w:r>
+        <w:rPr>
+          <w:rFonts w:ascii="Times New Roman" w:hAnsi="Times New Roman" w:cs="Times New Roman"/>
+          <w:sz w:val="24"/>
+          <w:szCs w:val="24"/>
+        </w:rPr>
         <w:lastRenderedPageBreak/>
         <w:br/>
       </w:r>
       <w:r>
         <w:rPr>
+          <w:rFonts w:ascii="Times New Roman" w:hAnsi="Times New Roman" w:cs="Times New Roman"/>
           <w:noProof/>
+          <w:sz w:val="24"/>
+          <w:szCs w:val="24"/>
         </w:rPr>
         <w:drawing>
           <wp:inline distT="0" distB="0" distL="0" distR="0" wp14:anchorId="53C03C17" wp14:editId="040858F3">
@@ -617,19 +1075,44 @@
         </w:drawing>
       </w:r>
       <w:r>
+        <w:rPr>
+          <w:rFonts w:ascii="Times New Roman" w:hAnsi="Times New Roman" w:cs="Times New Roman"/>
+          <w:sz w:val="24"/>
+          <w:szCs w:val="24"/>
+        </w:rPr>
         <w:br/>
       </w:r>
       <w:r>
+        <w:rPr>
+          <w:rFonts w:ascii="Times New Roman" w:hAnsi="Times New Roman" w:cs="Times New Roman"/>
+          <w:sz w:val="24"/>
+          <w:szCs w:val="24"/>
+        </w:rPr>
         <w:br/>
       </w:r>
       <w:r>
+        <w:rPr>
+          <w:rFonts w:ascii="Times New Roman" w:hAnsi="Times New Roman" w:cs="Times New Roman"/>
+          <w:sz w:val="24"/>
+          <w:szCs w:val="24"/>
+        </w:rPr>
         <w:t>Login screen</w:t>
       </w:r>
     </w:p>
     <w:p>
-      <w:r>
-        <w:rPr>
+      <w:pPr>
+        <w:rPr>
+          <w:rFonts w:ascii="Times New Roman" w:hAnsi="Times New Roman" w:cs="Times New Roman"/>
+          <w:sz w:val="24"/>
+          <w:szCs w:val="24"/>
+        </w:rPr>
+      </w:pPr>
+      <w:r>
+        <w:rPr>
+          <w:rFonts w:ascii="Times New Roman" w:hAnsi="Times New Roman" w:cs="Times New Roman"/>
           <w:noProof/>
+          <w:sz w:val="24"/>
+          <w:szCs w:val="24"/>
         </w:rPr>
         <w:drawing>
           <wp:inline distT="0" distB="0" distL="0" distR="0" wp14:anchorId="451B622B" wp14:editId="77729D76">
@@ -682,23 +1165,60 @@
       </w:r>
     </w:p>
     <w:p>
-      <w:r>
+      <w:pPr>
+        <w:rPr>
+          <w:rFonts w:ascii="Times New Roman" w:hAnsi="Times New Roman" w:cs="Times New Roman"/>
+          <w:sz w:val="24"/>
+          <w:szCs w:val="24"/>
+        </w:rPr>
+      </w:pPr>
+      <w:r>
+        <w:rPr>
+          <w:rFonts w:ascii="Times New Roman" w:hAnsi="Times New Roman" w:cs="Times New Roman"/>
+          <w:sz w:val="24"/>
+          <w:szCs w:val="24"/>
+        </w:rPr>
         <w:br/>
       </w:r>
       <w:r>
+        <w:rPr>
+          <w:rFonts w:ascii="Times New Roman" w:hAnsi="Times New Roman" w:cs="Times New Roman"/>
+          <w:sz w:val="24"/>
+          <w:szCs w:val="24"/>
+        </w:rPr>
         <w:br/>
       </w:r>
       <w:r>
+        <w:rPr>
+          <w:rFonts w:ascii="Times New Roman" w:hAnsi="Times New Roman" w:cs="Times New Roman"/>
+          <w:sz w:val="24"/>
+          <w:szCs w:val="24"/>
+        </w:rPr>
         <w:br/>
       </w:r>
       <w:r>
+        <w:rPr>
+          <w:rFonts w:ascii="Times New Roman" w:hAnsi="Times New Roman" w:cs="Times New Roman"/>
+          <w:sz w:val="24"/>
+          <w:szCs w:val="24"/>
+        </w:rPr>
         <w:t>Profile Screen</w:t>
       </w:r>
     </w:p>
     <w:p>
-      <w:r>
-        <w:rPr>
+      <w:pPr>
+        <w:rPr>
+          <w:rFonts w:ascii="Times New Roman" w:hAnsi="Times New Roman" w:cs="Times New Roman"/>
+          <w:sz w:val="24"/>
+          <w:szCs w:val="24"/>
+        </w:rPr>
+      </w:pPr>
+      <w:r>
+        <w:rPr>
+          <w:rFonts w:ascii="Times New Roman" w:hAnsi="Times New Roman" w:cs="Times New Roman"/>
           <w:noProof/>
+          <w:sz w:val="24"/>
+          <w:szCs w:val="24"/>
         </w:rPr>
         <w:lastRenderedPageBreak/>
         <w:drawing>
@@ -751,16 +1271,46 @@
         </w:drawing>
       </w:r>
     </w:p>
-    <w:p/>
-    <w:p>
-      <w:r>
+    <w:p>
+      <w:pPr>
+        <w:rPr>
+          <w:rFonts w:ascii="Times New Roman" w:hAnsi="Times New Roman" w:cs="Times New Roman"/>
+          <w:sz w:val="24"/>
+          <w:szCs w:val="24"/>
+        </w:rPr>
+      </w:pPr>
+    </w:p>
+    <w:p>
+      <w:pPr>
+        <w:rPr>
+          <w:rFonts w:ascii="Times New Roman" w:hAnsi="Times New Roman" w:cs="Times New Roman"/>
+          <w:sz w:val="24"/>
+          <w:szCs w:val="24"/>
+        </w:rPr>
+      </w:pPr>
+      <w:r>
+        <w:rPr>
+          <w:rFonts w:ascii="Times New Roman" w:hAnsi="Times New Roman" w:cs="Times New Roman"/>
+          <w:sz w:val="24"/>
+          <w:szCs w:val="24"/>
+        </w:rPr>
         <w:t>Threat Screen</w:t>
       </w:r>
     </w:p>
     <w:p>
-      <w:r>
-        <w:rPr>
+      <w:pPr>
+        <w:rPr>
+          <w:rFonts w:ascii="Times New Roman" w:hAnsi="Times New Roman" w:cs="Times New Roman"/>
+          <w:sz w:val="24"/>
+          <w:szCs w:val="24"/>
+        </w:rPr>
+      </w:pPr>
+      <w:r>
+        <w:rPr>
+          <w:rFonts w:ascii="Times New Roman" w:hAnsi="Times New Roman" w:cs="Times New Roman"/>
           <w:noProof/>
+          <w:sz w:val="24"/>
+          <w:szCs w:val="24"/>
         </w:rPr>
         <w:drawing>
           <wp:inline distT="0" distB="0" distL="0" distR="0" wp14:anchorId="40E8C300" wp14:editId="771E97D2">
@@ -812,15 +1362,38 @@
         </w:drawing>
       </w:r>
     </w:p>
-    <w:p/>
-    <w:p>
-      <w:r>
+    <w:p>
+      <w:pPr>
+        <w:rPr>
+          <w:rFonts w:ascii="Times New Roman" w:hAnsi="Times New Roman" w:cs="Times New Roman"/>
+          <w:sz w:val="24"/>
+          <w:szCs w:val="24"/>
+        </w:rPr>
+      </w:pPr>
+    </w:p>
+    <w:p>
+      <w:pPr>
+        <w:rPr>
+          <w:rFonts w:ascii="Times New Roman" w:hAnsi="Times New Roman" w:cs="Times New Roman"/>
+          <w:sz w:val="24"/>
+          <w:szCs w:val="24"/>
+        </w:rPr>
+      </w:pPr>
+      <w:r>
+        <w:rPr>
+          <w:rFonts w:ascii="Times New Roman" w:hAnsi="Times New Roman" w:cs="Times New Roman"/>
+          <w:sz w:val="24"/>
+          <w:szCs w:val="24"/>
+        </w:rPr>
         <w:lastRenderedPageBreak/>
         <w:t>AI Assistant screen</w:t>
       </w:r>
       <w:r>
         <w:rPr>
+          <w:rFonts w:ascii="Times New Roman" w:hAnsi="Times New Roman" w:cs="Times New Roman"/>
           <w:noProof/>
+          <w:sz w:val="24"/>
+          <w:szCs w:val="24"/>
         </w:rPr>
         <w:drawing>
           <wp:inline distT="0" distB="0" distL="0" distR="0" wp14:anchorId="25868262" wp14:editId="7E1BBCB7">
@@ -875,16 +1448,36 @@
     <w:p>
       <w:pPr>
         <w:pStyle w:val="Heading1"/>
-      </w:pPr>
-      <w:r>
+        <w:rPr>
+          <w:rFonts w:ascii="Times New Roman" w:hAnsi="Times New Roman" w:cs="Times New Roman"/>
+          <w:sz w:val="24"/>
+          <w:szCs w:val="24"/>
+        </w:rPr>
+      </w:pPr>
+      <w:r>
+        <w:rPr>
+          <w:rFonts w:ascii="Times New Roman" w:hAnsi="Times New Roman" w:cs="Times New Roman"/>
+          <w:sz w:val="24"/>
+          <w:szCs w:val="24"/>
+        </w:rPr>
         <w:t>Week 4: Event Handling and User Interaction</w:t>
       </w:r>
     </w:p>
     <w:p>
       <w:pPr>
         <w:pStyle w:val="Heading2"/>
-      </w:pPr>
-      <w:r>
+        <w:rPr>
+          <w:rFonts w:ascii="Times New Roman" w:hAnsi="Times New Roman" w:cs="Times New Roman"/>
+          <w:sz w:val="24"/>
+          <w:szCs w:val="24"/>
+        </w:rPr>
+      </w:pPr>
+      <w:r>
+        <w:rPr>
+          <w:rFonts w:ascii="Times New Roman" w:hAnsi="Times New Roman" w:cs="Times New Roman"/>
+          <w:sz w:val="24"/>
+          <w:szCs w:val="24"/>
+        </w:rPr>
         <w:t>Same as week 1</w:t>
       </w:r>
     </w:p>
@@ -932,7 +1525,10 @@
       </w:pPr>
       <w:r>
         <w:rPr>
+          <w:rFonts w:ascii="Times New Roman" w:hAnsi="Times New Roman" w:cs="Times New Roman"/>
           <w:noProof/>
+          <w:sz w:val="24"/>
+          <w:szCs w:val="24"/>
         </w:rPr>
         <w:drawing>
           <wp:inline distT="0" distB="0" distL="0" distR="0" wp14:anchorId="4EE11A43" wp14:editId="0B8A128B">
@@ -1018,7 +1614,10 @@
       </w:r>
       <w:r>
         <w:rPr>
+          <w:rFonts w:ascii="Times New Roman" w:hAnsi="Times New Roman" w:cs="Times New Roman"/>
           <w:noProof/>
+          <w:sz w:val="24"/>
+          <w:szCs w:val="24"/>
         </w:rPr>
         <w:drawing>
           <wp:inline distT="0" distB="0" distL="0" distR="0" wp14:anchorId="7F3A2367" wp14:editId="340440DD">
@@ -1106,7 +1705,10 @@
       </w:pPr>
       <w:r>
         <w:rPr>
+          <w:rFonts w:ascii="Times New Roman" w:hAnsi="Times New Roman" w:cs="Times New Roman"/>
           <w:noProof/>
+          <w:sz w:val="24"/>
+          <w:szCs w:val="24"/>
         </w:rPr>
         <w:drawing>
           <wp:inline distT="0" distB="0" distL="0" distR="0" wp14:anchorId="7C0C2DC9" wp14:editId="489A4F6B">
@@ -1185,7 +1787,10 @@
       </w:pPr>
       <w:r>
         <w:rPr>
+          <w:rFonts w:ascii="Times New Roman" w:hAnsi="Times New Roman" w:cs="Times New Roman"/>
           <w:noProof/>
+          <w:sz w:val="24"/>
+          <w:szCs w:val="24"/>
         </w:rPr>
         <w:lastRenderedPageBreak/>
         <w:drawing>
@@ -1239,10 +1844,27 @@
       </w:r>
     </w:p>
     <w:p>
-      <w:r>
+      <w:pPr>
+        <w:rPr>
+          <w:rFonts w:ascii="Times New Roman" w:hAnsi="Times New Roman" w:cs="Times New Roman"/>
+          <w:sz w:val="24"/>
+          <w:szCs w:val="24"/>
+        </w:rPr>
+      </w:pPr>
+      <w:r>
+        <w:rPr>
+          <w:rFonts w:ascii="Times New Roman" w:hAnsi="Times New Roman" w:cs="Times New Roman"/>
+          <w:sz w:val="24"/>
+          <w:szCs w:val="24"/>
+        </w:rPr>
         <w:br/>
       </w:r>
       <w:r>
+        <w:rPr>
+          <w:rFonts w:ascii="Times New Roman" w:hAnsi="Times New Roman" w:cs="Times New Roman"/>
+          <w:sz w:val="24"/>
+          <w:szCs w:val="24"/>
+        </w:rPr>
         <w:br/>
         <w:t>Week 5: Data Management</w:t>
       </w:r>
@@ -1250,8 +1872,18 @@
     <w:p>
       <w:pPr>
         <w:pStyle w:val="Heading2"/>
-      </w:pPr>
-      <w:r>
+        <w:rPr>
+          <w:rFonts w:ascii="Times New Roman" w:hAnsi="Times New Roman" w:cs="Times New Roman"/>
+          <w:sz w:val="24"/>
+          <w:szCs w:val="24"/>
+        </w:rPr>
+      </w:pPr>
+      <w:r>
+        <w:rPr>
+          <w:rFonts w:ascii="Times New Roman" w:hAnsi="Times New Roman" w:cs="Times New Roman"/>
+          <w:sz w:val="24"/>
+          <w:szCs w:val="24"/>
+        </w:rPr>
         <w:t>Same as week 1</w:t>
       </w:r>
     </w:p>
@@ -1298,14 +1930,29 @@
         </w:rPr>
       </w:pPr>
       <w:r>
+        <w:rPr>
+          <w:rFonts w:ascii="Times New Roman" w:hAnsi="Times New Roman" w:cs="Times New Roman"/>
+          <w:sz w:val="24"/>
+          <w:szCs w:val="24"/>
+        </w:rPr>
         <w:t>Week 6: Networking and APIs</w:t>
       </w:r>
     </w:p>
     <w:p>
       <w:pPr>
         <w:pStyle w:val="Heading2"/>
-      </w:pPr>
-      <w:r>
+        <w:rPr>
+          <w:rFonts w:ascii="Times New Roman" w:hAnsi="Times New Roman" w:cs="Times New Roman"/>
+          <w:sz w:val="24"/>
+          <w:szCs w:val="24"/>
+        </w:rPr>
+      </w:pPr>
+      <w:r>
+        <w:rPr>
+          <w:rFonts w:ascii="Times New Roman" w:hAnsi="Times New Roman" w:cs="Times New Roman"/>
+          <w:sz w:val="24"/>
+          <w:szCs w:val="24"/>
+        </w:rPr>
         <w:t>Same as week 1</w:t>
       </w:r>
     </w:p>
@@ -1327,16 +1974,36 @@
       </w:r>
     </w:p>
     <w:p>
-      <w:r>
+      <w:pPr>
+        <w:rPr>
+          <w:rFonts w:ascii="Times New Roman" w:hAnsi="Times New Roman" w:cs="Times New Roman"/>
+          <w:sz w:val="24"/>
+          <w:szCs w:val="24"/>
+        </w:rPr>
+      </w:pPr>
+      <w:r>
+        <w:rPr>
+          <w:rFonts w:ascii="Times New Roman" w:hAnsi="Times New Roman" w:cs="Times New Roman"/>
+          <w:sz w:val="24"/>
+          <w:szCs w:val="24"/>
+        </w:rPr>
         <w:lastRenderedPageBreak/>
         <w:br/>
       </w:r>
       <w:r>
+        <w:rPr>
+          <w:rFonts w:ascii="Times New Roman" w:hAnsi="Times New Roman" w:cs="Times New Roman"/>
+          <w:sz w:val="24"/>
+          <w:szCs w:val="24"/>
+        </w:rPr>
         <w:br/>
       </w:r>
       <w:r>
         <w:rPr>
+          <w:rFonts w:ascii="Times New Roman" w:hAnsi="Times New Roman" w:cs="Times New Roman"/>
           <w:noProof/>
+          <w:sz w:val="24"/>
+          <w:szCs w:val="24"/>
         </w:rPr>
         <w:drawing>
           <wp:inline distT="0" distB="0" distL="0" distR="0" wp14:anchorId="4534E696" wp14:editId="153C423C">
@@ -1428,39 +2095,120 @@
         <w:t>Networking enables the AI CyberShield application to communicate with online servers, retrieve threat intelligence data, access AI services, and provide real-time cybersecurity analysis and updates to users.</w:t>
       </w:r>
     </w:p>
-    <w:p/>
-    <w:p>
-      <w:r>
+    <w:p>
+      <w:pPr>
+        <w:rPr>
+          <w:rFonts w:ascii="Times New Roman" w:hAnsi="Times New Roman" w:cs="Times New Roman"/>
+          <w:sz w:val="24"/>
+          <w:szCs w:val="24"/>
+        </w:rPr>
+      </w:pPr>
+    </w:p>
+    <w:p>
+      <w:pPr>
+        <w:rPr>
+          <w:rFonts w:ascii="Times New Roman" w:hAnsi="Times New Roman" w:cs="Times New Roman"/>
+          <w:sz w:val="24"/>
+          <w:szCs w:val="24"/>
+        </w:rPr>
+      </w:pPr>
+      <w:r>
+        <w:rPr>
+          <w:rFonts w:ascii="Times New Roman" w:hAnsi="Times New Roman" w:cs="Times New Roman"/>
+          <w:sz w:val="24"/>
+          <w:szCs w:val="24"/>
+        </w:rPr>
         <w:br/>
       </w:r>
       <w:r>
+        <w:rPr>
+          <w:rFonts w:ascii="Times New Roman" w:hAnsi="Times New Roman" w:cs="Times New Roman"/>
+          <w:sz w:val="24"/>
+          <w:szCs w:val="24"/>
+        </w:rPr>
         <w:br/>
       </w:r>
       <w:r>
+        <w:rPr>
+          <w:rFonts w:ascii="Times New Roman" w:hAnsi="Times New Roman" w:cs="Times New Roman"/>
+          <w:sz w:val="24"/>
+          <w:szCs w:val="24"/>
+        </w:rPr>
         <w:br/>
       </w:r>
     </w:p>
     <w:p>
-      <w:r>
+      <w:pPr>
+        <w:rPr>
+          <w:rFonts w:ascii="Times New Roman" w:hAnsi="Times New Roman" w:cs="Times New Roman"/>
+          <w:sz w:val="24"/>
+          <w:szCs w:val="24"/>
+        </w:rPr>
+      </w:pPr>
+      <w:r>
+        <w:rPr>
+          <w:rFonts w:ascii="Times New Roman" w:hAnsi="Times New Roman" w:cs="Times New Roman"/>
+          <w:sz w:val="24"/>
+          <w:szCs w:val="24"/>
+        </w:rPr>
         <w:br/>
       </w:r>
       <w:r>
+        <w:rPr>
+          <w:rFonts w:ascii="Times New Roman" w:hAnsi="Times New Roman" w:cs="Times New Roman"/>
+          <w:sz w:val="24"/>
+          <w:szCs w:val="24"/>
+        </w:rPr>
         <w:br/>
       </w:r>
       <w:r>
+        <w:rPr>
+          <w:rFonts w:ascii="Times New Roman" w:hAnsi="Times New Roman" w:cs="Times New Roman"/>
+          <w:sz w:val="24"/>
+          <w:szCs w:val="24"/>
+        </w:rPr>
         <w:br/>
       </w:r>
     </w:p>
     <w:p>
-      <w:r>
+      <w:pPr>
+        <w:rPr>
+          <w:rFonts w:ascii="Times New Roman" w:hAnsi="Times New Roman" w:cs="Times New Roman"/>
+          <w:sz w:val="24"/>
+          <w:szCs w:val="24"/>
+        </w:rPr>
+      </w:pPr>
+      <w:r>
+        <w:rPr>
+          <w:rFonts w:ascii="Times New Roman" w:hAnsi="Times New Roman" w:cs="Times New Roman"/>
+          <w:sz w:val="24"/>
+          <w:szCs w:val="24"/>
+        </w:rPr>
         <w:br/>
       </w:r>
       <w:r>
+        <w:rPr>
+          <w:rFonts w:ascii="Times New Roman" w:hAnsi="Times New Roman" w:cs="Times New Roman"/>
+          <w:sz w:val="24"/>
+          <w:szCs w:val="24"/>
+        </w:rPr>
         <w:br/>
       </w:r>
     </w:p>
     <w:p>
-      <w:r>
+      <w:pPr>
+        <w:rPr>
+          <w:rFonts w:ascii="Times New Roman" w:hAnsi="Times New Roman" w:cs="Times New Roman"/>
+          <w:sz w:val="24"/>
+          <w:szCs w:val="24"/>
+        </w:rPr>
+      </w:pPr>
+      <w:r>
+        <w:rPr>
+          <w:rFonts w:ascii="Times New Roman" w:hAnsi="Times New Roman" w:cs="Times New Roman"/>
+          <w:sz w:val="24"/>
+          <w:szCs w:val="24"/>
+        </w:rPr>
         <w:br/>
         <w:t>Week 7: Application Architecture</w:t>
       </w:r>
@@ -1468,41 +2216,67 @@
     <w:p>
       <w:pPr>
         <w:pStyle w:val="Heading2"/>
-      </w:pPr>
-      <w:r>
+        <w:rPr>
+          <w:rFonts w:ascii="Times New Roman" w:hAnsi="Times New Roman" w:cs="Times New Roman"/>
+          <w:sz w:val="24"/>
+          <w:szCs w:val="24"/>
+        </w:rPr>
+      </w:pPr>
+      <w:r>
+        <w:rPr>
+          <w:rFonts w:ascii="Times New Roman" w:hAnsi="Times New Roman" w:cs="Times New Roman"/>
+          <w:sz w:val="24"/>
+          <w:szCs w:val="24"/>
+        </w:rPr>
+        <w:lastRenderedPageBreak/>
         <w:t>Same as week 1</w:t>
       </w:r>
     </w:p>
     <w:p>
       <w:pPr>
         <w:rPr>
+          <w:rFonts w:ascii="Times New Roman" w:hAnsi="Times New Roman" w:cs="Times New Roman"/>
+          <w:sz w:val="24"/>
+          <w:szCs w:val="24"/>
           <w:lang w:val="en-KE"/>
         </w:rPr>
       </w:pPr>
       <w:r>
         <w:rPr>
+          <w:rFonts w:ascii="Times New Roman" w:hAnsi="Times New Roman" w:cs="Times New Roman"/>
+          <w:sz w:val="24"/>
+          <w:szCs w:val="24"/>
           <w:lang w:val="en-KE"/>
         </w:rPr>
-        <w:t xml:space="preserve">The AI CyberShield application uses APIs and Firebase Firestore to exchange and store data over the internet. Shared Preferences is used for local storage of user profile information </w:t>
-      </w:r>
-      <w:r>
-        <w:rPr>
+        <w:t xml:space="preserve">The AI CyberShield application uses APIs and Firebase </w:t>
+      </w:r>
+      <w:proofErr w:type="spellStart"/>
+      <w:r>
+        <w:rPr>
+          <w:rFonts w:ascii="Times New Roman" w:hAnsi="Times New Roman" w:cs="Times New Roman"/>
+          <w:sz w:val="24"/>
+          <w:szCs w:val="24"/>
           <w:lang w:val="en-KE"/>
         </w:rPr>
-        <w:lastRenderedPageBreak/>
-        <w:t>and login settings. This combination provides secure, persistent, and efficient data management.</w:t>
-      </w:r>
-    </w:p>
-    <w:p>
-      <w:pPr>
-        <w:rPr>
+        <w:t>Firestore</w:t>
+      </w:r>
+      <w:proofErr w:type="spellEnd"/>
+      <w:r>
+        <w:rPr>
+          <w:rFonts w:ascii="Times New Roman" w:hAnsi="Times New Roman" w:cs="Times New Roman"/>
+          <w:sz w:val="24"/>
+          <w:szCs w:val="24"/>
           <w:lang w:val="en-KE"/>
         </w:rPr>
-      </w:pPr>
-    </w:p>
-    <w:p>
-      <w:pPr>
-        <w:rPr>
+        <w:t xml:space="preserve"> to exchange and store data over the internet. Shared Preferences is used for local storage of user profile information and login settings. This combination provides secure, persistent, and efficient data management.</w:t>
+      </w:r>
+    </w:p>
+    <w:p>
+      <w:pPr>
+        <w:rPr>
+          <w:rFonts w:ascii="Times New Roman" w:hAnsi="Times New Roman" w:cs="Times New Roman"/>
+          <w:sz w:val="24"/>
+          <w:szCs w:val="24"/>
           <w:lang w:val="en-KE"/>
         </w:rPr>
       </w:pPr>
@@ -1510,25 +2284,47 @@
     <w:p>
       <w:pPr>
         <w:rPr>
+          <w:rFonts w:ascii="Times New Roman" w:hAnsi="Times New Roman" w:cs="Times New Roman"/>
+          <w:sz w:val="24"/>
+          <w:szCs w:val="24"/>
           <w:lang w:val="en-KE"/>
         </w:rPr>
       </w:pPr>
-      <w:r>
-        <w:rPr>
+    </w:p>
+    <w:p>
+      <w:pPr>
+        <w:rPr>
+          <w:rFonts w:ascii="Times New Roman" w:hAnsi="Times New Roman" w:cs="Times New Roman"/>
+          <w:sz w:val="24"/>
+          <w:szCs w:val="24"/>
           <w:lang w:val="en-KE"/>
         </w:rPr>
+      </w:pPr>
+      <w:r>
+        <w:rPr>
+          <w:rFonts w:ascii="Times New Roman" w:hAnsi="Times New Roman" w:cs="Times New Roman"/>
+          <w:sz w:val="24"/>
+          <w:szCs w:val="24"/>
+          <w:lang w:val="en-KE"/>
+        </w:rPr>
         <w:t xml:space="preserve">Login </w:t>
       </w:r>
     </w:p>
     <w:p>
       <w:pPr>
         <w:rPr>
+          <w:rFonts w:ascii="Times New Roman" w:hAnsi="Times New Roman" w:cs="Times New Roman"/>
+          <w:sz w:val="24"/>
+          <w:szCs w:val="24"/>
           <w:lang w:val="en-KE"/>
         </w:rPr>
       </w:pPr>
       <w:r>
         <w:rPr>
+          <w:rFonts w:ascii="Times New Roman" w:hAnsi="Times New Roman" w:cs="Times New Roman"/>
           <w:noProof/>
+          <w:sz w:val="24"/>
+          <w:szCs w:val="24"/>
         </w:rPr>
         <w:drawing>
           <wp:inline distT="0" distB="0" distL="0" distR="0" wp14:anchorId="0049DF24" wp14:editId="2D5C0FB3">
@@ -1581,15 +2377,28 @@
       </w:r>
     </w:p>
     <w:p>
-      <w:r>
-        <w:rPr>
+      <w:pPr>
+        <w:rPr>
+          <w:rFonts w:ascii="Times New Roman" w:hAnsi="Times New Roman" w:cs="Times New Roman"/>
+          <w:sz w:val="24"/>
+          <w:szCs w:val="24"/>
+        </w:rPr>
+      </w:pPr>
+      <w:r>
+        <w:rPr>
+          <w:rFonts w:ascii="Times New Roman" w:hAnsi="Times New Roman" w:cs="Times New Roman"/>
+          <w:sz w:val="24"/>
+          <w:szCs w:val="24"/>
           <w:lang w:val="en-KE"/>
         </w:rPr>
         <w:t>Dashboard</w:t>
       </w:r>
       <w:r>
         <w:rPr>
+          <w:rFonts w:ascii="Times New Roman" w:hAnsi="Times New Roman" w:cs="Times New Roman"/>
           <w:noProof/>
+          <w:sz w:val="24"/>
+          <w:szCs w:val="24"/>
         </w:rPr>
         <w:drawing>
           <wp:inline distT="0" distB="0" distL="0" distR="0" wp14:anchorId="09B55A24" wp14:editId="0CD610B6">
@@ -1642,14 +2451,36 @@
       </w:r>
     </w:p>
     <w:p>
-      <w:r>
+      <w:pPr>
+        <w:rPr>
+          <w:rFonts w:ascii="Times New Roman" w:hAnsi="Times New Roman" w:cs="Times New Roman"/>
+          <w:sz w:val="24"/>
+          <w:szCs w:val="24"/>
+        </w:rPr>
+      </w:pPr>
+      <w:r>
+        <w:rPr>
+          <w:rFonts w:ascii="Times New Roman" w:hAnsi="Times New Roman" w:cs="Times New Roman"/>
+          <w:sz w:val="24"/>
+          <w:szCs w:val="24"/>
+        </w:rPr>
         <w:t>AI assistant screen</w:t>
       </w:r>
     </w:p>
     <w:p>
-      <w:r>
-        <w:rPr>
+      <w:pPr>
+        <w:rPr>
+          <w:rFonts w:ascii="Times New Roman" w:hAnsi="Times New Roman" w:cs="Times New Roman"/>
+          <w:sz w:val="24"/>
+          <w:szCs w:val="24"/>
+        </w:rPr>
+      </w:pPr>
+      <w:r>
+        <w:rPr>
+          <w:rFonts w:ascii="Times New Roman" w:hAnsi="Times New Roman" w:cs="Times New Roman"/>
           <w:noProof/>
+          <w:sz w:val="24"/>
+          <w:szCs w:val="24"/>
         </w:rPr>
         <w:lastRenderedPageBreak/>
         <w:drawing>
@@ -1707,13 +2538,26 @@
         <w:tabs>
           <w:tab w:val="left" w:pos="930"/>
         </w:tabs>
-      </w:pPr>
-      <w:r>
+        <w:rPr>
+          <w:rFonts w:ascii="Times New Roman" w:hAnsi="Times New Roman" w:cs="Times New Roman"/>
+          <w:sz w:val="24"/>
+          <w:szCs w:val="24"/>
+        </w:rPr>
+      </w:pPr>
+      <w:r>
+        <w:rPr>
+          <w:rFonts w:ascii="Times New Roman" w:hAnsi="Times New Roman" w:cs="Times New Roman"/>
+          <w:sz w:val="24"/>
+          <w:szCs w:val="24"/>
+        </w:rPr>
         <w:t>Profile screen</w:t>
       </w:r>
       <w:r>
         <w:rPr>
+          <w:rFonts w:ascii="Times New Roman" w:hAnsi="Times New Roman" w:cs="Times New Roman"/>
           <w:noProof/>
+          <w:sz w:val="24"/>
+          <w:szCs w:val="24"/>
         </w:rPr>
         <w:drawing>
           <wp:inline distT="0" distB="0" distL="0" distR="0" wp14:anchorId="110792AC" wp14:editId="53597A5E">
@@ -1765,19 +2609,44 @@
         </w:drawing>
       </w:r>
       <w:r>
+        <w:rPr>
+          <w:rFonts w:ascii="Times New Roman" w:hAnsi="Times New Roman" w:cs="Times New Roman"/>
+          <w:sz w:val="24"/>
+          <w:szCs w:val="24"/>
+        </w:rPr>
         <w:br/>
       </w:r>
       <w:r>
+        <w:rPr>
+          <w:rFonts w:ascii="Times New Roman" w:hAnsi="Times New Roman" w:cs="Times New Roman"/>
+          <w:sz w:val="24"/>
+          <w:szCs w:val="24"/>
+        </w:rPr>
         <w:br/>
       </w:r>
       <w:r>
+        <w:rPr>
+          <w:rFonts w:ascii="Times New Roman" w:hAnsi="Times New Roman" w:cs="Times New Roman"/>
+          <w:sz w:val="24"/>
+          <w:szCs w:val="24"/>
+        </w:rPr>
         <w:t>threat screen</w:t>
       </w:r>
     </w:p>
     <w:p>
-      <w:r>
-        <w:rPr>
+      <w:pPr>
+        <w:rPr>
+          <w:rFonts w:ascii="Times New Roman" w:hAnsi="Times New Roman" w:cs="Times New Roman"/>
+          <w:sz w:val="24"/>
+          <w:szCs w:val="24"/>
+        </w:rPr>
+      </w:pPr>
+      <w:r>
+        <w:rPr>
+          <w:rFonts w:ascii="Times New Roman" w:hAnsi="Times New Roman" w:cs="Times New Roman"/>
           <w:noProof/>
+          <w:sz w:val="24"/>
+          <w:szCs w:val="24"/>
         </w:rPr>
         <w:lastRenderedPageBreak/>
         <w:drawing>
@@ -1831,78 +2700,189 @@
       </w:r>
     </w:p>
     <w:p>
-      <w:r>
+      <w:pPr>
+        <w:rPr>
+          <w:rFonts w:ascii="Times New Roman" w:hAnsi="Times New Roman" w:cs="Times New Roman"/>
+          <w:sz w:val="24"/>
+          <w:szCs w:val="24"/>
+        </w:rPr>
+      </w:pPr>
+      <w:r>
+        <w:rPr>
+          <w:rFonts w:ascii="Times New Roman" w:hAnsi="Times New Roman" w:cs="Times New Roman"/>
+          <w:sz w:val="24"/>
+          <w:szCs w:val="24"/>
+        </w:rPr>
         <w:br/>
       </w:r>
       <w:r>
+        <w:rPr>
+          <w:rFonts w:ascii="Times New Roman" w:hAnsi="Times New Roman" w:cs="Times New Roman"/>
+          <w:sz w:val="24"/>
+          <w:szCs w:val="24"/>
+        </w:rPr>
         <w:br/>
       </w:r>
     </w:p>
     <w:p>
       <w:pPr>
         <w:pStyle w:val="Heading2"/>
-      </w:pPr>
-    </w:p>
-    <w:p>
-      <w:r>
+        <w:rPr>
+          <w:rFonts w:ascii="Times New Roman" w:hAnsi="Times New Roman" w:cs="Times New Roman"/>
+          <w:sz w:val="24"/>
+          <w:szCs w:val="24"/>
+        </w:rPr>
+      </w:pPr>
+    </w:p>
+    <w:p>
+      <w:pPr>
+        <w:rPr>
+          <w:rFonts w:ascii="Times New Roman" w:hAnsi="Times New Roman" w:cs="Times New Roman"/>
+          <w:sz w:val="24"/>
+          <w:szCs w:val="24"/>
+        </w:rPr>
+      </w:pPr>
+      <w:r>
+        <w:rPr>
+          <w:rFonts w:ascii="Times New Roman" w:hAnsi="Times New Roman" w:cs="Times New Roman"/>
+          <w:sz w:val="24"/>
+          <w:szCs w:val="24"/>
+        </w:rPr>
         <w:br/>
       </w:r>
       <w:r>
+        <w:rPr>
+          <w:rFonts w:ascii="Times New Roman" w:hAnsi="Times New Roman" w:cs="Times New Roman"/>
+          <w:sz w:val="24"/>
+          <w:szCs w:val="24"/>
+        </w:rPr>
         <w:br/>
       </w:r>
       <w:r>
+        <w:rPr>
+          <w:rFonts w:ascii="Times New Roman" w:hAnsi="Times New Roman" w:cs="Times New Roman"/>
+          <w:sz w:val="24"/>
+          <w:szCs w:val="24"/>
+        </w:rPr>
         <w:br/>
       </w:r>
     </w:p>
     <w:p>
-      <w:r>
+      <w:pPr>
+        <w:rPr>
+          <w:rFonts w:ascii="Times New Roman" w:hAnsi="Times New Roman" w:cs="Times New Roman"/>
+          <w:sz w:val="24"/>
+          <w:szCs w:val="24"/>
+        </w:rPr>
+      </w:pPr>
+      <w:r>
+        <w:rPr>
+          <w:rFonts w:ascii="Times New Roman" w:hAnsi="Times New Roman" w:cs="Times New Roman"/>
+          <w:sz w:val="24"/>
+          <w:szCs w:val="24"/>
+        </w:rPr>
         <w:br w:type="page"/>
       </w:r>
     </w:p>
     <w:p>
       <w:pPr>
         <w:pStyle w:val="Heading1"/>
-      </w:pPr>
-      <w:r>
+        <w:rPr>
+          <w:rFonts w:ascii="Times New Roman" w:hAnsi="Times New Roman" w:cs="Times New Roman"/>
+          <w:sz w:val="24"/>
+          <w:szCs w:val="24"/>
+        </w:rPr>
+      </w:pPr>
+      <w:r>
+        <w:rPr>
+          <w:rFonts w:ascii="Times New Roman" w:hAnsi="Times New Roman" w:cs="Times New Roman"/>
+          <w:sz w:val="24"/>
+          <w:szCs w:val="24"/>
+        </w:rPr>
         <w:lastRenderedPageBreak/>
         <w:t>Week 8:  Project Planning</w:t>
       </w:r>
     </w:p>
     <w:p>
-      <w:r>
+      <w:pPr>
+        <w:rPr>
+          <w:rFonts w:ascii="Times New Roman" w:hAnsi="Times New Roman" w:cs="Times New Roman"/>
+          <w:sz w:val="24"/>
+          <w:szCs w:val="24"/>
+        </w:rPr>
+      </w:pPr>
+      <w:r>
+        <w:rPr>
+          <w:rFonts w:ascii="Times New Roman" w:hAnsi="Times New Roman" w:cs="Times New Roman"/>
+          <w:sz w:val="24"/>
+          <w:szCs w:val="24"/>
+        </w:rPr>
         <w:t>Personal reflection</w:t>
       </w:r>
     </w:p>
     <w:p>
-      <w:r>
-        <w:t xml:space="preserve">I </w:t>
-      </w:r>
-      <w:r>
-        <w:t xml:space="preserve"> underst</w:t>
-      </w:r>
-      <w:r>
-        <w:t>ood</w:t>
-      </w:r>
-      <w:r>
-        <w:t xml:space="preserve"> how mobile apps respond to user actions through event handling. Implementing keyboard input, touch gestures, and event logging in AI CyberShield improved my skills in object-oriented programming and creating interactive, user-friendly applications.</w:t>
-      </w:r>
-    </w:p>
-    <w:p>
-      <w:r>
+      <w:pPr>
+        <w:rPr>
+          <w:rFonts w:ascii="Times New Roman" w:hAnsi="Times New Roman" w:cs="Times New Roman"/>
+          <w:sz w:val="24"/>
+          <w:szCs w:val="24"/>
+        </w:rPr>
+      </w:pPr>
+      <w:r>
+        <w:rPr>
+          <w:rFonts w:ascii="Times New Roman" w:hAnsi="Times New Roman" w:cs="Times New Roman"/>
+          <w:sz w:val="24"/>
+          <w:szCs w:val="24"/>
+        </w:rPr>
+        <w:t>I  understood how mobile apps respond to user actions through event handling. Implementing keyboard input, touch gestures, and event logging in AI CyberShield improved my skills in object-oriented programming and creating interactive, user-friendly applications.</w:t>
+      </w:r>
+    </w:p>
+    <w:p>
+      <w:pPr>
+        <w:rPr>
+          <w:rFonts w:ascii="Times New Roman" w:hAnsi="Times New Roman" w:cs="Times New Roman"/>
+          <w:sz w:val="24"/>
+          <w:szCs w:val="24"/>
+        </w:rPr>
+      </w:pPr>
+      <w:r>
+        <w:rPr>
+          <w:rFonts w:ascii="Times New Roman" w:hAnsi="Times New Roman" w:cs="Times New Roman"/>
+          <w:sz w:val="24"/>
+          <w:szCs w:val="24"/>
+        </w:rPr>
         <w:br/>
       </w:r>
       <w:r>
+        <w:rPr>
+          <w:rFonts w:ascii="Times New Roman" w:hAnsi="Times New Roman" w:cs="Times New Roman"/>
+          <w:sz w:val="24"/>
+          <w:szCs w:val="24"/>
+        </w:rPr>
         <w:t>Event handling</w:t>
       </w:r>
       <w:r>
+        <w:rPr>
+          <w:rFonts w:ascii="Times New Roman" w:hAnsi="Times New Roman" w:cs="Times New Roman"/>
+          <w:sz w:val="24"/>
+          <w:szCs w:val="24"/>
+        </w:rPr>
         <w:t xml:space="preserve"> (button click)</w:t>
       </w:r>
       <w:r>
+        <w:rPr>
+          <w:rFonts w:ascii="Times New Roman" w:hAnsi="Times New Roman" w:cs="Times New Roman"/>
+          <w:sz w:val="24"/>
+          <w:szCs w:val="24"/>
+        </w:rPr>
         <w:br/>
       </w:r>
       <w:r>
         <w:rPr>
+          <w:rFonts w:ascii="Times New Roman" w:hAnsi="Times New Roman" w:cs="Times New Roman"/>
           <w:noProof/>
+          <w:sz w:val="24"/>
+          <w:szCs w:val="24"/>
         </w:rPr>
         <w:drawing>
           <wp:inline distT="0" distB="0" distL="0" distR="0" wp14:anchorId="154F3D7A" wp14:editId="0D1713BC">
@@ -1954,18 +2934,45 @@
         </w:drawing>
       </w:r>
       <w:r>
+        <w:rPr>
+          <w:rFonts w:ascii="Times New Roman" w:hAnsi="Times New Roman" w:cs="Times New Roman"/>
+          <w:sz w:val="24"/>
+          <w:szCs w:val="24"/>
+        </w:rPr>
         <w:br/>
       </w:r>
     </w:p>
     <w:p>
-      <w:r>
+      <w:pPr>
+        <w:rPr>
+          <w:rFonts w:ascii="Times New Roman" w:hAnsi="Times New Roman" w:cs="Times New Roman"/>
+          <w:sz w:val="24"/>
+          <w:szCs w:val="24"/>
+        </w:rPr>
+      </w:pPr>
+      <w:r>
+        <w:rPr>
+          <w:rFonts w:ascii="Times New Roman" w:hAnsi="Times New Roman" w:cs="Times New Roman"/>
+          <w:sz w:val="24"/>
+          <w:szCs w:val="24"/>
+        </w:rPr>
         <w:t>Touch gesture (long press)</w:t>
       </w:r>
     </w:p>
     <w:p>
-      <w:r>
-        <w:rPr>
+      <w:pPr>
+        <w:rPr>
+          <w:rFonts w:ascii="Times New Roman" w:hAnsi="Times New Roman" w:cs="Times New Roman"/>
+          <w:sz w:val="24"/>
+          <w:szCs w:val="24"/>
+        </w:rPr>
+      </w:pPr>
+      <w:r>
+        <w:rPr>
+          <w:rFonts w:ascii="Times New Roman" w:hAnsi="Times New Roman" w:cs="Times New Roman"/>
           <w:noProof/>
+          <w:sz w:val="24"/>
+          <w:szCs w:val="24"/>
         </w:rPr>
         <w:drawing>
           <wp:inline distT="0" distB="0" distL="0" distR="0" wp14:anchorId="5AB1BACF" wp14:editId="56C9145F">
@@ -2017,28 +3024,89 @@
         </w:drawing>
       </w:r>
       <w:r>
+        <w:rPr>
+          <w:rFonts w:ascii="Times New Roman" w:hAnsi="Times New Roman" w:cs="Times New Roman"/>
+          <w:sz w:val="24"/>
+          <w:szCs w:val="24"/>
+        </w:rPr>
         <w:br/>
       </w:r>
       <w:r>
+        <w:rPr>
+          <w:rFonts w:ascii="Times New Roman" w:hAnsi="Times New Roman" w:cs="Times New Roman"/>
+          <w:sz w:val="24"/>
+          <w:szCs w:val="24"/>
+        </w:rPr>
         <w:br/>
       </w:r>
       <w:r>
+        <w:rPr>
+          <w:rFonts w:ascii="Times New Roman" w:hAnsi="Times New Roman" w:cs="Times New Roman"/>
+          <w:sz w:val="24"/>
+          <w:szCs w:val="24"/>
+        </w:rPr>
         <w:lastRenderedPageBreak/>
         <w:br/>
       </w:r>
     </w:p>
-    <w:p/>
-    <w:p/>
-    <w:p/>
-    <w:p>
-      <w:r>
+    <w:p>
+      <w:pPr>
+        <w:rPr>
+          <w:rFonts w:ascii="Times New Roman" w:hAnsi="Times New Roman" w:cs="Times New Roman"/>
+          <w:sz w:val="24"/>
+          <w:szCs w:val="24"/>
+        </w:rPr>
+      </w:pPr>
+    </w:p>
+    <w:p>
+      <w:pPr>
+        <w:rPr>
+          <w:rFonts w:ascii="Times New Roman" w:hAnsi="Times New Roman" w:cs="Times New Roman"/>
+          <w:sz w:val="24"/>
+          <w:szCs w:val="24"/>
+        </w:rPr>
+      </w:pPr>
+    </w:p>
+    <w:p>
+      <w:pPr>
+        <w:rPr>
+          <w:rFonts w:ascii="Times New Roman" w:hAnsi="Times New Roman" w:cs="Times New Roman"/>
+          <w:sz w:val="24"/>
+          <w:szCs w:val="24"/>
+        </w:rPr>
+      </w:pPr>
+    </w:p>
+    <w:p>
+      <w:pPr>
+        <w:rPr>
+          <w:rFonts w:ascii="Times New Roman" w:hAnsi="Times New Roman" w:cs="Times New Roman"/>
+          <w:sz w:val="24"/>
+          <w:szCs w:val="24"/>
+        </w:rPr>
+      </w:pPr>
+      <w:r>
+        <w:rPr>
+          <w:rFonts w:ascii="Times New Roman" w:hAnsi="Times New Roman" w:cs="Times New Roman"/>
+          <w:sz w:val="24"/>
+          <w:szCs w:val="24"/>
+        </w:rPr>
         <w:t>Keyboard input handling</w:t>
       </w:r>
     </w:p>
     <w:p>
-      <w:r>
-        <w:rPr>
+      <w:pPr>
+        <w:rPr>
+          <w:rFonts w:ascii="Times New Roman" w:hAnsi="Times New Roman" w:cs="Times New Roman"/>
+          <w:sz w:val="24"/>
+          <w:szCs w:val="24"/>
+        </w:rPr>
+      </w:pPr>
+      <w:r>
+        <w:rPr>
+          <w:rFonts w:ascii="Times New Roman" w:hAnsi="Times New Roman" w:cs="Times New Roman"/>
           <w:noProof/>
+          <w:sz w:val="24"/>
+          <w:szCs w:val="24"/>
         </w:rPr>
         <w:drawing>
           <wp:inline distT="0" distB="0" distL="0" distR="0" wp14:anchorId="11EDD89E" wp14:editId="08DD75B1">
@@ -2091,19 +3159,37 @@
       </w:r>
     </w:p>
     <w:p>
-      <w:r>
+      <w:pPr>
+        <w:rPr>
+          <w:rFonts w:ascii="Times New Roman" w:hAnsi="Times New Roman" w:cs="Times New Roman"/>
+          <w:sz w:val="24"/>
+          <w:szCs w:val="24"/>
+        </w:rPr>
+      </w:pPr>
+      <w:r>
+        <w:rPr>
+          <w:rFonts w:ascii="Times New Roman" w:hAnsi="Times New Roman" w:cs="Times New Roman"/>
+          <w:sz w:val="24"/>
+          <w:szCs w:val="24"/>
+        </w:rPr>
         <w:t>Input validation</w:t>
       </w:r>
     </w:p>
     <w:p>
       <w:pPr>
         <w:rPr>
+          <w:rFonts w:ascii="Times New Roman" w:hAnsi="Times New Roman" w:cs="Times New Roman"/>
           <w:noProof/>
-        </w:rPr>
-      </w:pPr>
-      <w:r>
-        <w:rPr>
+          <w:sz w:val="24"/>
+          <w:szCs w:val="24"/>
+        </w:rPr>
+      </w:pPr>
+      <w:r>
+        <w:rPr>
+          <w:rFonts w:ascii="Times New Roman" w:hAnsi="Times New Roman" w:cs="Times New Roman"/>
           <w:noProof/>
+          <w:sz w:val="24"/>
+          <w:szCs w:val="24"/>
         </w:rPr>
         <w:drawing>
           <wp:inline distT="0" distB="0" distL="0" distR="0" wp14:anchorId="43096DF9" wp14:editId="2D1B29CB">
@@ -2155,13 +3241,40 @@
         </w:drawing>
       </w:r>
     </w:p>
-    <w:p/>
-    <w:p/>
-    <w:p/>
-    <w:p>
-      <w:pPr>
-        <w:rPr>
+    <w:p>
+      <w:pPr>
+        <w:rPr>
+          <w:rFonts w:ascii="Times New Roman" w:hAnsi="Times New Roman" w:cs="Times New Roman"/>
+          <w:sz w:val="24"/>
+          <w:szCs w:val="24"/>
+        </w:rPr>
+      </w:pPr>
+    </w:p>
+    <w:p>
+      <w:pPr>
+        <w:rPr>
+          <w:rFonts w:ascii="Times New Roman" w:hAnsi="Times New Roman" w:cs="Times New Roman"/>
+          <w:sz w:val="24"/>
+          <w:szCs w:val="24"/>
+        </w:rPr>
+      </w:pPr>
+    </w:p>
+    <w:p>
+      <w:pPr>
+        <w:rPr>
+          <w:rFonts w:ascii="Times New Roman" w:hAnsi="Times New Roman" w:cs="Times New Roman"/>
+          <w:sz w:val="24"/>
+          <w:szCs w:val="24"/>
+        </w:rPr>
+      </w:pPr>
+    </w:p>
+    <w:p>
+      <w:pPr>
+        <w:rPr>
+          <w:rFonts w:ascii="Times New Roman" w:hAnsi="Times New Roman" w:cs="Times New Roman"/>
           <w:noProof/>
+          <w:sz w:val="24"/>
+          <w:szCs w:val="24"/>
         </w:rPr>
       </w:pPr>
     </w:p>
@@ -2170,8 +3283,18 @@
         <w:tabs>
           <w:tab w:val="left" w:pos="6675"/>
         </w:tabs>
-      </w:pPr>
-      <w:r>
+        <w:rPr>
+          <w:rFonts w:ascii="Times New Roman" w:hAnsi="Times New Roman" w:cs="Times New Roman"/>
+          <w:sz w:val="24"/>
+          <w:szCs w:val="24"/>
+        </w:rPr>
+      </w:pPr>
+      <w:r>
+        <w:rPr>
+          <w:rFonts w:ascii="Times New Roman" w:hAnsi="Times New Roman" w:cs="Times New Roman"/>
+          <w:sz w:val="24"/>
+          <w:szCs w:val="24"/>
+        </w:rPr>
         <w:tab/>
       </w:r>
     </w:p>
@@ -2180,6 +3303,11 @@
         <w:tabs>
           <w:tab w:val="left" w:pos="6675"/>
         </w:tabs>
+        <w:rPr>
+          <w:rFonts w:ascii="Times New Roman" w:hAnsi="Times New Roman" w:cs="Times New Roman"/>
+          <w:sz w:val="24"/>
+          <w:szCs w:val="24"/>
+        </w:rPr>
       </w:pPr>
     </w:p>
     <w:p>
@@ -2187,15 +3315,35 @@
         <w:tabs>
           <w:tab w:val="left" w:pos="6675"/>
         </w:tabs>
-      </w:pPr>
-      <w:r>
+        <w:rPr>
+          <w:rFonts w:ascii="Times New Roman" w:hAnsi="Times New Roman" w:cs="Times New Roman"/>
+          <w:sz w:val="24"/>
+          <w:szCs w:val="24"/>
+        </w:rPr>
+      </w:pPr>
+      <w:r>
+        <w:rPr>
+          <w:rFonts w:ascii="Times New Roman" w:hAnsi="Times New Roman" w:cs="Times New Roman"/>
+          <w:sz w:val="24"/>
+          <w:szCs w:val="24"/>
+        </w:rPr>
         <w:t>Event logs</w:t>
       </w:r>
     </w:p>
     <w:p>
-      <w:r>
-        <w:rPr>
+      <w:pPr>
+        <w:rPr>
+          <w:rFonts w:ascii="Times New Roman" w:hAnsi="Times New Roman" w:cs="Times New Roman"/>
+          <w:sz w:val="24"/>
+          <w:szCs w:val="24"/>
+        </w:rPr>
+      </w:pPr>
+      <w:r>
+        <w:rPr>
+          <w:rFonts w:ascii="Times New Roman" w:hAnsi="Times New Roman" w:cs="Times New Roman"/>
           <w:noProof/>
+          <w:sz w:val="24"/>
+          <w:szCs w:val="24"/>
         </w:rPr>
         <w:drawing>
           <wp:inline distT="0" distB="0" distL="0" distR="0" wp14:anchorId="04384011" wp14:editId="1D875CA9">
@@ -2248,17 +3396,54 @@
       </w:r>
     </w:p>
     <w:p>
-      <w:r>
-        <w:t>Tap gues</w:t>
-      </w:r>
-      <w:r>
+      <w:pPr>
+        <w:rPr>
+          <w:rFonts w:ascii="Times New Roman" w:hAnsi="Times New Roman" w:cs="Times New Roman"/>
+          <w:sz w:val="24"/>
+          <w:szCs w:val="24"/>
+        </w:rPr>
+      </w:pPr>
+      <w:r>
+        <w:rPr>
+          <w:rFonts w:ascii="Times New Roman" w:hAnsi="Times New Roman" w:cs="Times New Roman"/>
+          <w:sz w:val="24"/>
+          <w:szCs w:val="24"/>
+        </w:rPr>
+        <w:t xml:space="preserve">Tap </w:t>
+      </w:r>
+      <w:proofErr w:type="spellStart"/>
+      <w:r>
+        <w:rPr>
+          <w:rFonts w:ascii="Times New Roman" w:hAnsi="Times New Roman" w:cs="Times New Roman"/>
+          <w:sz w:val="24"/>
+          <w:szCs w:val="24"/>
+        </w:rPr>
+        <w:t>gues</w:t>
+      </w:r>
+      <w:r>
+        <w:rPr>
+          <w:rFonts w:ascii="Times New Roman" w:hAnsi="Times New Roman" w:cs="Times New Roman"/>
+          <w:sz w:val="24"/>
+          <w:szCs w:val="24"/>
+        </w:rPr>
         <w:t>ture</w:t>
       </w:r>
-    </w:p>
-    <w:p>
-      <w:r>
-        <w:rPr>
+      <w:proofErr w:type="spellEnd"/>
+    </w:p>
+    <w:p>
+      <w:pPr>
+        <w:rPr>
+          <w:rFonts w:ascii="Times New Roman" w:hAnsi="Times New Roman" w:cs="Times New Roman"/>
+          <w:sz w:val="24"/>
+          <w:szCs w:val="24"/>
+        </w:rPr>
+      </w:pPr>
+      <w:r>
+        <w:rPr>
+          <w:rFonts w:ascii="Times New Roman" w:hAnsi="Times New Roman" w:cs="Times New Roman"/>
           <w:noProof/>
+          <w:sz w:val="24"/>
+          <w:szCs w:val="24"/>
         </w:rPr>
         <w:drawing>
           <wp:inline distT="0" distB="0" distL="0" distR="0" wp14:anchorId="596EFFE3" wp14:editId="41C11F0C">
@@ -2310,326 +3495,2944 @@
         </w:drawing>
       </w:r>
       <w:r>
+        <w:rPr>
+          <w:rFonts w:ascii="Times New Roman" w:hAnsi="Times New Roman" w:cs="Times New Roman"/>
+          <w:sz w:val="24"/>
+          <w:szCs w:val="24"/>
+        </w:rPr>
         <w:br w:type="page"/>
       </w:r>
     </w:p>
     <w:p>
       <w:pPr>
         <w:pStyle w:val="Heading1"/>
-      </w:pPr>
-      <w:r>
+        <w:rPr>
+          <w:rFonts w:ascii="Times New Roman" w:hAnsi="Times New Roman" w:cs="Times New Roman"/>
+          <w:sz w:val="24"/>
+          <w:szCs w:val="24"/>
+        </w:rPr>
+      </w:pPr>
+      <w:r>
+        <w:rPr>
+          <w:rFonts w:ascii="Times New Roman" w:hAnsi="Times New Roman" w:cs="Times New Roman"/>
+          <w:sz w:val="24"/>
+          <w:szCs w:val="24"/>
+        </w:rPr>
         <w:lastRenderedPageBreak/>
         <w:t>Week 9: Device Features and Sensors</w:t>
       </w:r>
     </w:p>
     <w:p>
       <w:pPr>
+        <w:rPr>
+          <w:rFonts w:ascii="Times New Roman" w:hAnsi="Times New Roman" w:cs="Times New Roman"/>
+          <w:sz w:val="24"/>
+          <w:szCs w:val="24"/>
+        </w:rPr>
+      </w:pPr>
+      <w:r>
+        <w:rPr>
+          <w:rFonts w:ascii="Times New Roman" w:hAnsi="Times New Roman" w:cs="Times New Roman"/>
+          <w:sz w:val="24"/>
+          <w:szCs w:val="24"/>
+        </w:rPr>
+        <w:t>The Device Features module enabled interaction with selected mobile device capabilities, while the Event Logs module was implemented to monitor and record user activities.</w:t>
+      </w:r>
+    </w:p>
+    <w:p>
+      <w:pPr>
+        <w:rPr>
+          <w:rFonts w:ascii="Times New Roman" w:hAnsi="Times New Roman" w:cs="Times New Roman"/>
+          <w:sz w:val="24"/>
+          <w:szCs w:val="24"/>
+        </w:rPr>
+      </w:pPr>
+      <w:r>
+        <w:rPr>
+          <w:rFonts w:ascii="Times New Roman" w:hAnsi="Times New Roman" w:cs="Times New Roman"/>
+          <w:sz w:val="24"/>
+          <w:szCs w:val="24"/>
+        </w:rPr>
+        <w:t>Device features</w:t>
+      </w:r>
+      <w:r>
+        <w:rPr>
+          <w:rFonts w:ascii="Times New Roman" w:hAnsi="Times New Roman" w:cs="Times New Roman"/>
+          <w:sz w:val="24"/>
+          <w:szCs w:val="24"/>
+        </w:rPr>
+        <w:t xml:space="preserve"> module</w:t>
+      </w:r>
+    </w:p>
+    <w:p>
+      <w:pPr>
+        <w:rPr>
+          <w:rFonts w:ascii="Times New Roman" w:hAnsi="Times New Roman" w:cs="Times New Roman"/>
+          <w:sz w:val="24"/>
+          <w:szCs w:val="24"/>
+        </w:rPr>
+      </w:pPr>
+      <w:r>
+        <w:rPr>
+          <w:rFonts w:ascii="Times New Roman" w:hAnsi="Times New Roman" w:cs="Times New Roman"/>
+          <w:noProof/>
+          <w:sz w:val="24"/>
+          <w:szCs w:val="24"/>
+        </w:rPr>
+        <w:lastRenderedPageBreak/>
+        <w:drawing>
+          <wp:inline distT="0" distB="0" distL="0" distR="0" wp14:anchorId="516DE916" wp14:editId="259573C1">
+            <wp:extent cx="3296212" cy="7381875"/>
+            <wp:effectExtent l="0" t="0" r="0" b="0"/>
+            <wp:docPr id="1787417078" name="Picture 3"/>
+            <wp:cNvGraphicFramePr>
+              <a:graphicFrameLocks xmlns:a="http://schemas.openxmlformats.org/drawingml/2006/main" noChangeAspect="1"/>
+            </wp:cNvGraphicFramePr>
+            <a:graphic xmlns:a="http://schemas.openxmlformats.org/drawingml/2006/main">
+              <a:graphicData uri="http://schemas.openxmlformats.org/drawingml/2006/picture">
+                <pic:pic xmlns:pic="http://schemas.openxmlformats.org/drawingml/2006/picture">
+                  <pic:nvPicPr>
+                    <pic:cNvPr id="0" name="Picture 3"/>
+                    <pic:cNvPicPr>
+                      <a:picLocks noChangeAspect="1" noChangeArrowheads="1"/>
+                    </pic:cNvPicPr>
+                  </pic:nvPicPr>
+                  <pic:blipFill>
+                    <a:blip r:embed="rId31">
+                      <a:extLst>
+                        <a:ext uri="{28A0092B-C50C-407E-A947-70E740481C1C}">
+                          <a14:useLocalDpi xmlns:a14="http://schemas.microsoft.com/office/drawing/2010/main" val="0"/>
+                        </a:ext>
+                      </a:extLst>
+                    </a:blip>
+                    <a:srcRect/>
+                    <a:stretch>
+                      <a:fillRect/>
+                    </a:stretch>
+                  </pic:blipFill>
+                  <pic:spPr bwMode="auto">
+                    <a:xfrm>
+                      <a:off x="0" y="0"/>
+                      <a:ext cx="3297891" cy="7385636"/>
+                    </a:xfrm>
+                    <a:prstGeom prst="rect">
+                      <a:avLst/>
+                    </a:prstGeom>
+                    <a:noFill/>
+                    <a:ln>
+                      <a:noFill/>
+                    </a:ln>
+                  </pic:spPr>
+                </pic:pic>
+              </a:graphicData>
+            </a:graphic>
+          </wp:inline>
+        </w:drawing>
+      </w:r>
+    </w:p>
+    <w:p>
+      <w:pPr>
+        <w:rPr>
+          <w:rFonts w:ascii="Times New Roman" w:hAnsi="Times New Roman" w:cs="Times New Roman"/>
+          <w:sz w:val="24"/>
+          <w:szCs w:val="24"/>
+        </w:rPr>
+      </w:pPr>
+      <w:r>
+        <w:rPr>
+          <w:rFonts w:ascii="Times New Roman" w:hAnsi="Times New Roman" w:cs="Times New Roman"/>
+          <w:sz w:val="24"/>
+          <w:szCs w:val="24"/>
+        </w:rPr>
+        <w:t>camera display</w:t>
+      </w:r>
+      <w:r>
+        <w:rPr>
+          <w:rFonts w:ascii="Times New Roman" w:hAnsi="Times New Roman" w:cs="Times New Roman"/>
+          <w:sz w:val="24"/>
+          <w:szCs w:val="24"/>
+        </w:rPr>
+        <w:t xml:space="preserve"> and GPS location</w:t>
+      </w:r>
+    </w:p>
+    <w:p>
+      <w:pPr>
+        <w:rPr>
+          <w:rFonts w:ascii="Times New Roman" w:hAnsi="Times New Roman" w:cs="Times New Roman"/>
+          <w:sz w:val="24"/>
+          <w:szCs w:val="24"/>
+        </w:rPr>
+      </w:pPr>
+    </w:p>
+    <w:p>
+      <w:pPr>
+        <w:rPr>
+          <w:rFonts w:ascii="Times New Roman" w:hAnsi="Times New Roman" w:cs="Times New Roman"/>
+          <w:sz w:val="24"/>
+          <w:szCs w:val="24"/>
+        </w:rPr>
+      </w:pPr>
+    </w:p>
+    <w:p>
+      <w:pPr>
+        <w:rPr>
+          <w:rFonts w:ascii="Times New Roman" w:hAnsi="Times New Roman" w:cs="Times New Roman"/>
+          <w:sz w:val="24"/>
+          <w:szCs w:val="24"/>
+        </w:rPr>
+      </w:pPr>
+      <w:r>
+        <w:rPr>
+          <w:rFonts w:ascii="Times New Roman" w:hAnsi="Times New Roman" w:cs="Times New Roman"/>
+          <w:noProof/>
+          <w:sz w:val="24"/>
+          <w:szCs w:val="24"/>
+        </w:rPr>
+        <w:drawing>
+          <wp:anchor distT="0" distB="0" distL="114300" distR="114300" simplePos="0" relativeHeight="251658240" behindDoc="0" locked="0" layoutInCell="1" allowOverlap="1" wp14:anchorId="68B4AF32" wp14:editId="22C0AF68">
+            <wp:simplePos x="0" y="0"/>
+            <wp:positionH relativeFrom="margin">
+              <wp:posOffset>101600</wp:posOffset>
+            </wp:positionH>
+            <wp:positionV relativeFrom="paragraph">
+              <wp:posOffset>269875</wp:posOffset>
+            </wp:positionV>
+            <wp:extent cx="3126105" cy="7002145"/>
+            <wp:effectExtent l="0" t="0" r="0" b="8255"/>
+            <wp:wrapSquare wrapText="bothSides"/>
+            <wp:docPr id="1135049930" name="Picture 4"/>
+            <wp:cNvGraphicFramePr>
+              <a:graphicFrameLocks xmlns:a="http://schemas.openxmlformats.org/drawingml/2006/main" noChangeAspect="1"/>
+            </wp:cNvGraphicFramePr>
+            <a:graphic xmlns:a="http://schemas.openxmlformats.org/drawingml/2006/main">
+              <a:graphicData uri="http://schemas.openxmlformats.org/drawingml/2006/picture">
+                <pic:pic xmlns:pic="http://schemas.openxmlformats.org/drawingml/2006/picture">
+                  <pic:nvPicPr>
+                    <pic:cNvPr id="0" name="Picture 4"/>
+                    <pic:cNvPicPr>
+                      <a:picLocks noChangeAspect="1" noChangeArrowheads="1"/>
+                    </pic:cNvPicPr>
+                  </pic:nvPicPr>
+                  <pic:blipFill>
+                    <a:blip r:embed="rId32">
+                      <a:extLst>
+                        <a:ext uri="{28A0092B-C50C-407E-A947-70E740481C1C}">
+                          <a14:useLocalDpi xmlns:a14="http://schemas.microsoft.com/office/drawing/2010/main" val="0"/>
+                        </a:ext>
+                      </a:extLst>
+                    </a:blip>
+                    <a:srcRect/>
+                    <a:stretch>
+                      <a:fillRect/>
+                    </a:stretch>
+                  </pic:blipFill>
+                  <pic:spPr bwMode="auto">
+                    <a:xfrm>
+                      <a:off x="0" y="0"/>
+                      <a:ext cx="3126105" cy="7002145"/>
+                    </a:xfrm>
+                    <a:prstGeom prst="rect">
+                      <a:avLst/>
+                    </a:prstGeom>
+                    <a:noFill/>
+                    <a:ln>
+                      <a:noFill/>
+                    </a:ln>
+                  </pic:spPr>
+                </pic:pic>
+              </a:graphicData>
+            </a:graphic>
+            <wp14:sizeRelH relativeFrom="margin">
+              <wp14:pctWidth>0</wp14:pctWidth>
+            </wp14:sizeRelH>
+            <wp14:sizeRelV relativeFrom="margin">
+              <wp14:pctHeight>0</wp14:pctHeight>
+            </wp14:sizeRelV>
+          </wp:anchor>
+        </w:drawing>
+      </w:r>
+    </w:p>
+    <w:p>
+      <w:pPr>
+        <w:rPr>
+          <w:rFonts w:ascii="Times New Roman" w:hAnsi="Times New Roman" w:cs="Times New Roman"/>
+          <w:sz w:val="24"/>
+          <w:szCs w:val="24"/>
+        </w:rPr>
+      </w:pPr>
+    </w:p>
+    <w:p>
+      <w:pPr>
+        <w:rPr>
+          <w:rFonts w:ascii="Times New Roman" w:hAnsi="Times New Roman" w:cs="Times New Roman"/>
+          <w:sz w:val="24"/>
+          <w:szCs w:val="24"/>
+        </w:rPr>
+      </w:pPr>
+    </w:p>
+    <w:p>
+      <w:pPr>
+        <w:rPr>
+          <w:rFonts w:ascii="Times New Roman" w:hAnsi="Times New Roman" w:cs="Times New Roman"/>
+          <w:sz w:val="24"/>
+          <w:szCs w:val="24"/>
+        </w:rPr>
+      </w:pPr>
+    </w:p>
+    <w:p>
+      <w:pPr>
+        <w:rPr>
+          <w:rFonts w:ascii="Times New Roman" w:hAnsi="Times New Roman" w:cs="Times New Roman"/>
+          <w:sz w:val="24"/>
+          <w:szCs w:val="24"/>
+        </w:rPr>
+      </w:pPr>
+    </w:p>
+    <w:p>
+      <w:pPr>
+        <w:ind w:firstLine="720"/>
+        <w:rPr>
+          <w:rFonts w:ascii="Times New Roman" w:hAnsi="Times New Roman" w:cs="Times New Roman"/>
+          <w:sz w:val="24"/>
+          <w:szCs w:val="24"/>
+        </w:rPr>
+      </w:pPr>
+    </w:p>
+    <w:p>
+      <w:pPr>
+        <w:rPr>
+          <w:rFonts w:ascii="Times New Roman" w:hAnsi="Times New Roman" w:cs="Times New Roman"/>
+          <w:sz w:val="24"/>
+          <w:szCs w:val="24"/>
+        </w:rPr>
+      </w:pPr>
+    </w:p>
+    <w:p>
+      <w:pPr>
+        <w:rPr>
+          <w:rFonts w:ascii="Times New Roman" w:hAnsi="Times New Roman" w:cs="Times New Roman"/>
+          <w:sz w:val="24"/>
+          <w:szCs w:val="24"/>
+        </w:rPr>
+      </w:pPr>
+    </w:p>
+    <w:p>
+      <w:pPr>
+        <w:rPr>
+          <w:rFonts w:ascii="Times New Roman" w:hAnsi="Times New Roman" w:cs="Times New Roman"/>
+          <w:sz w:val="24"/>
+          <w:szCs w:val="24"/>
+        </w:rPr>
+      </w:pPr>
+    </w:p>
+    <w:p>
+      <w:pPr>
+        <w:rPr>
+          <w:rFonts w:ascii="Times New Roman" w:hAnsi="Times New Roman" w:cs="Times New Roman"/>
+          <w:sz w:val="24"/>
+          <w:szCs w:val="24"/>
+        </w:rPr>
+      </w:pPr>
+    </w:p>
+    <w:p>
+      <w:pPr>
+        <w:rPr>
+          <w:rFonts w:ascii="Times New Roman" w:hAnsi="Times New Roman" w:cs="Times New Roman"/>
+          <w:sz w:val="24"/>
+          <w:szCs w:val="24"/>
+        </w:rPr>
+      </w:pPr>
+    </w:p>
+    <w:p>
+      <w:pPr>
+        <w:rPr>
+          <w:rFonts w:ascii="Times New Roman" w:hAnsi="Times New Roman" w:cs="Times New Roman"/>
+          <w:sz w:val="24"/>
+          <w:szCs w:val="24"/>
+        </w:rPr>
+      </w:pPr>
+    </w:p>
+    <w:p>
+      <w:pPr>
+        <w:rPr>
+          <w:rFonts w:ascii="Times New Roman" w:hAnsi="Times New Roman" w:cs="Times New Roman"/>
+          <w:sz w:val="24"/>
+          <w:szCs w:val="24"/>
+        </w:rPr>
+      </w:pPr>
+    </w:p>
+    <w:p>
+      <w:pPr>
+        <w:rPr>
+          <w:rFonts w:ascii="Times New Roman" w:hAnsi="Times New Roman" w:cs="Times New Roman"/>
+          <w:sz w:val="24"/>
+          <w:szCs w:val="24"/>
+        </w:rPr>
+      </w:pPr>
+    </w:p>
+    <w:p>
+      <w:pPr>
+        <w:rPr>
+          <w:rFonts w:ascii="Times New Roman" w:hAnsi="Times New Roman" w:cs="Times New Roman"/>
+          <w:sz w:val="24"/>
+          <w:szCs w:val="24"/>
+        </w:rPr>
+      </w:pPr>
+    </w:p>
+    <w:p>
+      <w:pPr>
+        <w:rPr>
+          <w:rFonts w:ascii="Times New Roman" w:hAnsi="Times New Roman" w:cs="Times New Roman"/>
+          <w:sz w:val="24"/>
+          <w:szCs w:val="24"/>
+        </w:rPr>
+      </w:pPr>
+    </w:p>
+    <w:p>
+      <w:pPr>
+        <w:rPr>
+          <w:rFonts w:ascii="Times New Roman" w:hAnsi="Times New Roman" w:cs="Times New Roman"/>
+          <w:sz w:val="24"/>
+          <w:szCs w:val="24"/>
+        </w:rPr>
+      </w:pPr>
+    </w:p>
+    <w:p>
+      <w:pPr>
+        <w:rPr>
+          <w:rFonts w:ascii="Times New Roman" w:hAnsi="Times New Roman" w:cs="Times New Roman"/>
+          <w:sz w:val="24"/>
+          <w:szCs w:val="24"/>
+        </w:rPr>
+      </w:pPr>
+    </w:p>
+    <w:p>
+      <w:pPr>
+        <w:rPr>
+          <w:rFonts w:ascii="Times New Roman" w:hAnsi="Times New Roman" w:cs="Times New Roman"/>
+          <w:sz w:val="24"/>
+          <w:szCs w:val="24"/>
+        </w:rPr>
+      </w:pPr>
+    </w:p>
+    <w:p>
+      <w:pPr>
+        <w:rPr>
+          <w:rFonts w:ascii="Times New Roman" w:hAnsi="Times New Roman" w:cs="Times New Roman"/>
+          <w:sz w:val="24"/>
+          <w:szCs w:val="24"/>
+        </w:rPr>
+      </w:pPr>
+    </w:p>
+    <w:p>
+      <w:pPr>
+        <w:rPr>
+          <w:rFonts w:ascii="Times New Roman" w:hAnsi="Times New Roman" w:cs="Times New Roman"/>
+          <w:sz w:val="24"/>
+          <w:szCs w:val="24"/>
+        </w:rPr>
+      </w:pPr>
+    </w:p>
+    <w:p>
+      <w:pPr>
+        <w:rPr>
+          <w:rFonts w:ascii="Times New Roman" w:hAnsi="Times New Roman" w:cs="Times New Roman"/>
+          <w:sz w:val="24"/>
+          <w:szCs w:val="24"/>
+        </w:rPr>
+      </w:pPr>
+    </w:p>
+    <w:p>
+      <w:pPr>
+        <w:rPr>
+          <w:rFonts w:ascii="Times New Roman" w:hAnsi="Times New Roman" w:cs="Times New Roman"/>
+          <w:sz w:val="24"/>
+          <w:szCs w:val="24"/>
+        </w:rPr>
+      </w:pPr>
+    </w:p>
+    <w:p>
+      <w:pPr>
+        <w:rPr>
+          <w:rFonts w:ascii="Times New Roman" w:hAnsi="Times New Roman" w:cs="Times New Roman"/>
+          <w:sz w:val="24"/>
+          <w:szCs w:val="24"/>
+        </w:rPr>
+      </w:pPr>
+      <w:r>
+        <w:rPr>
+          <w:rFonts w:ascii="Times New Roman" w:hAnsi="Times New Roman" w:cs="Times New Roman"/>
+          <w:noProof/>
+          <w:sz w:val="24"/>
+          <w:szCs w:val="24"/>
+        </w:rPr>
+        <w:lastRenderedPageBreak/>
+        <w:drawing>
+          <wp:inline distT="0" distB="0" distL="0" distR="0" wp14:anchorId="239F8AE1" wp14:editId="3A8C6935">
+            <wp:extent cx="1874289" cy="4197475"/>
+            <wp:effectExtent l="0" t="0" r="0" b="0"/>
+            <wp:docPr id="1324966137" name="Picture 2"/>
+            <wp:cNvGraphicFramePr>
+              <a:graphicFrameLocks xmlns:a="http://schemas.openxmlformats.org/drawingml/2006/main" noChangeAspect="1"/>
+            </wp:cNvGraphicFramePr>
+            <a:graphic xmlns:a="http://schemas.openxmlformats.org/drawingml/2006/main">
+              <a:graphicData uri="http://schemas.openxmlformats.org/drawingml/2006/picture">
+                <pic:pic xmlns:pic="http://schemas.openxmlformats.org/drawingml/2006/picture">
+                  <pic:nvPicPr>
+                    <pic:cNvPr id="0" name="Picture 2"/>
+                    <pic:cNvPicPr>
+                      <a:picLocks noChangeAspect="1" noChangeArrowheads="1"/>
+                    </pic:cNvPicPr>
+                  </pic:nvPicPr>
+                  <pic:blipFill>
+                    <a:blip r:embed="rId33">
+                      <a:extLst>
+                        <a:ext uri="{28A0092B-C50C-407E-A947-70E740481C1C}">
+                          <a14:useLocalDpi xmlns:a14="http://schemas.microsoft.com/office/drawing/2010/main" val="0"/>
+                        </a:ext>
+                      </a:extLst>
+                    </a:blip>
+                    <a:srcRect/>
+                    <a:stretch>
+                      <a:fillRect/>
+                    </a:stretch>
+                  </pic:blipFill>
+                  <pic:spPr bwMode="auto">
+                    <a:xfrm>
+                      <a:off x="0" y="0"/>
+                      <a:ext cx="1887057" cy="4226068"/>
+                    </a:xfrm>
+                    <a:prstGeom prst="rect">
+                      <a:avLst/>
+                    </a:prstGeom>
+                    <a:noFill/>
+                    <a:ln>
+                      <a:noFill/>
+                    </a:ln>
+                  </pic:spPr>
+                </pic:pic>
+              </a:graphicData>
+            </a:graphic>
+          </wp:inline>
+        </w:drawing>
+      </w:r>
+      <w:r>
+        <w:rPr>
+          <w:rFonts w:ascii="Times New Roman" w:hAnsi="Times New Roman" w:cs="Times New Roman"/>
+          <w:noProof/>
+          <w:sz w:val="24"/>
+          <w:szCs w:val="24"/>
+        </w:rPr>
+        <w:lastRenderedPageBreak/>
+        <w:drawing>
+          <wp:inline distT="0" distB="0" distL="0" distR="0" wp14:anchorId="3A9FAF62" wp14:editId="0CED1A18">
+            <wp:extent cx="3674745" cy="8229600"/>
+            <wp:effectExtent l="0" t="0" r="1905" b="0"/>
+            <wp:docPr id="1715092697" name="Picture 1"/>
+            <wp:cNvGraphicFramePr>
+              <a:graphicFrameLocks xmlns:a="http://schemas.openxmlformats.org/drawingml/2006/main" noChangeAspect="1"/>
+            </wp:cNvGraphicFramePr>
+            <a:graphic xmlns:a="http://schemas.openxmlformats.org/drawingml/2006/main">
+              <a:graphicData uri="http://schemas.openxmlformats.org/drawingml/2006/picture">
+                <pic:pic xmlns:pic="http://schemas.openxmlformats.org/drawingml/2006/picture">
+                  <pic:nvPicPr>
+                    <pic:cNvPr id="0" name="Picture 1"/>
+                    <pic:cNvPicPr>
+                      <a:picLocks noChangeAspect="1" noChangeArrowheads="1"/>
+                    </pic:cNvPicPr>
+                  </pic:nvPicPr>
+                  <pic:blipFill>
+                    <a:blip r:embed="rId34">
+                      <a:extLst>
+                        <a:ext uri="{28A0092B-C50C-407E-A947-70E740481C1C}">
+                          <a14:useLocalDpi xmlns:a14="http://schemas.microsoft.com/office/drawing/2010/main" val="0"/>
+                        </a:ext>
+                      </a:extLst>
+                    </a:blip>
+                    <a:srcRect/>
+                    <a:stretch>
+                      <a:fillRect/>
+                    </a:stretch>
+                  </pic:blipFill>
+                  <pic:spPr bwMode="auto">
+                    <a:xfrm>
+                      <a:off x="0" y="0"/>
+                      <a:ext cx="3674745" cy="8229600"/>
+                    </a:xfrm>
+                    <a:prstGeom prst="rect">
+                      <a:avLst/>
+                    </a:prstGeom>
+                    <a:noFill/>
+                    <a:ln>
+                      <a:noFill/>
+                    </a:ln>
+                  </pic:spPr>
+                </pic:pic>
+              </a:graphicData>
+            </a:graphic>
+          </wp:inline>
+        </w:drawing>
+      </w:r>
+    </w:p>
+    <w:p>
+      <w:pPr>
+        <w:pStyle w:val="Heading1"/>
+        <w:rPr>
+          <w:rFonts w:ascii="Times New Roman" w:hAnsi="Times New Roman" w:cs="Times New Roman"/>
+          <w:sz w:val="24"/>
+          <w:szCs w:val="24"/>
+        </w:rPr>
+      </w:pPr>
+      <w:r>
+        <w:rPr>
+          <w:rFonts w:ascii="Times New Roman" w:hAnsi="Times New Roman" w:cs="Times New Roman"/>
+          <w:sz w:val="24"/>
+          <w:szCs w:val="24"/>
+        </w:rPr>
+        <w:lastRenderedPageBreak/>
+        <w:t>Week 10: Notifications and Background Services</w:t>
+      </w:r>
+    </w:p>
+    <w:p>
+      <w:pPr>
+        <w:rPr>
+          <w:rFonts w:ascii="Times New Roman" w:hAnsi="Times New Roman" w:cs="Times New Roman"/>
+          <w:sz w:val="24"/>
+          <w:szCs w:val="24"/>
+        </w:rPr>
+      </w:pPr>
+      <w:r>
+        <w:rPr>
+          <w:rFonts w:ascii="Times New Roman" w:hAnsi="Times New Roman" w:cs="Times New Roman"/>
+          <w:sz w:val="24"/>
+          <w:szCs w:val="24"/>
+        </w:rPr>
+        <w:t>The application allows users to update profile information and switch between light and dark themes. These enhancements improved user experience by allowing personalization while demonstrating persistent local storage within the application.</w:t>
+      </w:r>
+    </w:p>
+    <w:p>
+      <w:pPr>
+        <w:tabs>
+          <w:tab w:val="left" w:pos="1291"/>
+        </w:tabs>
+        <w:rPr>
+          <w:rFonts w:ascii="Times New Roman" w:hAnsi="Times New Roman" w:cs="Times New Roman"/>
+          <w:sz w:val="24"/>
+          <w:szCs w:val="24"/>
+        </w:rPr>
+      </w:pPr>
+      <w:r>
+        <w:rPr>
+          <w:rFonts w:ascii="Times New Roman" w:hAnsi="Times New Roman" w:cs="Times New Roman"/>
+          <w:sz w:val="24"/>
+          <w:szCs w:val="24"/>
+        </w:rPr>
+        <w:t>Application displayed in Dark  mode</w:t>
+      </w:r>
+    </w:p>
+    <w:p>
+      <w:pPr>
+        <w:tabs>
+          <w:tab w:val="left" w:pos="1291"/>
+        </w:tabs>
+        <w:rPr>
+          <w:rFonts w:ascii="Times New Roman" w:hAnsi="Times New Roman" w:cs="Times New Roman"/>
+          <w:sz w:val="24"/>
+          <w:szCs w:val="24"/>
+        </w:rPr>
+      </w:pPr>
+      <w:r>
+        <w:rPr>
+          <w:rFonts w:ascii="Times New Roman" w:hAnsi="Times New Roman" w:cs="Times New Roman"/>
+          <w:noProof/>
+          <w:sz w:val="24"/>
+          <w:szCs w:val="24"/>
+        </w:rPr>
+        <w:drawing>
+          <wp:inline distT="0" distB="0" distL="0" distR="0" wp14:anchorId="66E0DA1E" wp14:editId="5882EAC7">
+            <wp:extent cx="5486400" cy="2646680"/>
+            <wp:effectExtent l="0" t="0" r="0" b="1270"/>
+            <wp:docPr id="1905320240" name="Picture 7"/>
+            <wp:cNvGraphicFramePr>
+              <a:graphicFrameLocks xmlns:a="http://schemas.openxmlformats.org/drawingml/2006/main" noChangeAspect="1"/>
+            </wp:cNvGraphicFramePr>
+            <a:graphic xmlns:a="http://schemas.openxmlformats.org/drawingml/2006/main">
+              <a:graphicData uri="http://schemas.openxmlformats.org/drawingml/2006/picture">
+                <pic:pic xmlns:pic="http://schemas.openxmlformats.org/drawingml/2006/picture">
+                  <pic:nvPicPr>
+                    <pic:cNvPr id="0" name="Picture 11"/>
+                    <pic:cNvPicPr>
+                      <a:picLocks noChangeAspect="1" noChangeArrowheads="1"/>
+                    </pic:cNvPicPr>
+                  </pic:nvPicPr>
+                  <pic:blipFill>
+                    <a:blip r:embed="rId35">
+                      <a:extLst>
+                        <a:ext uri="{28A0092B-C50C-407E-A947-70E740481C1C}">
+                          <a14:useLocalDpi xmlns:a14="http://schemas.microsoft.com/office/drawing/2010/main" val="0"/>
+                        </a:ext>
+                      </a:extLst>
+                    </a:blip>
+                    <a:srcRect/>
+                    <a:stretch>
+                      <a:fillRect/>
+                    </a:stretch>
+                  </pic:blipFill>
+                  <pic:spPr bwMode="auto">
+                    <a:xfrm>
+                      <a:off x="0" y="0"/>
+                      <a:ext cx="5486400" cy="2646680"/>
+                    </a:xfrm>
+                    <a:prstGeom prst="rect">
+                      <a:avLst/>
+                    </a:prstGeom>
+                    <a:noFill/>
+                    <a:ln>
+                      <a:noFill/>
+                    </a:ln>
+                  </pic:spPr>
+                </pic:pic>
+              </a:graphicData>
+            </a:graphic>
+          </wp:inline>
+        </w:drawing>
+      </w:r>
+    </w:p>
+    <w:p>
+      <w:pPr>
+        <w:tabs>
+          <w:tab w:val="left" w:pos="1291"/>
+        </w:tabs>
+        <w:rPr>
+          <w:rFonts w:ascii="Times New Roman" w:hAnsi="Times New Roman" w:cs="Times New Roman"/>
+          <w:sz w:val="24"/>
+          <w:szCs w:val="24"/>
+        </w:rPr>
+      </w:pPr>
+    </w:p>
+    <w:p>
+      <w:pPr>
+        <w:tabs>
+          <w:tab w:val="left" w:pos="1291"/>
+        </w:tabs>
+        <w:rPr>
+          <w:rFonts w:ascii="Times New Roman" w:hAnsi="Times New Roman" w:cs="Times New Roman"/>
+          <w:sz w:val="24"/>
+          <w:szCs w:val="24"/>
+        </w:rPr>
+      </w:pPr>
+    </w:p>
+    <w:p>
+      <w:pPr>
+        <w:tabs>
+          <w:tab w:val="left" w:pos="1291"/>
+        </w:tabs>
+        <w:rPr>
+          <w:rFonts w:ascii="Times New Roman" w:hAnsi="Times New Roman" w:cs="Times New Roman"/>
+          <w:sz w:val="24"/>
+          <w:szCs w:val="24"/>
+        </w:rPr>
+      </w:pPr>
+      <w:r>
+        <w:rPr>
+          <w:rFonts w:ascii="Times New Roman" w:hAnsi="Times New Roman" w:cs="Times New Roman"/>
+          <w:sz w:val="24"/>
+          <w:szCs w:val="24"/>
+        </w:rPr>
+        <w:t xml:space="preserve"> </w:t>
+      </w:r>
+      <w:r>
+        <w:rPr>
+          <w:rFonts w:ascii="Times New Roman" w:hAnsi="Times New Roman" w:cs="Times New Roman"/>
+          <w:sz w:val="24"/>
+          <w:szCs w:val="24"/>
+        </w:rPr>
+        <w:t>Profile screen with user settings.</w:t>
+      </w:r>
+      <w:r>
+        <w:rPr>
+          <w:rFonts w:ascii="Times New Roman" w:hAnsi="Times New Roman" w:cs="Times New Roman"/>
+          <w:noProof/>
+          <w:sz w:val="24"/>
+          <w:szCs w:val="24"/>
+        </w:rPr>
+        <w:drawing>
+          <wp:inline distT="0" distB="0" distL="0" distR="0" wp14:anchorId="5B1CAFC0" wp14:editId="6BE47B5D">
+            <wp:extent cx="5486400" cy="2243470"/>
+            <wp:effectExtent l="0" t="0" r="0" b="4445"/>
+            <wp:docPr id="423582821" name="Picture 6"/>
+            <wp:cNvGraphicFramePr>
+              <a:graphicFrameLocks xmlns:a="http://schemas.openxmlformats.org/drawingml/2006/main" noChangeAspect="1"/>
+            </wp:cNvGraphicFramePr>
+            <a:graphic xmlns:a="http://schemas.openxmlformats.org/drawingml/2006/main">
+              <a:graphicData uri="http://schemas.openxmlformats.org/drawingml/2006/picture">
+                <pic:pic xmlns:pic="http://schemas.openxmlformats.org/drawingml/2006/picture">
+                  <pic:nvPicPr>
+                    <pic:cNvPr id="0" name="Picture 10"/>
+                    <pic:cNvPicPr>
+                      <a:picLocks noChangeAspect="1" noChangeArrowheads="1"/>
+                    </pic:cNvPicPr>
+                  </pic:nvPicPr>
+                  <pic:blipFill>
+                    <a:blip r:embed="rId36">
+                      <a:extLst>
+                        <a:ext uri="{28A0092B-C50C-407E-A947-70E740481C1C}">
+                          <a14:useLocalDpi xmlns:a14="http://schemas.microsoft.com/office/drawing/2010/main" val="0"/>
+                        </a:ext>
+                      </a:extLst>
+                    </a:blip>
+                    <a:srcRect/>
+                    <a:stretch>
+                      <a:fillRect/>
+                    </a:stretch>
+                  </pic:blipFill>
+                  <pic:spPr bwMode="auto">
+                    <a:xfrm>
+                      <a:off x="0" y="0"/>
+                      <a:ext cx="5487036" cy="2243730"/>
+                    </a:xfrm>
+                    <a:prstGeom prst="rect">
+                      <a:avLst/>
+                    </a:prstGeom>
+                    <a:noFill/>
+                    <a:ln>
+                      <a:noFill/>
+                    </a:ln>
+                  </pic:spPr>
+                </pic:pic>
+              </a:graphicData>
+            </a:graphic>
+          </wp:inline>
+        </w:drawing>
+      </w:r>
+    </w:p>
+    <w:p>
+      <w:pPr>
+        <w:rPr>
+          <w:rFonts w:ascii="Times New Roman" w:hAnsi="Times New Roman" w:cs="Times New Roman"/>
+          <w:sz w:val="24"/>
+          <w:szCs w:val="24"/>
+        </w:rPr>
+      </w:pPr>
+      <w:r>
+        <w:rPr>
+          <w:rFonts w:ascii="Times New Roman" w:hAnsi="Times New Roman" w:cs="Times New Roman"/>
+          <w:noProof/>
+          <w:sz w:val="24"/>
+          <w:szCs w:val="24"/>
+        </w:rPr>
+        <w:lastRenderedPageBreak/>
+        <w:drawing>
+          <wp:inline distT="0" distB="0" distL="0" distR="0" wp14:anchorId="384069D6" wp14:editId="5425FBF3">
+            <wp:extent cx="5486400" cy="2125345"/>
+            <wp:effectExtent l="0" t="0" r="0" b="8255"/>
+            <wp:docPr id="165335169" name="Picture 5"/>
+            <wp:cNvGraphicFramePr>
+              <a:graphicFrameLocks xmlns:a="http://schemas.openxmlformats.org/drawingml/2006/main" noChangeAspect="1"/>
+            </wp:cNvGraphicFramePr>
+            <a:graphic xmlns:a="http://schemas.openxmlformats.org/drawingml/2006/main">
+              <a:graphicData uri="http://schemas.openxmlformats.org/drawingml/2006/picture">
+                <pic:pic xmlns:pic="http://schemas.openxmlformats.org/drawingml/2006/picture">
+                  <pic:nvPicPr>
+                    <pic:cNvPr id="0" name="Picture 9"/>
+                    <pic:cNvPicPr>
+                      <a:picLocks noChangeAspect="1" noChangeArrowheads="1"/>
+                    </pic:cNvPicPr>
+                  </pic:nvPicPr>
+                  <pic:blipFill>
+                    <a:blip r:embed="rId37">
+                      <a:extLst>
+                        <a:ext uri="{28A0092B-C50C-407E-A947-70E740481C1C}">
+                          <a14:useLocalDpi xmlns:a14="http://schemas.microsoft.com/office/drawing/2010/main" val="0"/>
+                        </a:ext>
+                      </a:extLst>
+                    </a:blip>
+                    <a:srcRect/>
+                    <a:stretch>
+                      <a:fillRect/>
+                    </a:stretch>
+                  </pic:blipFill>
+                  <pic:spPr bwMode="auto">
+                    <a:xfrm>
+                      <a:off x="0" y="0"/>
+                      <a:ext cx="5486400" cy="2125345"/>
+                    </a:xfrm>
+                    <a:prstGeom prst="rect">
+                      <a:avLst/>
+                    </a:prstGeom>
+                    <a:noFill/>
+                    <a:ln>
+                      <a:noFill/>
+                    </a:ln>
+                  </pic:spPr>
+                </pic:pic>
+              </a:graphicData>
+            </a:graphic>
+          </wp:inline>
+        </w:drawing>
+      </w:r>
+      <w:r>
+        <w:rPr>
+          <w:rFonts w:ascii="Times New Roman" w:hAnsi="Times New Roman" w:cs="Times New Roman"/>
+          <w:sz w:val="24"/>
+          <w:szCs w:val="24"/>
+        </w:rPr>
+        <w:br/>
+      </w:r>
+      <w:r>
+        <w:rPr>
+          <w:rFonts w:ascii="Times New Roman" w:hAnsi="Times New Roman" w:cs="Times New Roman"/>
+          <w:sz w:val="24"/>
+          <w:szCs w:val="24"/>
+        </w:rPr>
+        <w:br/>
+      </w:r>
+      <w:r>
+        <w:rPr>
+          <w:rFonts w:ascii="Times New Roman" w:hAnsi="Times New Roman" w:cs="Times New Roman"/>
+          <w:sz w:val="24"/>
+          <w:szCs w:val="24"/>
+        </w:rPr>
+        <w:br/>
+      </w:r>
+      <w:r>
+        <w:rPr>
+          <w:rFonts w:ascii="Times New Roman" w:hAnsi="Times New Roman" w:cs="Times New Roman"/>
+          <w:sz w:val="24"/>
+          <w:szCs w:val="24"/>
+        </w:rPr>
+        <w:t>Application displayed in Light Mode</w:t>
+      </w:r>
+    </w:p>
+    <w:p>
+      <w:pPr>
+        <w:rPr>
+          <w:rFonts w:ascii="Times New Roman" w:hAnsi="Times New Roman" w:cs="Times New Roman"/>
+          <w:sz w:val="24"/>
+          <w:szCs w:val="24"/>
+        </w:rPr>
+      </w:pPr>
+      <w:r>
+        <w:rPr>
+          <w:rFonts w:ascii="Times New Roman" w:hAnsi="Times New Roman" w:cs="Times New Roman"/>
+          <w:sz w:val="24"/>
+          <w:szCs w:val="24"/>
+        </w:rPr>
+        <w:br/>
+      </w:r>
+      <w:r>
+        <w:rPr>
+          <w:rFonts w:ascii="Times New Roman" w:hAnsi="Times New Roman" w:cs="Times New Roman"/>
+          <w:sz w:val="24"/>
+          <w:szCs w:val="24"/>
+        </w:rPr>
+        <w:br/>
+      </w:r>
+    </w:p>
+    <w:p>
+      <w:pPr>
         <w:pStyle w:val="Heading2"/>
-      </w:pPr>
-      <w:r>
-        <w:t>Same as week 1</w:t>
-      </w:r>
+        <w:rPr>
+          <w:rFonts w:ascii="Times New Roman" w:hAnsi="Times New Roman" w:cs="Times New Roman"/>
+          <w:sz w:val="24"/>
+          <w:szCs w:val="24"/>
+        </w:rPr>
+      </w:pPr>
+    </w:p>
+    <w:p>
+      <w:pPr>
+        <w:rPr>
+          <w:rFonts w:ascii="Times New Roman" w:hAnsi="Times New Roman" w:cs="Times New Roman"/>
+          <w:sz w:val="24"/>
+          <w:szCs w:val="24"/>
+        </w:rPr>
+      </w:pPr>
+      <w:r>
+        <w:rPr>
+          <w:rFonts w:ascii="Times New Roman" w:hAnsi="Times New Roman" w:cs="Times New Roman"/>
+          <w:sz w:val="24"/>
+          <w:szCs w:val="24"/>
+        </w:rPr>
+        <w:br/>
+      </w:r>
+      <w:r>
+        <w:rPr>
+          <w:rFonts w:ascii="Times New Roman" w:hAnsi="Times New Roman" w:cs="Times New Roman"/>
+          <w:sz w:val="24"/>
+          <w:szCs w:val="24"/>
+        </w:rPr>
+        <w:br/>
+      </w:r>
+      <w:r>
+        <w:rPr>
+          <w:rFonts w:ascii="Times New Roman" w:hAnsi="Times New Roman" w:cs="Times New Roman"/>
+          <w:sz w:val="24"/>
+          <w:szCs w:val="24"/>
+        </w:rPr>
+        <w:br/>
+      </w:r>
+    </w:p>
+    <w:p>
+      <w:pPr>
+        <w:rPr>
+          <w:rFonts w:ascii="Times New Roman" w:eastAsia="MS Gothic" w:hAnsi="Times New Roman" w:cs="Times New Roman"/>
+          <w:b/>
+          <w:bCs/>
+          <w:color w:val="365F91"/>
+          <w:sz w:val="24"/>
+          <w:szCs w:val="24"/>
+        </w:rPr>
+      </w:pPr>
+      <w:r>
+        <w:rPr>
+          <w:rFonts w:ascii="Times New Roman" w:hAnsi="Times New Roman" w:cs="Times New Roman"/>
+          <w:sz w:val="24"/>
+          <w:szCs w:val="24"/>
+        </w:rPr>
+        <w:br w:type="page"/>
+      </w:r>
+    </w:p>
+    <w:p>
+      <w:pPr>
+        <w:rPr>
+          <w:rFonts w:ascii="Times New Roman" w:hAnsi="Times New Roman" w:cs="Times New Roman"/>
+          <w:sz w:val="24"/>
+          <w:szCs w:val="24"/>
+        </w:rPr>
+      </w:pPr>
     </w:p>
     <w:p>
       <w:pPr>
         <w:pStyle w:val="Heading1"/>
-      </w:pPr>
-      <w:r>
-        <w:t>Week 10: Notifications and Background Services</w:t>
+        <w:rPr>
+          <w:rFonts w:ascii="Times New Roman" w:hAnsi="Times New Roman" w:cs="Times New Roman"/>
+          <w:sz w:val="24"/>
+          <w:szCs w:val="24"/>
+        </w:rPr>
+      </w:pPr>
+      <w:r>
+        <w:rPr>
+          <w:rFonts w:ascii="Times New Roman" w:hAnsi="Times New Roman" w:cs="Times New Roman"/>
+          <w:sz w:val="24"/>
+          <w:szCs w:val="24"/>
+        </w:rPr>
+        <w:t>Week 11: Mobile Securit</w:t>
+      </w:r>
+      <w:r>
+        <w:rPr>
+          <w:rFonts w:ascii="Times New Roman" w:hAnsi="Times New Roman" w:cs="Times New Roman"/>
+          <w:sz w:val="24"/>
+          <w:szCs w:val="24"/>
+        </w:rPr>
+        <w:t>y</w:t>
+      </w:r>
+    </w:p>
+    <w:p>
+      <w:pPr>
+        <w:rPr>
+          <w:rFonts w:ascii="Times New Roman" w:hAnsi="Times New Roman" w:cs="Times New Roman"/>
+          <w:sz w:val="24"/>
+          <w:szCs w:val="24"/>
+        </w:rPr>
+      </w:pPr>
+      <w:r>
+        <w:rPr>
+          <w:rFonts w:ascii="Times New Roman" w:hAnsi="Times New Roman" w:cs="Times New Roman"/>
+          <w:sz w:val="24"/>
+          <w:szCs w:val="24"/>
+        </w:rPr>
+        <w:t>Threat information entered by users is stored securely and retrieved in real time through the Threat History screen.</w:t>
+      </w:r>
+    </w:p>
+    <w:p>
+      <w:pPr>
+        <w:rPr>
+          <w:rFonts w:ascii="Times New Roman" w:hAnsi="Times New Roman" w:cs="Times New Roman"/>
+          <w:sz w:val="24"/>
+          <w:szCs w:val="24"/>
+        </w:rPr>
+      </w:pPr>
+      <w:r>
+        <w:rPr>
+          <w:rFonts w:ascii="Times New Roman" w:hAnsi="Times New Roman" w:cs="Times New Roman"/>
+          <w:sz w:val="24"/>
+          <w:szCs w:val="24"/>
+        </w:rPr>
+        <w:t xml:space="preserve">Threat Scanner interface </w:t>
+      </w:r>
+      <w:proofErr w:type="gramStart"/>
+      <w:r>
+        <w:rPr>
+          <w:rFonts w:ascii="Times New Roman" w:hAnsi="Times New Roman" w:cs="Times New Roman"/>
+          <w:sz w:val="24"/>
+          <w:szCs w:val="24"/>
+        </w:rPr>
+        <w:t>used</w:t>
+      </w:r>
+      <w:proofErr w:type="gramEnd"/>
+      <w:r>
+        <w:rPr>
+          <w:rFonts w:ascii="Times New Roman" w:hAnsi="Times New Roman" w:cs="Times New Roman"/>
+          <w:sz w:val="24"/>
+          <w:szCs w:val="24"/>
+        </w:rPr>
+        <w:t xml:space="preserve"> for recording cyber threats.</w:t>
+      </w:r>
+    </w:p>
+    <w:p>
+      <w:pPr>
+        <w:rPr>
+          <w:rFonts w:ascii="Times New Roman" w:hAnsi="Times New Roman" w:cs="Times New Roman"/>
+          <w:sz w:val="24"/>
+          <w:szCs w:val="24"/>
+        </w:rPr>
+      </w:pPr>
+      <w:r>
+        <w:rPr>
+          <w:rFonts w:ascii="Times New Roman" w:hAnsi="Times New Roman" w:cs="Times New Roman"/>
+          <w:noProof/>
+          <w:sz w:val="24"/>
+          <w:szCs w:val="24"/>
+        </w:rPr>
+        <w:drawing>
+          <wp:inline distT="0" distB="0" distL="0" distR="0" wp14:anchorId="036E841D" wp14:editId="67E429A5">
+            <wp:extent cx="5082363" cy="2451770"/>
+            <wp:effectExtent l="0" t="0" r="4445" b="5715"/>
+            <wp:docPr id="832589966" name="Picture 9"/>
+            <wp:cNvGraphicFramePr>
+              <a:graphicFrameLocks xmlns:a="http://schemas.openxmlformats.org/drawingml/2006/main" noChangeAspect="1"/>
+            </wp:cNvGraphicFramePr>
+            <a:graphic xmlns:a="http://schemas.openxmlformats.org/drawingml/2006/main">
+              <a:graphicData uri="http://schemas.openxmlformats.org/drawingml/2006/picture">
+                <pic:pic xmlns:pic="http://schemas.openxmlformats.org/drawingml/2006/picture">
+                  <pic:nvPicPr>
+                    <pic:cNvPr id="0" name="Picture 16"/>
+                    <pic:cNvPicPr>
+                      <a:picLocks noChangeAspect="1" noChangeArrowheads="1"/>
+                    </pic:cNvPicPr>
+                  </pic:nvPicPr>
+                  <pic:blipFill>
+                    <a:blip r:embed="rId38">
+                      <a:extLst>
+                        <a:ext uri="{28A0092B-C50C-407E-A947-70E740481C1C}">
+                          <a14:useLocalDpi xmlns:a14="http://schemas.microsoft.com/office/drawing/2010/main" val="0"/>
+                        </a:ext>
+                      </a:extLst>
+                    </a:blip>
+                    <a:srcRect/>
+                    <a:stretch>
+                      <a:fillRect/>
+                    </a:stretch>
+                  </pic:blipFill>
+                  <pic:spPr bwMode="auto">
+                    <a:xfrm>
+                      <a:off x="0" y="0"/>
+                      <a:ext cx="5086636" cy="2453832"/>
+                    </a:xfrm>
+                    <a:prstGeom prst="rect">
+                      <a:avLst/>
+                    </a:prstGeom>
+                    <a:noFill/>
+                    <a:ln>
+                      <a:noFill/>
+                    </a:ln>
+                  </pic:spPr>
+                </pic:pic>
+              </a:graphicData>
+            </a:graphic>
+          </wp:inline>
+        </w:drawing>
+      </w:r>
+    </w:p>
+    <w:p>
+      <w:pPr>
+        <w:rPr>
+          <w:rFonts w:ascii="Times New Roman" w:hAnsi="Times New Roman" w:cs="Times New Roman"/>
+          <w:sz w:val="24"/>
+          <w:szCs w:val="24"/>
+        </w:rPr>
+      </w:pPr>
+      <w:r>
+        <w:rPr>
+          <w:rFonts w:ascii="Times New Roman" w:hAnsi="Times New Roman" w:cs="Times New Roman"/>
+          <w:sz w:val="24"/>
+          <w:szCs w:val="24"/>
+        </w:rPr>
+        <w:br/>
+      </w:r>
+      <w:r>
+        <w:rPr>
+          <w:rFonts w:ascii="Times New Roman" w:hAnsi="Times New Roman" w:cs="Times New Roman"/>
+          <w:sz w:val="24"/>
+          <w:szCs w:val="24"/>
+        </w:rPr>
+        <w:br/>
+      </w:r>
+      <w:r>
+        <w:rPr>
+          <w:rFonts w:ascii="Times New Roman" w:hAnsi="Times New Roman" w:cs="Times New Roman"/>
+          <w:sz w:val="24"/>
+          <w:szCs w:val="24"/>
+        </w:rPr>
+        <w:br/>
+      </w:r>
+    </w:p>
+    <w:p>
+      <w:pPr>
+        <w:rPr>
+          <w:rFonts w:ascii="Times New Roman" w:hAnsi="Times New Roman" w:cs="Times New Roman"/>
+          <w:sz w:val="24"/>
+          <w:szCs w:val="24"/>
+        </w:rPr>
+      </w:pPr>
+    </w:p>
+    <w:p>
+      <w:pPr>
+        <w:pStyle w:val="Heading1"/>
+        <w:rPr>
+          <w:rFonts w:ascii="Times New Roman" w:hAnsi="Times New Roman" w:cs="Times New Roman"/>
+          <w:sz w:val="24"/>
+          <w:szCs w:val="24"/>
+        </w:rPr>
+      </w:pPr>
+    </w:p>
+    <w:p>
+      <w:pPr>
+        <w:rPr>
+          <w:rFonts w:ascii="Times New Roman" w:hAnsi="Times New Roman" w:cs="Times New Roman"/>
+          <w:sz w:val="24"/>
+          <w:szCs w:val="24"/>
+        </w:rPr>
+      </w:pPr>
+    </w:p>
+    <w:p>
+      <w:pPr>
+        <w:pStyle w:val="Heading1"/>
+        <w:rPr>
+          <w:rFonts w:ascii="Times New Roman" w:hAnsi="Times New Roman" w:cs="Times New Roman"/>
+          <w:sz w:val="24"/>
+          <w:szCs w:val="24"/>
+        </w:rPr>
+      </w:pPr>
+      <w:r>
+        <w:rPr>
+          <w:rFonts w:ascii="Times New Roman" w:hAnsi="Times New Roman" w:cs="Times New Roman"/>
+          <w:sz w:val="24"/>
+          <w:szCs w:val="24"/>
+        </w:rPr>
+        <w:t>Week 12: Testing and Debugging</w:t>
+      </w:r>
+    </w:p>
+    <w:p>
+      <w:pPr>
+        <w:rPr>
+          <w:rFonts w:ascii="Times New Roman" w:hAnsi="Times New Roman" w:cs="Times New Roman"/>
+          <w:sz w:val="24"/>
+          <w:szCs w:val="24"/>
+        </w:rPr>
+      </w:pPr>
+      <w:r>
+        <w:rPr>
+          <w:rFonts w:ascii="Times New Roman" w:hAnsi="Times New Roman" w:cs="Times New Roman"/>
+          <w:sz w:val="24"/>
+          <w:szCs w:val="24"/>
+        </w:rPr>
+        <w:t>Input validation was implemented to prevent incomplete data submission, while various system modules were tested to ensure correct functionality.</w:t>
+      </w:r>
+    </w:p>
+    <w:p>
+      <w:pPr>
+        <w:rPr>
+          <w:rFonts w:ascii="Times New Roman" w:hAnsi="Times New Roman" w:cs="Times New Roman"/>
+          <w:sz w:val="24"/>
+          <w:szCs w:val="24"/>
+        </w:rPr>
+      </w:pPr>
+      <w:r>
+        <w:rPr>
+          <w:rFonts w:ascii="Times New Roman" w:hAnsi="Times New Roman" w:cs="Times New Roman"/>
+          <w:sz w:val="24"/>
+          <w:szCs w:val="24"/>
+        </w:rPr>
+        <w:t>AI Assistant running scan</w:t>
+      </w:r>
+    </w:p>
+    <w:p>
+      <w:pPr>
+        <w:rPr>
+          <w:rFonts w:ascii="Times New Roman" w:hAnsi="Times New Roman" w:cs="Times New Roman"/>
+          <w:sz w:val="24"/>
+          <w:szCs w:val="24"/>
+        </w:rPr>
+      </w:pPr>
+      <w:r>
+        <w:rPr>
+          <w:rFonts w:ascii="Times New Roman" w:hAnsi="Times New Roman" w:cs="Times New Roman"/>
+          <w:noProof/>
+          <w:sz w:val="24"/>
+          <w:szCs w:val="24"/>
+        </w:rPr>
+        <w:lastRenderedPageBreak/>
+        <w:drawing>
+          <wp:inline distT="0" distB="0" distL="0" distR="0" wp14:anchorId="4F4E02EC" wp14:editId="331CA069">
+            <wp:extent cx="5486400" cy="2646680"/>
+            <wp:effectExtent l="0" t="0" r="0" b="1270"/>
+            <wp:docPr id="1313411795" name="Picture 6"/>
+            <wp:cNvGraphicFramePr>
+              <a:graphicFrameLocks xmlns:a="http://schemas.openxmlformats.org/drawingml/2006/main" noChangeAspect="1"/>
+            </wp:cNvGraphicFramePr>
+            <a:graphic xmlns:a="http://schemas.openxmlformats.org/drawingml/2006/main">
+              <a:graphicData uri="http://schemas.openxmlformats.org/drawingml/2006/picture">
+                <pic:pic xmlns:pic="http://schemas.openxmlformats.org/drawingml/2006/picture">
+                  <pic:nvPicPr>
+                    <pic:cNvPr id="0" name="Picture 14"/>
+                    <pic:cNvPicPr>
+                      <a:picLocks noChangeAspect="1" noChangeArrowheads="1"/>
+                    </pic:cNvPicPr>
+                  </pic:nvPicPr>
+                  <pic:blipFill>
+                    <a:blip r:embed="rId38">
+                      <a:extLst>
+                        <a:ext uri="{28A0092B-C50C-407E-A947-70E740481C1C}">
+                          <a14:useLocalDpi xmlns:a14="http://schemas.microsoft.com/office/drawing/2010/main" val="0"/>
+                        </a:ext>
+                      </a:extLst>
+                    </a:blip>
+                    <a:srcRect/>
+                    <a:stretch>
+                      <a:fillRect/>
+                    </a:stretch>
+                  </pic:blipFill>
+                  <pic:spPr bwMode="auto">
+                    <a:xfrm>
+                      <a:off x="0" y="0"/>
+                      <a:ext cx="5486400" cy="2646680"/>
+                    </a:xfrm>
+                    <a:prstGeom prst="rect">
+                      <a:avLst/>
+                    </a:prstGeom>
+                    <a:noFill/>
+                    <a:ln>
+                      <a:noFill/>
+                    </a:ln>
+                  </pic:spPr>
+                </pic:pic>
+              </a:graphicData>
+            </a:graphic>
+          </wp:inline>
+        </w:drawing>
+      </w:r>
+    </w:p>
+    <w:p>
+      <w:pPr>
+        <w:rPr>
+          <w:rFonts w:ascii="Times New Roman" w:hAnsi="Times New Roman" w:cs="Times New Roman"/>
+          <w:sz w:val="24"/>
+          <w:szCs w:val="24"/>
+        </w:rPr>
+      </w:pPr>
+      <w:r>
+        <w:rPr>
+          <w:rFonts w:ascii="Times New Roman" w:hAnsi="Times New Roman" w:cs="Times New Roman"/>
+          <w:sz w:val="24"/>
+          <w:szCs w:val="24"/>
+        </w:rPr>
+        <w:t xml:space="preserve">Input validation </w:t>
+      </w:r>
+      <w:proofErr w:type="gramStart"/>
+      <w:r>
+        <w:rPr>
+          <w:rFonts w:ascii="Times New Roman" w:hAnsi="Times New Roman" w:cs="Times New Roman"/>
+          <w:sz w:val="24"/>
+          <w:szCs w:val="24"/>
+        </w:rPr>
+        <w:t>preventing</w:t>
+      </w:r>
+      <w:proofErr w:type="gramEnd"/>
+      <w:r>
+        <w:rPr>
+          <w:rFonts w:ascii="Times New Roman" w:hAnsi="Times New Roman" w:cs="Times New Roman"/>
+          <w:sz w:val="24"/>
+          <w:szCs w:val="24"/>
+        </w:rPr>
+        <w:t xml:space="preserve"> submission of incomplete threat information.</w:t>
+      </w:r>
+      <w:r>
+        <w:rPr>
+          <w:rFonts w:ascii="Times New Roman" w:hAnsi="Times New Roman" w:cs="Times New Roman"/>
+          <w:sz w:val="24"/>
+          <w:szCs w:val="24"/>
+        </w:rPr>
+        <w:br/>
+      </w:r>
+      <w:r>
+        <w:rPr>
+          <w:rFonts w:ascii="Times New Roman" w:hAnsi="Times New Roman" w:cs="Times New Roman"/>
+          <w:noProof/>
+          <w:sz w:val="24"/>
+          <w:szCs w:val="24"/>
+        </w:rPr>
+        <w:drawing>
+          <wp:inline distT="0" distB="0" distL="0" distR="0" wp14:anchorId="04970647" wp14:editId="24C7E77A">
+            <wp:extent cx="5486400" cy="2646680"/>
+            <wp:effectExtent l="0" t="0" r="0" b="1270"/>
+            <wp:docPr id="429878833" name="Picture 11"/>
+            <wp:cNvGraphicFramePr>
+              <a:graphicFrameLocks xmlns:a="http://schemas.openxmlformats.org/drawingml/2006/main" noChangeAspect="1"/>
+            </wp:cNvGraphicFramePr>
+            <a:graphic xmlns:a="http://schemas.openxmlformats.org/drawingml/2006/main">
+              <a:graphicData uri="http://schemas.openxmlformats.org/drawingml/2006/picture">
+                <pic:pic xmlns:pic="http://schemas.openxmlformats.org/drawingml/2006/picture">
+                  <pic:nvPicPr>
+                    <pic:cNvPr id="0" name="Picture 20"/>
+                    <pic:cNvPicPr>
+                      <a:picLocks noChangeAspect="1" noChangeArrowheads="1"/>
+                    </pic:cNvPicPr>
+                  </pic:nvPicPr>
+                  <pic:blipFill>
+                    <a:blip r:embed="rId39">
+                      <a:extLst>
+                        <a:ext uri="{28A0092B-C50C-407E-A947-70E740481C1C}">
+                          <a14:useLocalDpi xmlns:a14="http://schemas.microsoft.com/office/drawing/2010/main" val="0"/>
+                        </a:ext>
+                      </a:extLst>
+                    </a:blip>
+                    <a:srcRect/>
+                    <a:stretch>
+                      <a:fillRect/>
+                    </a:stretch>
+                  </pic:blipFill>
+                  <pic:spPr bwMode="auto">
+                    <a:xfrm>
+                      <a:off x="0" y="0"/>
+                      <a:ext cx="5486400" cy="2646680"/>
+                    </a:xfrm>
+                    <a:prstGeom prst="rect">
+                      <a:avLst/>
+                    </a:prstGeom>
+                    <a:noFill/>
+                    <a:ln>
+                      <a:noFill/>
+                    </a:ln>
+                  </pic:spPr>
+                </pic:pic>
+              </a:graphicData>
+            </a:graphic>
+          </wp:inline>
+        </w:drawing>
+      </w:r>
+      <w:r>
+        <w:rPr>
+          <w:rFonts w:ascii="Times New Roman" w:hAnsi="Times New Roman" w:cs="Times New Roman"/>
+          <w:sz w:val="24"/>
+          <w:szCs w:val="24"/>
+        </w:rPr>
+        <w:br/>
+      </w:r>
+      <w:r>
+        <w:rPr>
+          <w:rFonts w:ascii="Times New Roman" w:hAnsi="Times New Roman" w:cs="Times New Roman"/>
+          <w:sz w:val="24"/>
+          <w:szCs w:val="24"/>
+        </w:rPr>
+        <w:br/>
+      </w:r>
+    </w:p>
+    <w:p>
+      <w:pPr>
+        <w:rPr>
+          <w:rFonts w:ascii="Times New Roman" w:hAnsi="Times New Roman" w:cs="Times New Roman"/>
+          <w:sz w:val="24"/>
+          <w:szCs w:val="24"/>
+        </w:rPr>
+      </w:pPr>
+      <w:r>
+        <w:rPr>
+          <w:rFonts w:ascii="Times New Roman" w:hAnsi="Times New Roman" w:cs="Times New Roman"/>
+          <w:sz w:val="24"/>
+          <w:szCs w:val="24"/>
+        </w:rPr>
+        <w:lastRenderedPageBreak/>
+        <w:t>AI Assistant responding to a cybersecurity query</w:t>
+      </w:r>
+      <w:r>
+        <w:rPr>
+          <w:rFonts w:ascii="Times New Roman" w:hAnsi="Times New Roman" w:cs="Times New Roman"/>
+          <w:noProof/>
+          <w:sz w:val="24"/>
+          <w:szCs w:val="24"/>
+        </w:rPr>
+        <w:drawing>
+          <wp:inline distT="0" distB="0" distL="0" distR="0" wp14:anchorId="238CEFA9" wp14:editId="7BCFCB92">
+            <wp:extent cx="5486400" cy="2646680"/>
+            <wp:effectExtent l="0" t="0" r="0" b="1270"/>
+            <wp:docPr id="1476070990" name="Picture 10"/>
+            <wp:cNvGraphicFramePr>
+              <a:graphicFrameLocks xmlns:a="http://schemas.openxmlformats.org/drawingml/2006/main" noChangeAspect="1"/>
+            </wp:cNvGraphicFramePr>
+            <a:graphic xmlns:a="http://schemas.openxmlformats.org/drawingml/2006/main">
+              <a:graphicData uri="http://schemas.openxmlformats.org/drawingml/2006/picture">
+                <pic:pic xmlns:pic="http://schemas.openxmlformats.org/drawingml/2006/picture">
+                  <pic:nvPicPr>
+                    <pic:cNvPr id="0" name="Picture 19"/>
+                    <pic:cNvPicPr>
+                      <a:picLocks noChangeAspect="1" noChangeArrowheads="1"/>
+                    </pic:cNvPicPr>
+                  </pic:nvPicPr>
+                  <pic:blipFill>
+                    <a:blip r:embed="rId40">
+                      <a:extLst>
+                        <a:ext uri="{28A0092B-C50C-407E-A947-70E740481C1C}">
+                          <a14:useLocalDpi xmlns:a14="http://schemas.microsoft.com/office/drawing/2010/main" val="0"/>
+                        </a:ext>
+                      </a:extLst>
+                    </a:blip>
+                    <a:srcRect/>
+                    <a:stretch>
+                      <a:fillRect/>
+                    </a:stretch>
+                  </pic:blipFill>
+                  <pic:spPr bwMode="auto">
+                    <a:xfrm>
+                      <a:off x="0" y="0"/>
+                      <a:ext cx="5486400" cy="2646680"/>
+                    </a:xfrm>
+                    <a:prstGeom prst="rect">
+                      <a:avLst/>
+                    </a:prstGeom>
+                    <a:noFill/>
+                    <a:ln>
+                      <a:noFill/>
+                    </a:ln>
+                  </pic:spPr>
+                </pic:pic>
+              </a:graphicData>
+            </a:graphic>
+          </wp:inline>
+        </w:drawing>
+      </w:r>
+    </w:p>
+    <w:p>
+      <w:pPr>
+        <w:rPr>
+          <w:rFonts w:ascii="Times New Roman" w:hAnsi="Times New Roman" w:cs="Times New Roman"/>
+          <w:sz w:val="24"/>
+          <w:szCs w:val="24"/>
+        </w:rPr>
+      </w:pPr>
+    </w:p>
+    <w:p>
+      <w:pPr>
+        <w:rPr>
+          <w:rFonts w:ascii="Times New Roman" w:hAnsi="Times New Roman" w:cs="Times New Roman"/>
+          <w:sz w:val="24"/>
+          <w:szCs w:val="24"/>
+        </w:rPr>
+      </w:pPr>
+    </w:p>
+    <w:p>
+      <w:pPr>
+        <w:rPr>
+          <w:rFonts w:ascii="Times New Roman" w:hAnsi="Times New Roman" w:cs="Times New Roman"/>
+          <w:sz w:val="24"/>
+          <w:szCs w:val="24"/>
+        </w:rPr>
+      </w:pPr>
+      <w:r>
+        <w:rPr>
+          <w:rFonts w:ascii="Times New Roman" w:hAnsi="Times New Roman" w:cs="Times New Roman"/>
+          <w:sz w:val="24"/>
+          <w:szCs w:val="24"/>
+        </w:rPr>
+        <w:t>Event Logs confirming recorded system activities</w:t>
+      </w:r>
+    </w:p>
+    <w:p>
+      <w:pPr>
+        <w:rPr>
+          <w:rFonts w:ascii="Times New Roman" w:hAnsi="Times New Roman" w:cs="Times New Roman"/>
+          <w:sz w:val="24"/>
+          <w:szCs w:val="24"/>
+        </w:rPr>
+      </w:pPr>
+      <w:r>
+        <w:rPr>
+          <w:rFonts w:ascii="Times New Roman" w:hAnsi="Times New Roman" w:cs="Times New Roman"/>
+          <w:noProof/>
+          <w:sz w:val="24"/>
+          <w:szCs w:val="24"/>
+        </w:rPr>
+        <w:drawing>
+          <wp:inline distT="0" distB="0" distL="0" distR="0" wp14:anchorId="41F54806" wp14:editId="6C774C83">
+            <wp:extent cx="5486400" cy="2231390"/>
+            <wp:effectExtent l="0" t="0" r="0" b="0"/>
+            <wp:docPr id="1217402763" name="Picture 8"/>
+            <wp:cNvGraphicFramePr>
+              <a:graphicFrameLocks xmlns:a="http://schemas.openxmlformats.org/drawingml/2006/main" noChangeAspect="1"/>
+            </wp:cNvGraphicFramePr>
+            <a:graphic xmlns:a="http://schemas.openxmlformats.org/drawingml/2006/main">
+              <a:graphicData uri="http://schemas.openxmlformats.org/drawingml/2006/picture">
+                <pic:pic xmlns:pic="http://schemas.openxmlformats.org/drawingml/2006/picture">
+                  <pic:nvPicPr>
+                    <pic:cNvPr id="0" name="Picture 15"/>
+                    <pic:cNvPicPr>
+                      <a:picLocks noChangeAspect="1" noChangeArrowheads="1"/>
+                    </pic:cNvPicPr>
+                  </pic:nvPicPr>
+                  <pic:blipFill>
+                    <a:blip r:embed="rId41">
+                      <a:extLst>
+                        <a:ext uri="{28A0092B-C50C-407E-A947-70E740481C1C}">
+                          <a14:useLocalDpi xmlns:a14="http://schemas.microsoft.com/office/drawing/2010/main" val="0"/>
+                        </a:ext>
+                      </a:extLst>
+                    </a:blip>
+                    <a:srcRect/>
+                    <a:stretch>
+                      <a:fillRect/>
+                    </a:stretch>
+                  </pic:blipFill>
+                  <pic:spPr bwMode="auto">
+                    <a:xfrm>
+                      <a:off x="0" y="0"/>
+                      <a:ext cx="5486400" cy="2231390"/>
+                    </a:xfrm>
+                    <a:prstGeom prst="rect">
+                      <a:avLst/>
+                    </a:prstGeom>
+                    <a:noFill/>
+                    <a:ln>
+                      <a:noFill/>
+                    </a:ln>
+                  </pic:spPr>
+                </pic:pic>
+              </a:graphicData>
+            </a:graphic>
+          </wp:inline>
+        </w:drawing>
+      </w:r>
+    </w:p>
+    <w:p>
+      <w:pPr>
+        <w:rPr>
+          <w:rFonts w:ascii="Times New Roman" w:hAnsi="Times New Roman" w:cs="Times New Roman"/>
+          <w:sz w:val="24"/>
+          <w:szCs w:val="24"/>
+        </w:rPr>
+      </w:pPr>
+    </w:p>
+    <w:p>
+      <w:pPr>
+        <w:pStyle w:val="Heading1"/>
+        <w:rPr>
+          <w:rFonts w:ascii="Times New Roman" w:hAnsi="Times New Roman" w:cs="Times New Roman"/>
+          <w:sz w:val="24"/>
+          <w:szCs w:val="24"/>
+        </w:rPr>
+      </w:pPr>
+      <w:r>
+        <w:rPr>
+          <w:rFonts w:ascii="Times New Roman" w:hAnsi="Times New Roman" w:cs="Times New Roman"/>
+          <w:sz w:val="24"/>
+          <w:szCs w:val="24"/>
+        </w:rPr>
+        <w:t>Week 13: Application Deployment</w:t>
+      </w:r>
+    </w:p>
+    <w:p>
+      <w:pPr>
+        <w:rPr>
+          <w:rFonts w:ascii="Times New Roman" w:hAnsi="Times New Roman" w:cs="Times New Roman"/>
+          <w:sz w:val="24"/>
+          <w:szCs w:val="24"/>
+        </w:rPr>
+      </w:pPr>
+      <w:r>
+        <w:rPr>
+          <w:rFonts w:ascii="Times New Roman" w:hAnsi="Times New Roman" w:cs="Times New Roman"/>
+          <w:sz w:val="24"/>
+          <w:szCs w:val="24"/>
+        </w:rPr>
+        <w:t>Firebase security configurations were reviewed to protect stored information, while loading indicators and error handling mechanisms enhanced user experience.</w:t>
+      </w:r>
+    </w:p>
+    <w:p>
+      <w:pPr>
+        <w:rPr>
+          <w:rFonts w:ascii="Times New Roman" w:hAnsi="Times New Roman" w:cs="Times New Roman"/>
+          <w:sz w:val="24"/>
+          <w:szCs w:val="24"/>
+        </w:rPr>
+      </w:pPr>
+      <w:r>
+        <w:rPr>
+          <w:rFonts w:ascii="Times New Roman" w:hAnsi="Times New Roman" w:cs="Times New Roman"/>
+          <w:sz w:val="24"/>
+          <w:szCs w:val="24"/>
+        </w:rPr>
+        <w:t>Dashboard displaying real-time threat statistics.</w:t>
+      </w:r>
+    </w:p>
+    <w:p>
+      <w:pPr>
+        <w:rPr>
+          <w:rFonts w:ascii="Times New Roman" w:hAnsi="Times New Roman" w:cs="Times New Roman"/>
+          <w:sz w:val="24"/>
+          <w:szCs w:val="24"/>
+        </w:rPr>
+      </w:pPr>
+      <w:r>
+        <w:rPr>
+          <w:rFonts w:ascii="Times New Roman" w:hAnsi="Times New Roman" w:cs="Times New Roman"/>
+          <w:noProof/>
+          <w:sz w:val="24"/>
+          <w:szCs w:val="24"/>
+        </w:rPr>
+        <w:lastRenderedPageBreak/>
+        <w:drawing>
+          <wp:inline distT="0" distB="0" distL="0" distR="0" wp14:anchorId="1B8671B7" wp14:editId="6CAD70E1">
+            <wp:extent cx="5486400" cy="2647315"/>
+            <wp:effectExtent l="0" t="0" r="0" b="635"/>
+            <wp:docPr id="2084817815" name="Picture 1"/>
+            <wp:cNvGraphicFramePr>
+              <a:graphicFrameLocks xmlns:a="http://schemas.openxmlformats.org/drawingml/2006/main" noChangeAspect="1"/>
+            </wp:cNvGraphicFramePr>
+            <a:graphic xmlns:a="http://schemas.openxmlformats.org/drawingml/2006/main">
+              <a:graphicData uri="http://schemas.openxmlformats.org/drawingml/2006/picture">
+                <pic:pic xmlns:pic="http://schemas.openxmlformats.org/drawingml/2006/picture">
+                  <pic:nvPicPr>
+                    <pic:cNvPr id="0" name="Picture 1"/>
+                    <pic:cNvPicPr>
+                      <a:picLocks noChangeAspect="1" noChangeArrowheads="1"/>
+                    </pic:cNvPicPr>
+                  </pic:nvPicPr>
+                  <pic:blipFill>
+                    <a:blip r:embed="rId38">
+                      <a:extLst>
+                        <a:ext uri="{28A0092B-C50C-407E-A947-70E740481C1C}">
+                          <a14:useLocalDpi xmlns:a14="http://schemas.microsoft.com/office/drawing/2010/main" val="0"/>
+                        </a:ext>
+                      </a:extLst>
+                    </a:blip>
+                    <a:srcRect/>
+                    <a:stretch>
+                      <a:fillRect/>
+                    </a:stretch>
+                  </pic:blipFill>
+                  <pic:spPr bwMode="auto">
+                    <a:xfrm>
+                      <a:off x="0" y="0"/>
+                      <a:ext cx="5486400" cy="2647315"/>
+                    </a:xfrm>
+                    <a:prstGeom prst="rect">
+                      <a:avLst/>
+                    </a:prstGeom>
+                    <a:noFill/>
+                    <a:ln>
+                      <a:noFill/>
+                    </a:ln>
+                  </pic:spPr>
+                </pic:pic>
+              </a:graphicData>
+            </a:graphic>
+          </wp:inline>
+        </w:drawing>
+      </w:r>
+    </w:p>
+    <w:p>
+      <w:pPr>
+        <w:rPr>
+          <w:rFonts w:ascii="Times New Roman" w:hAnsi="Times New Roman" w:cs="Times New Roman"/>
+          <w:sz w:val="24"/>
+          <w:szCs w:val="24"/>
+        </w:rPr>
+      </w:pPr>
+      <w:r>
+        <w:rPr>
+          <w:rFonts w:ascii="Times New Roman" w:hAnsi="Times New Roman" w:cs="Times New Roman"/>
+          <w:sz w:val="24"/>
+          <w:szCs w:val="24"/>
+        </w:rPr>
+        <w:br/>
+      </w:r>
+      <w:r>
+        <w:rPr>
+          <w:rFonts w:ascii="Times New Roman" w:hAnsi="Times New Roman" w:cs="Times New Roman"/>
+          <w:sz w:val="24"/>
+          <w:szCs w:val="24"/>
+        </w:rPr>
+        <w:br/>
+      </w:r>
+      <w:r>
+        <w:rPr>
+          <w:rFonts w:ascii="Times New Roman" w:hAnsi="Times New Roman" w:cs="Times New Roman"/>
+          <w:sz w:val="24"/>
+          <w:szCs w:val="24"/>
+        </w:rPr>
+        <w:br/>
+      </w:r>
+    </w:p>
+    <w:p>
+      <w:pPr>
+        <w:rPr>
+          <w:rFonts w:ascii="Times New Roman" w:hAnsi="Times New Roman" w:cs="Times New Roman"/>
+          <w:sz w:val="24"/>
+          <w:szCs w:val="24"/>
+        </w:rPr>
+      </w:pPr>
+    </w:p>
+    <w:p>
+      <w:pPr>
+        <w:pStyle w:val="Heading1"/>
+        <w:rPr>
+          <w:rFonts w:ascii="Times New Roman" w:hAnsi="Times New Roman" w:cs="Times New Roman"/>
+          <w:sz w:val="24"/>
+          <w:szCs w:val="24"/>
+        </w:rPr>
+      </w:pPr>
+      <w:r>
+        <w:rPr>
+          <w:rFonts w:ascii="Times New Roman" w:hAnsi="Times New Roman" w:cs="Times New Roman"/>
+          <w:sz w:val="24"/>
+          <w:szCs w:val="24"/>
+        </w:rPr>
+        <w:t>Week 14: Final Project Presentation</w:t>
+      </w:r>
+    </w:p>
+    <w:p>
+      <w:pPr>
+        <w:rPr>
+          <w:rFonts w:ascii="Times New Roman" w:hAnsi="Times New Roman" w:cs="Times New Roman"/>
+          <w:sz w:val="24"/>
+          <w:szCs w:val="24"/>
+        </w:rPr>
+      </w:pPr>
+      <w:r>
+        <w:rPr>
+          <w:rFonts w:ascii="Times New Roman" w:hAnsi="Times New Roman" w:cs="Times New Roman"/>
+          <w:sz w:val="24"/>
+          <w:szCs w:val="24"/>
+        </w:rPr>
+        <w:t>The final week focused on integrating all application modules into a complete cybersecurity solution.</w:t>
+      </w:r>
+    </w:p>
+    <w:p>
+      <w:pPr>
+        <w:rPr>
+          <w:rFonts w:ascii="Times New Roman" w:hAnsi="Times New Roman" w:cs="Times New Roman"/>
+          <w:sz w:val="24"/>
+          <w:szCs w:val="24"/>
+        </w:rPr>
+      </w:pPr>
+      <w:r>
+        <w:rPr>
+          <w:rFonts w:ascii="Times New Roman" w:hAnsi="Times New Roman" w:cs="Times New Roman"/>
+          <w:sz w:val="24"/>
+          <w:szCs w:val="24"/>
+        </w:rPr>
+        <w:t>Login screen of the AI CyberShield application.</w:t>
+      </w:r>
+    </w:p>
+    <w:p>
+      <w:pPr>
+        <w:rPr>
+          <w:rFonts w:ascii="Times New Roman" w:hAnsi="Times New Roman" w:cs="Times New Roman"/>
+          <w:sz w:val="24"/>
+          <w:szCs w:val="24"/>
+        </w:rPr>
+      </w:pPr>
+      <w:r>
+        <w:rPr>
+          <w:rFonts w:ascii="Times New Roman" w:hAnsi="Times New Roman" w:cs="Times New Roman"/>
+          <w:noProof/>
+          <w:sz w:val="24"/>
+          <w:szCs w:val="24"/>
+        </w:rPr>
+        <w:drawing>
+          <wp:inline distT="0" distB="0" distL="0" distR="0" wp14:anchorId="5F0EF8CB" wp14:editId="3B4044DB">
+            <wp:extent cx="5486400" cy="2646680"/>
+            <wp:effectExtent l="0" t="0" r="0" b="1270"/>
+            <wp:docPr id="1564893435" name="Picture 4"/>
+            <wp:cNvGraphicFramePr>
+              <a:graphicFrameLocks xmlns:a="http://schemas.openxmlformats.org/drawingml/2006/main" noChangeAspect="1"/>
+            </wp:cNvGraphicFramePr>
+            <a:graphic xmlns:a="http://schemas.openxmlformats.org/drawingml/2006/main">
+              <a:graphicData uri="http://schemas.openxmlformats.org/drawingml/2006/picture">
+                <pic:pic xmlns:pic="http://schemas.openxmlformats.org/drawingml/2006/picture">
+                  <pic:nvPicPr>
+                    <pic:cNvPr id="0" name="Picture 10"/>
+                    <pic:cNvPicPr>
+                      <a:picLocks noChangeAspect="1" noChangeArrowheads="1"/>
+                    </pic:cNvPicPr>
+                  </pic:nvPicPr>
+                  <pic:blipFill>
+                    <a:blip r:embed="rId42">
+                      <a:extLst>
+                        <a:ext uri="{28A0092B-C50C-407E-A947-70E740481C1C}">
+                          <a14:useLocalDpi xmlns:a14="http://schemas.microsoft.com/office/drawing/2010/main" val="0"/>
+                        </a:ext>
+                      </a:extLst>
+                    </a:blip>
+                    <a:srcRect/>
+                    <a:stretch>
+                      <a:fillRect/>
+                    </a:stretch>
+                  </pic:blipFill>
+                  <pic:spPr bwMode="auto">
+                    <a:xfrm>
+                      <a:off x="0" y="0"/>
+                      <a:ext cx="5486400" cy="2646680"/>
+                    </a:xfrm>
+                    <a:prstGeom prst="rect">
+                      <a:avLst/>
+                    </a:prstGeom>
+                    <a:noFill/>
+                    <a:ln>
+                      <a:noFill/>
+                    </a:ln>
+                  </pic:spPr>
+                </pic:pic>
+              </a:graphicData>
+            </a:graphic>
+          </wp:inline>
+        </w:drawing>
+      </w:r>
+    </w:p>
+    <w:p>
+      <w:pPr>
+        <w:rPr>
+          <w:rFonts w:ascii="Times New Roman" w:hAnsi="Times New Roman" w:cs="Times New Roman"/>
+          <w:sz w:val="24"/>
+          <w:szCs w:val="24"/>
+        </w:rPr>
+      </w:pPr>
+      <w:r>
+        <w:rPr>
+          <w:rFonts w:ascii="Times New Roman" w:hAnsi="Times New Roman" w:cs="Times New Roman"/>
+          <w:sz w:val="24"/>
+          <w:szCs w:val="24"/>
+        </w:rPr>
+        <w:lastRenderedPageBreak/>
+        <w:t>Main dashboard displaying all system modules.</w:t>
+      </w:r>
+    </w:p>
+    <w:p>
+      <w:pPr>
+        <w:rPr>
+          <w:rFonts w:ascii="Times New Roman" w:hAnsi="Times New Roman" w:cs="Times New Roman"/>
+          <w:sz w:val="24"/>
+          <w:szCs w:val="24"/>
+        </w:rPr>
+      </w:pPr>
+      <w:r>
+        <w:rPr>
+          <w:rFonts w:ascii="Times New Roman" w:hAnsi="Times New Roman" w:cs="Times New Roman"/>
+          <w:noProof/>
+          <w:sz w:val="24"/>
+          <w:szCs w:val="24"/>
+        </w:rPr>
+        <w:drawing>
+          <wp:inline distT="0" distB="0" distL="0" distR="0" wp14:anchorId="0B73F389" wp14:editId="58983141">
+            <wp:extent cx="5486400" cy="2646680"/>
+            <wp:effectExtent l="0" t="0" r="0" b="1270"/>
+            <wp:docPr id="1690419606" name="Picture 5"/>
+            <wp:cNvGraphicFramePr>
+              <a:graphicFrameLocks xmlns:a="http://schemas.openxmlformats.org/drawingml/2006/main" noChangeAspect="1"/>
+            </wp:cNvGraphicFramePr>
+            <a:graphic xmlns:a="http://schemas.openxmlformats.org/drawingml/2006/main">
+              <a:graphicData uri="http://schemas.openxmlformats.org/drawingml/2006/picture">
+                <pic:pic xmlns:pic="http://schemas.openxmlformats.org/drawingml/2006/picture">
+                  <pic:nvPicPr>
+                    <pic:cNvPr id="0" name="Picture 12"/>
+                    <pic:cNvPicPr>
+                      <a:picLocks noChangeAspect="1" noChangeArrowheads="1"/>
+                    </pic:cNvPicPr>
+                  </pic:nvPicPr>
+                  <pic:blipFill>
+                    <a:blip r:embed="rId16">
+                      <a:extLst>
+                        <a:ext uri="{28A0092B-C50C-407E-A947-70E740481C1C}">
+                          <a14:useLocalDpi xmlns:a14="http://schemas.microsoft.com/office/drawing/2010/main" val="0"/>
+                        </a:ext>
+                      </a:extLst>
+                    </a:blip>
+                    <a:srcRect/>
+                    <a:stretch>
+                      <a:fillRect/>
+                    </a:stretch>
+                  </pic:blipFill>
+                  <pic:spPr bwMode="auto">
+                    <a:xfrm>
+                      <a:off x="0" y="0"/>
+                      <a:ext cx="5486400" cy="2646680"/>
+                    </a:xfrm>
+                    <a:prstGeom prst="rect">
+                      <a:avLst/>
+                    </a:prstGeom>
+                    <a:noFill/>
+                    <a:ln>
+                      <a:noFill/>
+                    </a:ln>
+                  </pic:spPr>
+                </pic:pic>
+              </a:graphicData>
+            </a:graphic>
+          </wp:inline>
+        </w:drawing>
+      </w:r>
+      <w:r>
+        <w:rPr>
+          <w:rFonts w:ascii="Times New Roman" w:hAnsi="Times New Roman" w:cs="Times New Roman"/>
+          <w:sz w:val="24"/>
+          <w:szCs w:val="24"/>
+        </w:rPr>
+        <w:br/>
+      </w:r>
+      <w:r>
+        <w:rPr>
+          <w:rFonts w:ascii="Times New Roman" w:hAnsi="Times New Roman" w:cs="Times New Roman"/>
+          <w:sz w:val="24"/>
+          <w:szCs w:val="24"/>
+        </w:rPr>
+        <w:t>Threat Scanner module.</w:t>
+      </w:r>
+    </w:p>
+    <w:p>
+      <w:pPr>
+        <w:rPr>
+          <w:rFonts w:ascii="Times New Roman" w:hAnsi="Times New Roman" w:cs="Times New Roman"/>
+          <w:sz w:val="24"/>
+          <w:szCs w:val="24"/>
+        </w:rPr>
+      </w:pPr>
+      <w:r>
+        <w:rPr>
+          <w:rFonts w:ascii="Times New Roman" w:hAnsi="Times New Roman" w:cs="Times New Roman"/>
+          <w:noProof/>
+          <w:sz w:val="24"/>
+          <w:szCs w:val="24"/>
+        </w:rPr>
+        <w:drawing>
+          <wp:inline distT="0" distB="0" distL="0" distR="0" wp14:anchorId="63811EC0" wp14:editId="0D227137">
+            <wp:extent cx="5486400" cy="2646680"/>
+            <wp:effectExtent l="0" t="0" r="0" b="1270"/>
+            <wp:docPr id="1611457181" name="Picture 6"/>
+            <wp:cNvGraphicFramePr>
+              <a:graphicFrameLocks xmlns:a="http://schemas.openxmlformats.org/drawingml/2006/main" noChangeAspect="1"/>
+            </wp:cNvGraphicFramePr>
+            <a:graphic xmlns:a="http://schemas.openxmlformats.org/drawingml/2006/main">
+              <a:graphicData uri="http://schemas.openxmlformats.org/drawingml/2006/picture">
+                <pic:pic xmlns:pic="http://schemas.openxmlformats.org/drawingml/2006/picture">
+                  <pic:nvPicPr>
+                    <pic:cNvPr id="0" name="Picture 14"/>
+                    <pic:cNvPicPr>
+                      <a:picLocks noChangeAspect="1" noChangeArrowheads="1"/>
+                    </pic:cNvPicPr>
+                  </pic:nvPicPr>
+                  <pic:blipFill>
+                    <a:blip r:embed="rId38">
+                      <a:extLst>
+                        <a:ext uri="{28A0092B-C50C-407E-A947-70E740481C1C}">
+                          <a14:useLocalDpi xmlns:a14="http://schemas.microsoft.com/office/drawing/2010/main" val="0"/>
+                        </a:ext>
+                      </a:extLst>
+                    </a:blip>
+                    <a:srcRect/>
+                    <a:stretch>
+                      <a:fillRect/>
+                    </a:stretch>
+                  </pic:blipFill>
+                  <pic:spPr bwMode="auto">
+                    <a:xfrm>
+                      <a:off x="0" y="0"/>
+                      <a:ext cx="5486400" cy="2646680"/>
+                    </a:xfrm>
+                    <a:prstGeom prst="rect">
+                      <a:avLst/>
+                    </a:prstGeom>
+                    <a:noFill/>
+                    <a:ln>
+                      <a:noFill/>
+                    </a:ln>
+                  </pic:spPr>
+                </pic:pic>
+              </a:graphicData>
+            </a:graphic>
+          </wp:inline>
+        </w:drawing>
+      </w:r>
+      <w:r>
+        <w:rPr>
+          <w:rFonts w:ascii="Times New Roman" w:hAnsi="Times New Roman" w:cs="Times New Roman"/>
+          <w:sz w:val="24"/>
+          <w:szCs w:val="24"/>
+        </w:rPr>
+        <w:br/>
+      </w:r>
+      <w:r>
+        <w:rPr>
+          <w:rFonts w:ascii="Times New Roman" w:hAnsi="Times New Roman" w:cs="Times New Roman"/>
+          <w:sz w:val="24"/>
+          <w:szCs w:val="24"/>
+        </w:rPr>
+        <w:br/>
+      </w:r>
+      <w:r>
+        <w:rPr>
+          <w:rFonts w:ascii="Times New Roman" w:hAnsi="Times New Roman" w:cs="Times New Roman"/>
+          <w:sz w:val="24"/>
+          <w:szCs w:val="24"/>
+        </w:rPr>
+        <w:t>AI Assistant providing cybersecurity guidance.</w:t>
+      </w:r>
+    </w:p>
+    <w:p>
+      <w:pPr>
+        <w:rPr>
+          <w:rFonts w:ascii="Times New Roman" w:hAnsi="Times New Roman" w:cs="Times New Roman"/>
+          <w:sz w:val="24"/>
+          <w:szCs w:val="24"/>
+        </w:rPr>
+      </w:pPr>
+      <w:r>
+        <w:rPr>
+          <w:rFonts w:ascii="Times New Roman" w:hAnsi="Times New Roman" w:cs="Times New Roman"/>
+          <w:noProof/>
+          <w:sz w:val="24"/>
+          <w:szCs w:val="24"/>
+        </w:rPr>
+        <w:lastRenderedPageBreak/>
+        <w:drawing>
+          <wp:inline distT="0" distB="0" distL="0" distR="0" wp14:anchorId="4C82D19E" wp14:editId="5E20C2A4">
+            <wp:extent cx="5486400" cy="2646680"/>
+            <wp:effectExtent l="0" t="0" r="0" b="1270"/>
+            <wp:docPr id="496546346" name="Picture 7"/>
+            <wp:cNvGraphicFramePr>
+              <a:graphicFrameLocks xmlns:a="http://schemas.openxmlformats.org/drawingml/2006/main" noChangeAspect="1"/>
+            </wp:cNvGraphicFramePr>
+            <a:graphic xmlns:a="http://schemas.openxmlformats.org/drawingml/2006/main">
+              <a:graphicData uri="http://schemas.openxmlformats.org/drawingml/2006/picture">
+                <pic:pic xmlns:pic="http://schemas.openxmlformats.org/drawingml/2006/picture">
+                  <pic:nvPicPr>
+                    <pic:cNvPr id="0" name="Picture 16"/>
+                    <pic:cNvPicPr>
+                      <a:picLocks noChangeAspect="1" noChangeArrowheads="1"/>
+                    </pic:cNvPicPr>
+                  </pic:nvPicPr>
+                  <pic:blipFill>
+                    <a:blip r:embed="rId40">
+                      <a:extLst>
+                        <a:ext uri="{28A0092B-C50C-407E-A947-70E740481C1C}">
+                          <a14:useLocalDpi xmlns:a14="http://schemas.microsoft.com/office/drawing/2010/main" val="0"/>
+                        </a:ext>
+                      </a:extLst>
+                    </a:blip>
+                    <a:srcRect/>
+                    <a:stretch>
+                      <a:fillRect/>
+                    </a:stretch>
+                  </pic:blipFill>
+                  <pic:spPr bwMode="auto">
+                    <a:xfrm>
+                      <a:off x="0" y="0"/>
+                      <a:ext cx="5486400" cy="2646680"/>
+                    </a:xfrm>
+                    <a:prstGeom prst="rect">
+                      <a:avLst/>
+                    </a:prstGeom>
+                    <a:noFill/>
+                    <a:ln>
+                      <a:noFill/>
+                    </a:ln>
+                  </pic:spPr>
+                </pic:pic>
+              </a:graphicData>
+            </a:graphic>
+          </wp:inline>
+        </w:drawing>
+      </w:r>
+    </w:p>
+    <w:p>
+      <w:pPr>
+        <w:rPr>
+          <w:rFonts w:ascii="Times New Roman" w:hAnsi="Times New Roman" w:cs="Times New Roman"/>
+          <w:sz w:val="24"/>
+          <w:szCs w:val="24"/>
+        </w:rPr>
+      </w:pPr>
+      <w:r>
+        <w:rPr>
+          <w:rFonts w:ascii="Times New Roman" w:hAnsi="Times New Roman" w:cs="Times New Roman"/>
+          <w:sz w:val="24"/>
+          <w:szCs w:val="24"/>
+        </w:rPr>
+        <w:t>Device Features module</w:t>
+      </w:r>
+    </w:p>
+    <w:p>
+      <w:pPr>
+        <w:rPr>
+          <w:rFonts w:ascii="Times New Roman" w:hAnsi="Times New Roman" w:cs="Times New Roman"/>
+          <w:sz w:val="24"/>
+          <w:szCs w:val="24"/>
+        </w:rPr>
+      </w:pPr>
+      <w:r>
+        <w:rPr>
+          <w:rFonts w:ascii="Times New Roman" w:hAnsi="Times New Roman" w:cs="Times New Roman"/>
+          <w:noProof/>
+          <w:sz w:val="24"/>
+          <w:szCs w:val="24"/>
+        </w:rPr>
+        <w:lastRenderedPageBreak/>
+        <w:drawing>
+          <wp:inline distT="0" distB="0" distL="0" distR="0" wp14:anchorId="2670527B" wp14:editId="3E190FAD">
+            <wp:extent cx="3296212" cy="7381875"/>
+            <wp:effectExtent l="0" t="0" r="0" b="0"/>
+            <wp:docPr id="2023870118" name="Picture 3"/>
+            <wp:cNvGraphicFramePr>
+              <a:graphicFrameLocks xmlns:a="http://schemas.openxmlformats.org/drawingml/2006/main" noChangeAspect="1"/>
+            </wp:cNvGraphicFramePr>
+            <a:graphic xmlns:a="http://schemas.openxmlformats.org/drawingml/2006/main">
+              <a:graphicData uri="http://schemas.openxmlformats.org/drawingml/2006/picture">
+                <pic:pic xmlns:pic="http://schemas.openxmlformats.org/drawingml/2006/picture">
+                  <pic:nvPicPr>
+                    <pic:cNvPr id="0" name="Picture 3"/>
+                    <pic:cNvPicPr>
+                      <a:picLocks noChangeAspect="1" noChangeArrowheads="1"/>
+                    </pic:cNvPicPr>
+                  </pic:nvPicPr>
+                  <pic:blipFill>
+                    <a:blip r:embed="rId31">
+                      <a:extLst>
+                        <a:ext uri="{28A0092B-C50C-407E-A947-70E740481C1C}">
+                          <a14:useLocalDpi xmlns:a14="http://schemas.microsoft.com/office/drawing/2010/main" val="0"/>
+                        </a:ext>
+                      </a:extLst>
+                    </a:blip>
+                    <a:srcRect/>
+                    <a:stretch>
+                      <a:fillRect/>
+                    </a:stretch>
+                  </pic:blipFill>
+                  <pic:spPr bwMode="auto">
+                    <a:xfrm>
+                      <a:off x="0" y="0"/>
+                      <a:ext cx="3297891" cy="7385636"/>
+                    </a:xfrm>
+                    <a:prstGeom prst="rect">
+                      <a:avLst/>
+                    </a:prstGeom>
+                    <a:noFill/>
+                    <a:ln>
+                      <a:noFill/>
+                    </a:ln>
+                  </pic:spPr>
+                </pic:pic>
+              </a:graphicData>
+            </a:graphic>
+          </wp:inline>
+        </w:drawing>
+      </w:r>
+    </w:p>
+    <w:p>
+      <w:pPr>
+        <w:rPr>
+          <w:rFonts w:ascii="Times New Roman" w:hAnsi="Times New Roman" w:cs="Times New Roman"/>
+          <w:sz w:val="24"/>
+          <w:szCs w:val="24"/>
+        </w:rPr>
+      </w:pPr>
+      <w:r>
+        <w:rPr>
+          <w:rFonts w:ascii="Times New Roman" w:hAnsi="Times New Roman" w:cs="Times New Roman"/>
+          <w:sz w:val="24"/>
+          <w:szCs w:val="24"/>
+        </w:rPr>
+        <w:t>Event Logs module.</w:t>
+      </w:r>
+    </w:p>
+    <w:p>
+      <w:pPr>
+        <w:rPr>
+          <w:rFonts w:ascii="Times New Roman" w:hAnsi="Times New Roman" w:cs="Times New Roman"/>
+          <w:sz w:val="24"/>
+          <w:szCs w:val="24"/>
+        </w:rPr>
+      </w:pPr>
+      <w:r>
+        <w:rPr>
+          <w:rFonts w:ascii="Times New Roman" w:hAnsi="Times New Roman" w:cs="Times New Roman"/>
+          <w:noProof/>
+          <w:sz w:val="24"/>
+          <w:szCs w:val="24"/>
+        </w:rPr>
+        <w:lastRenderedPageBreak/>
+        <w:drawing>
+          <wp:inline distT="0" distB="0" distL="0" distR="0" wp14:anchorId="40C9FC8C" wp14:editId="07B8B07D">
+            <wp:extent cx="5486400" cy="2646680"/>
+            <wp:effectExtent l="0" t="0" r="0" b="1270"/>
+            <wp:docPr id="1586876114" name="Picture 8"/>
+            <wp:cNvGraphicFramePr>
+              <a:graphicFrameLocks xmlns:a="http://schemas.openxmlformats.org/drawingml/2006/main" noChangeAspect="1"/>
+            </wp:cNvGraphicFramePr>
+            <a:graphic xmlns:a="http://schemas.openxmlformats.org/drawingml/2006/main">
+              <a:graphicData uri="http://schemas.openxmlformats.org/drawingml/2006/picture">
+                <pic:pic xmlns:pic="http://schemas.openxmlformats.org/drawingml/2006/picture">
+                  <pic:nvPicPr>
+                    <pic:cNvPr id="0" name="Picture 18"/>
+                    <pic:cNvPicPr>
+                      <a:picLocks noChangeAspect="1" noChangeArrowheads="1"/>
+                    </pic:cNvPicPr>
+                  </pic:nvPicPr>
+                  <pic:blipFill>
+                    <a:blip r:embed="rId41">
+                      <a:extLst>
+                        <a:ext uri="{28A0092B-C50C-407E-A947-70E740481C1C}">
+                          <a14:useLocalDpi xmlns:a14="http://schemas.microsoft.com/office/drawing/2010/main" val="0"/>
+                        </a:ext>
+                      </a:extLst>
+                    </a:blip>
+                    <a:srcRect/>
+                    <a:stretch>
+                      <a:fillRect/>
+                    </a:stretch>
+                  </pic:blipFill>
+                  <pic:spPr bwMode="auto">
+                    <a:xfrm>
+                      <a:off x="0" y="0"/>
+                      <a:ext cx="5486400" cy="2646680"/>
+                    </a:xfrm>
+                    <a:prstGeom prst="rect">
+                      <a:avLst/>
+                    </a:prstGeom>
+                    <a:noFill/>
+                    <a:ln>
+                      <a:noFill/>
+                    </a:ln>
+                  </pic:spPr>
+                </pic:pic>
+              </a:graphicData>
+            </a:graphic>
+          </wp:inline>
+        </w:drawing>
+      </w:r>
+    </w:p>
+    <w:p>
+      <w:pPr>
+        <w:rPr>
+          <w:rFonts w:ascii="Times New Roman" w:hAnsi="Times New Roman" w:cs="Times New Roman"/>
+          <w:sz w:val="24"/>
+          <w:szCs w:val="24"/>
+        </w:rPr>
+      </w:pPr>
+      <w:r>
+        <w:rPr>
+          <w:rFonts w:ascii="Times New Roman" w:hAnsi="Times New Roman" w:cs="Times New Roman"/>
+          <w:sz w:val="24"/>
+          <w:szCs w:val="24"/>
+        </w:rPr>
+        <w:t>Profile screen with user settings.</w:t>
+      </w:r>
+    </w:p>
+    <w:p>
+      <w:pPr>
+        <w:rPr>
+          <w:rFonts w:ascii="Times New Roman" w:hAnsi="Times New Roman" w:cs="Times New Roman"/>
+          <w:sz w:val="24"/>
+          <w:szCs w:val="24"/>
+        </w:rPr>
+      </w:pPr>
+      <w:r>
+        <w:rPr>
+          <w:rFonts w:ascii="Times New Roman" w:hAnsi="Times New Roman" w:cs="Times New Roman"/>
+          <w:noProof/>
+          <w:sz w:val="24"/>
+          <w:szCs w:val="24"/>
+        </w:rPr>
+        <w:drawing>
+          <wp:inline distT="0" distB="0" distL="0" distR="0" wp14:anchorId="0971A765" wp14:editId="0462C815">
+            <wp:extent cx="5486400" cy="2125345"/>
+            <wp:effectExtent l="0" t="0" r="0" b="8255"/>
+            <wp:docPr id="1776995550" name="Picture 5"/>
+            <wp:cNvGraphicFramePr>
+              <a:graphicFrameLocks xmlns:a="http://schemas.openxmlformats.org/drawingml/2006/main" noChangeAspect="1"/>
+            </wp:cNvGraphicFramePr>
+            <a:graphic xmlns:a="http://schemas.openxmlformats.org/drawingml/2006/main">
+              <a:graphicData uri="http://schemas.openxmlformats.org/drawingml/2006/picture">
+                <pic:pic xmlns:pic="http://schemas.openxmlformats.org/drawingml/2006/picture">
+                  <pic:nvPicPr>
+                    <pic:cNvPr id="0" name="Picture 9"/>
+                    <pic:cNvPicPr>
+                      <a:picLocks noChangeAspect="1" noChangeArrowheads="1"/>
+                    </pic:cNvPicPr>
+                  </pic:nvPicPr>
+                  <pic:blipFill>
+                    <a:blip r:embed="rId37">
+                      <a:extLst>
+                        <a:ext uri="{28A0092B-C50C-407E-A947-70E740481C1C}">
+                          <a14:useLocalDpi xmlns:a14="http://schemas.microsoft.com/office/drawing/2010/main" val="0"/>
+                        </a:ext>
+                      </a:extLst>
+                    </a:blip>
+                    <a:srcRect/>
+                    <a:stretch>
+                      <a:fillRect/>
+                    </a:stretch>
+                  </pic:blipFill>
+                  <pic:spPr bwMode="auto">
+                    <a:xfrm>
+                      <a:off x="0" y="0"/>
+                      <a:ext cx="5486400" cy="2125345"/>
+                    </a:xfrm>
+                    <a:prstGeom prst="rect">
+                      <a:avLst/>
+                    </a:prstGeom>
+                    <a:noFill/>
+                    <a:ln>
+                      <a:noFill/>
+                    </a:ln>
+                  </pic:spPr>
+                </pic:pic>
+              </a:graphicData>
+            </a:graphic>
+          </wp:inline>
+        </w:drawing>
+      </w:r>
+    </w:p>
+    <w:p>
+      <w:pPr>
+        <w:rPr>
+          <w:rFonts w:ascii="Times New Roman" w:hAnsi="Times New Roman" w:cs="Times New Roman"/>
+          <w:sz w:val="24"/>
+          <w:szCs w:val="24"/>
+        </w:rPr>
+      </w:pPr>
+      <w:r>
+        <w:rPr>
+          <w:rFonts w:ascii="Times New Roman" w:hAnsi="Times New Roman" w:cs="Times New Roman"/>
+          <w:sz w:val="24"/>
+          <w:szCs w:val="24"/>
+        </w:rPr>
+        <w:t>Application displayed in Dark Mode.</w:t>
+      </w:r>
+    </w:p>
+    <w:p>
+      <w:pPr>
+        <w:rPr>
+          <w:rFonts w:ascii="Times New Roman" w:hAnsi="Times New Roman" w:cs="Times New Roman"/>
+          <w:sz w:val="24"/>
+          <w:szCs w:val="24"/>
+        </w:rPr>
+      </w:pPr>
+      <w:r>
+        <w:rPr>
+          <w:rFonts w:ascii="Times New Roman" w:hAnsi="Times New Roman" w:cs="Times New Roman"/>
+          <w:noProof/>
+          <w:sz w:val="24"/>
+          <w:szCs w:val="24"/>
+        </w:rPr>
+        <w:drawing>
+          <wp:inline distT="0" distB="0" distL="0" distR="0" wp14:anchorId="6CC971ED" wp14:editId="100AF532">
+            <wp:extent cx="5486400" cy="2243455"/>
+            <wp:effectExtent l="0" t="0" r="0" b="4445"/>
+            <wp:docPr id="943102882" name="Picture 6"/>
+            <wp:cNvGraphicFramePr>
+              <a:graphicFrameLocks xmlns:a="http://schemas.openxmlformats.org/drawingml/2006/main" noChangeAspect="1"/>
+            </wp:cNvGraphicFramePr>
+            <a:graphic xmlns:a="http://schemas.openxmlformats.org/drawingml/2006/main">
+              <a:graphicData uri="http://schemas.openxmlformats.org/drawingml/2006/picture">
+                <pic:pic xmlns:pic="http://schemas.openxmlformats.org/drawingml/2006/picture">
+                  <pic:nvPicPr>
+                    <pic:cNvPr id="0" name="Picture 10"/>
+                    <pic:cNvPicPr>
+                      <a:picLocks noChangeAspect="1" noChangeArrowheads="1"/>
+                    </pic:cNvPicPr>
+                  </pic:nvPicPr>
+                  <pic:blipFill>
+                    <a:blip r:embed="rId36">
+                      <a:extLst>
+                        <a:ext uri="{28A0092B-C50C-407E-A947-70E740481C1C}">
+                          <a14:useLocalDpi xmlns:a14="http://schemas.microsoft.com/office/drawing/2010/main" val="0"/>
+                        </a:ext>
+                      </a:extLst>
+                    </a:blip>
+                    <a:srcRect/>
+                    <a:stretch>
+                      <a:fillRect/>
+                    </a:stretch>
+                  </pic:blipFill>
+                  <pic:spPr bwMode="auto">
+                    <a:xfrm>
+                      <a:off x="0" y="0"/>
+                      <a:ext cx="5486400" cy="2243455"/>
+                    </a:xfrm>
+                    <a:prstGeom prst="rect">
+                      <a:avLst/>
+                    </a:prstGeom>
+                    <a:noFill/>
+                    <a:ln>
+                      <a:noFill/>
+                    </a:ln>
+                  </pic:spPr>
+                </pic:pic>
+              </a:graphicData>
+            </a:graphic>
+          </wp:inline>
+        </w:drawing>
+      </w:r>
+    </w:p>
+    <w:p>
+      <w:pPr>
+        <w:rPr>
+          <w:rFonts w:ascii="Times New Roman" w:hAnsi="Times New Roman" w:cs="Times New Roman"/>
+          <w:sz w:val="24"/>
+          <w:szCs w:val="24"/>
+        </w:rPr>
+      </w:pPr>
+      <w:r>
+        <w:rPr>
+          <w:rFonts w:ascii="Times New Roman" w:hAnsi="Times New Roman" w:cs="Times New Roman"/>
+          <w:sz w:val="24"/>
+          <w:szCs w:val="24"/>
+        </w:rPr>
+        <w:lastRenderedPageBreak/>
+        <w:t xml:space="preserve">Application displayed in </w:t>
+      </w:r>
+      <w:r>
+        <w:rPr>
+          <w:rFonts w:ascii="Times New Roman" w:hAnsi="Times New Roman" w:cs="Times New Roman"/>
+          <w:sz w:val="24"/>
+          <w:szCs w:val="24"/>
+        </w:rPr>
+        <w:t>Light</w:t>
+      </w:r>
+      <w:r>
+        <w:rPr>
+          <w:rFonts w:ascii="Times New Roman" w:hAnsi="Times New Roman" w:cs="Times New Roman"/>
+          <w:sz w:val="24"/>
+          <w:szCs w:val="24"/>
+        </w:rPr>
+        <w:t xml:space="preserve"> Mode.</w:t>
+      </w:r>
+    </w:p>
+    <w:p>
+      <w:pPr>
+        <w:rPr>
+          <w:rFonts w:ascii="Times New Roman" w:hAnsi="Times New Roman" w:cs="Times New Roman"/>
+          <w:sz w:val="24"/>
+          <w:szCs w:val="24"/>
+        </w:rPr>
+      </w:pPr>
+      <w:r>
+        <w:rPr>
+          <w:rFonts w:ascii="Times New Roman" w:hAnsi="Times New Roman" w:cs="Times New Roman"/>
+          <w:noProof/>
+          <w:sz w:val="24"/>
+          <w:szCs w:val="24"/>
+        </w:rPr>
+        <w:drawing>
+          <wp:inline distT="0" distB="0" distL="0" distR="0" wp14:anchorId="63B7D528" wp14:editId="29D40B5D">
+            <wp:extent cx="5486400" cy="2125345"/>
+            <wp:effectExtent l="0" t="0" r="0" b="8255"/>
+            <wp:docPr id="1688229967" name="Picture 5"/>
+            <wp:cNvGraphicFramePr>
+              <a:graphicFrameLocks xmlns:a="http://schemas.openxmlformats.org/drawingml/2006/main" noChangeAspect="1"/>
+            </wp:cNvGraphicFramePr>
+            <a:graphic xmlns:a="http://schemas.openxmlformats.org/drawingml/2006/main">
+              <a:graphicData uri="http://schemas.openxmlformats.org/drawingml/2006/picture">
+                <pic:pic xmlns:pic="http://schemas.openxmlformats.org/drawingml/2006/picture">
+                  <pic:nvPicPr>
+                    <pic:cNvPr id="0" name="Picture 9"/>
+                    <pic:cNvPicPr>
+                      <a:picLocks noChangeAspect="1" noChangeArrowheads="1"/>
+                    </pic:cNvPicPr>
+                  </pic:nvPicPr>
+                  <pic:blipFill>
+                    <a:blip r:embed="rId37">
+                      <a:extLst>
+                        <a:ext uri="{28A0092B-C50C-407E-A947-70E740481C1C}">
+                          <a14:useLocalDpi xmlns:a14="http://schemas.microsoft.com/office/drawing/2010/main" val="0"/>
+                        </a:ext>
+                      </a:extLst>
+                    </a:blip>
+                    <a:srcRect/>
+                    <a:stretch>
+                      <a:fillRect/>
+                    </a:stretch>
+                  </pic:blipFill>
+                  <pic:spPr bwMode="auto">
+                    <a:xfrm>
+                      <a:off x="0" y="0"/>
+                      <a:ext cx="5486400" cy="2125345"/>
+                    </a:xfrm>
+                    <a:prstGeom prst="rect">
+                      <a:avLst/>
+                    </a:prstGeom>
+                    <a:noFill/>
+                    <a:ln>
+                      <a:noFill/>
+                    </a:ln>
+                  </pic:spPr>
+                </pic:pic>
+              </a:graphicData>
+            </a:graphic>
+          </wp:inline>
+        </w:drawing>
+      </w:r>
+    </w:p>
+    <w:p>
+      <w:pPr>
+        <w:pStyle w:val="Heading1"/>
+        <w:rPr>
+          <w:rFonts w:ascii="Times New Roman" w:hAnsi="Times New Roman" w:cs="Times New Roman"/>
+          <w:sz w:val="24"/>
+          <w:szCs w:val="24"/>
+        </w:rPr>
+      </w:pPr>
+      <w:r>
+        <w:rPr>
+          <w:rFonts w:ascii="Times New Roman" w:hAnsi="Times New Roman" w:cs="Times New Roman"/>
+          <w:sz w:val="24"/>
+          <w:szCs w:val="24"/>
+        </w:rPr>
+        <w:t>Semester Project Tracking</w:t>
       </w:r>
     </w:p>
     <w:p>
       <w:pPr>
         <w:pStyle w:val="Heading2"/>
-      </w:pPr>
-      <w:r>
-        <w:t>Same as week 1</w:t>
-      </w:r>
-    </w:p>
-    <w:p>
-      <w:r>
+        <w:rPr>
+          <w:rFonts w:ascii="Times New Roman" w:hAnsi="Times New Roman" w:cs="Times New Roman"/>
+          <w:sz w:val="24"/>
+          <w:szCs w:val="24"/>
+        </w:rPr>
+      </w:pPr>
+      <w:r>
+        <w:rPr>
+          <w:rFonts w:ascii="Times New Roman" w:hAnsi="Times New Roman" w:cs="Times New Roman"/>
+          <w:sz w:val="24"/>
+          <w:szCs w:val="24"/>
+        </w:rPr>
+        <w:t>Project Title</w:t>
+      </w:r>
+    </w:p>
+    <w:p>
+      <w:pPr>
+        <w:rPr>
+          <w:rFonts w:ascii="Times New Roman" w:hAnsi="Times New Roman" w:cs="Times New Roman"/>
+          <w:sz w:val="24"/>
+          <w:szCs w:val="24"/>
+        </w:rPr>
+      </w:pPr>
+      <w:r>
+        <w:rPr>
+          <w:rFonts w:ascii="Times New Roman" w:hAnsi="Times New Roman" w:cs="Times New Roman"/>
+          <w:sz w:val="24"/>
+          <w:szCs w:val="24"/>
+        </w:rPr>
         <w:br/>
       </w:r>
       <w:r>
+        <w:rPr>
+          <w:rFonts w:ascii="Times New Roman" w:hAnsi="Times New Roman" w:cs="Times New Roman"/>
+          <w:sz w:val="24"/>
+          <w:szCs w:val="24"/>
+        </w:rPr>
         <w:br/>
       </w:r>
-      <w:r>
+    </w:p>
+    <w:p>
+      <w:pPr>
+        <w:pStyle w:val="Heading2"/>
+        <w:rPr>
+          <w:rFonts w:ascii="Times New Roman" w:hAnsi="Times New Roman" w:cs="Times New Roman"/>
+          <w:sz w:val="24"/>
+          <w:szCs w:val="24"/>
+        </w:rPr>
+      </w:pPr>
+      <w:r>
+        <w:rPr>
+          <w:rFonts w:ascii="Times New Roman" w:hAnsi="Times New Roman" w:cs="Times New Roman"/>
+          <w:sz w:val="24"/>
+          <w:szCs w:val="24"/>
+        </w:rPr>
+        <w:t>Project Objectives</w:t>
+      </w:r>
+    </w:p>
+    <w:p>
+      <w:pPr>
+        <w:rPr>
+          <w:rFonts w:ascii="Times New Roman" w:hAnsi="Times New Roman" w:cs="Times New Roman"/>
+          <w:sz w:val="24"/>
+          <w:szCs w:val="24"/>
+        </w:rPr>
+      </w:pPr>
+      <w:r>
+        <w:rPr>
+          <w:rFonts w:ascii="Times New Roman" w:hAnsi="Times New Roman" w:cs="Times New Roman"/>
+          <w:sz w:val="24"/>
+          <w:szCs w:val="24"/>
+        </w:rPr>
         <w:br/>
       </w:r>
-    </w:p>
-    <w:p>
-      <w:r>
+      <w:r>
+        <w:rPr>
+          <w:rFonts w:ascii="Times New Roman" w:hAnsi="Times New Roman" w:cs="Times New Roman"/>
+          <w:sz w:val="24"/>
+          <w:szCs w:val="24"/>
+        </w:rPr>
         <w:br/>
       </w:r>
-      <w:r>
+    </w:p>
+    <w:p>
+      <w:pPr>
+        <w:pStyle w:val="Heading2"/>
+        <w:rPr>
+          <w:rFonts w:ascii="Times New Roman" w:hAnsi="Times New Roman" w:cs="Times New Roman"/>
+          <w:sz w:val="24"/>
+          <w:szCs w:val="24"/>
+        </w:rPr>
+      </w:pPr>
+      <w:r>
+        <w:rPr>
+          <w:rFonts w:ascii="Times New Roman" w:hAnsi="Times New Roman" w:cs="Times New Roman"/>
+          <w:sz w:val="24"/>
+          <w:szCs w:val="24"/>
+        </w:rPr>
+        <w:t>Project Requirements</w:t>
+      </w:r>
+    </w:p>
+    <w:p>
+      <w:pPr>
+        <w:rPr>
+          <w:rFonts w:ascii="Times New Roman" w:hAnsi="Times New Roman" w:cs="Times New Roman"/>
+          <w:sz w:val="24"/>
+          <w:szCs w:val="24"/>
+        </w:rPr>
+      </w:pPr>
+      <w:r>
+        <w:rPr>
+          <w:rFonts w:ascii="Times New Roman" w:hAnsi="Times New Roman" w:cs="Times New Roman"/>
+          <w:sz w:val="24"/>
+          <w:szCs w:val="24"/>
+        </w:rPr>
         <w:br/>
       </w:r>
+      <w:r>
+        <w:rPr>
+          <w:rFonts w:ascii="Times New Roman" w:hAnsi="Times New Roman" w:cs="Times New Roman"/>
+          <w:sz w:val="24"/>
+          <w:szCs w:val="24"/>
+        </w:rPr>
+        <w:br/>
+      </w:r>
     </w:p>
     <w:p>
       <w:pPr>
         <w:pStyle w:val="Heading2"/>
-      </w:pPr>
-    </w:p>
-    <w:p>
-      <w:r>
+        <w:rPr>
+          <w:rFonts w:ascii="Times New Roman" w:hAnsi="Times New Roman" w:cs="Times New Roman"/>
+          <w:sz w:val="24"/>
+          <w:szCs w:val="24"/>
+        </w:rPr>
+      </w:pPr>
+      <w:r>
+        <w:rPr>
+          <w:rFonts w:ascii="Times New Roman" w:hAnsi="Times New Roman" w:cs="Times New Roman"/>
+          <w:sz w:val="24"/>
+          <w:szCs w:val="24"/>
+        </w:rPr>
+        <w:t>Development Milestones</w:t>
+      </w:r>
+    </w:p>
+    <w:p>
+      <w:pPr>
+        <w:rPr>
+          <w:rFonts w:ascii="Times New Roman" w:hAnsi="Times New Roman" w:cs="Times New Roman"/>
+          <w:sz w:val="24"/>
+          <w:szCs w:val="24"/>
+        </w:rPr>
+      </w:pPr>
+      <w:r>
+        <w:rPr>
+          <w:rFonts w:ascii="Times New Roman" w:hAnsi="Times New Roman" w:cs="Times New Roman"/>
+          <w:sz w:val="24"/>
+          <w:szCs w:val="24"/>
+        </w:rPr>
         <w:br/>
       </w:r>
       <w:r>
+        <w:rPr>
+          <w:rFonts w:ascii="Times New Roman" w:hAnsi="Times New Roman" w:cs="Times New Roman"/>
+          <w:sz w:val="24"/>
+          <w:szCs w:val="24"/>
+        </w:rPr>
         <w:br/>
       </w:r>
-      <w:r>
+    </w:p>
+    <w:p>
+      <w:pPr>
+        <w:pStyle w:val="Heading2"/>
+        <w:rPr>
+          <w:rFonts w:ascii="Times New Roman" w:hAnsi="Times New Roman" w:cs="Times New Roman"/>
+          <w:sz w:val="24"/>
+          <w:szCs w:val="24"/>
+        </w:rPr>
+      </w:pPr>
+      <w:r>
+        <w:rPr>
+          <w:rFonts w:ascii="Times New Roman" w:hAnsi="Times New Roman" w:cs="Times New Roman"/>
+          <w:sz w:val="24"/>
+          <w:szCs w:val="24"/>
+        </w:rPr>
+        <w:t>Testing Results</w:t>
+      </w:r>
+    </w:p>
+    <w:p>
+      <w:pPr>
+        <w:rPr>
+          <w:rFonts w:ascii="Times New Roman" w:hAnsi="Times New Roman" w:cs="Times New Roman"/>
+          <w:sz w:val="24"/>
+          <w:szCs w:val="24"/>
+        </w:rPr>
+      </w:pPr>
+      <w:r>
+        <w:rPr>
+          <w:rFonts w:ascii="Times New Roman" w:hAnsi="Times New Roman" w:cs="Times New Roman"/>
+          <w:sz w:val="24"/>
+          <w:szCs w:val="24"/>
+        </w:rPr>
         <w:br/>
       </w:r>
-    </w:p>
-    <w:p>
-      <w:r>
+      <w:r>
+        <w:rPr>
+          <w:rFonts w:ascii="Times New Roman" w:hAnsi="Times New Roman" w:cs="Times New Roman"/>
+          <w:sz w:val="24"/>
+          <w:szCs w:val="24"/>
+        </w:rPr>
+        <w:br/>
+      </w:r>
+    </w:p>
+    <w:p>
+      <w:pPr>
+        <w:pStyle w:val="Heading2"/>
+        <w:rPr>
+          <w:rFonts w:ascii="Times New Roman" w:hAnsi="Times New Roman" w:cs="Times New Roman"/>
+          <w:sz w:val="24"/>
+          <w:szCs w:val="24"/>
+        </w:rPr>
+      </w:pPr>
+      <w:r>
+        <w:rPr>
+          <w:rFonts w:ascii="Times New Roman" w:hAnsi="Times New Roman" w:cs="Times New Roman"/>
+          <w:sz w:val="24"/>
+          <w:szCs w:val="24"/>
+        </w:rPr>
+        <w:lastRenderedPageBreak/>
+        <w:t>Lessons Learned</w:t>
+      </w:r>
+    </w:p>
+    <w:p>
+      <w:pPr>
+        <w:rPr>
+          <w:rFonts w:ascii="Times New Roman" w:hAnsi="Times New Roman" w:cs="Times New Roman"/>
+          <w:sz w:val="24"/>
+          <w:szCs w:val="24"/>
+        </w:rPr>
+      </w:pPr>
+      <w:r>
+        <w:rPr>
+          <w:rFonts w:ascii="Times New Roman" w:hAnsi="Times New Roman" w:cs="Times New Roman"/>
+          <w:sz w:val="24"/>
+          <w:szCs w:val="24"/>
+        </w:rPr>
+        <w:br/>
+      </w:r>
+      <w:r>
+        <w:rPr>
+          <w:rFonts w:ascii="Times New Roman" w:hAnsi="Times New Roman" w:cs="Times New Roman"/>
+          <w:sz w:val="24"/>
+          <w:szCs w:val="24"/>
+        </w:rPr>
+        <w:br/>
+      </w:r>
+    </w:p>
+    <w:p>
+      <w:pPr>
+        <w:pStyle w:val="Heading2"/>
+        <w:rPr>
+          <w:rFonts w:ascii="Times New Roman" w:hAnsi="Times New Roman" w:cs="Times New Roman"/>
+          <w:sz w:val="24"/>
+          <w:szCs w:val="24"/>
+        </w:rPr>
+      </w:pPr>
+      <w:r>
+        <w:rPr>
+          <w:rFonts w:ascii="Times New Roman" w:hAnsi="Times New Roman" w:cs="Times New Roman"/>
+          <w:sz w:val="24"/>
+          <w:szCs w:val="24"/>
+        </w:rPr>
+        <w:t>Future Improvements</w:t>
+      </w:r>
+    </w:p>
+    <w:p>
+      <w:pPr>
+        <w:rPr>
+          <w:rFonts w:ascii="Times New Roman" w:hAnsi="Times New Roman" w:cs="Times New Roman"/>
+          <w:sz w:val="24"/>
+          <w:szCs w:val="24"/>
+        </w:rPr>
+      </w:pPr>
+      <w:r>
+        <w:rPr>
+          <w:rFonts w:ascii="Times New Roman" w:hAnsi="Times New Roman" w:cs="Times New Roman"/>
+          <w:sz w:val="24"/>
+          <w:szCs w:val="24"/>
+        </w:rPr>
+        <w:br/>
+      </w:r>
+      <w:r>
+        <w:rPr>
+          <w:rFonts w:ascii="Times New Roman" w:hAnsi="Times New Roman" w:cs="Times New Roman"/>
+          <w:sz w:val="24"/>
+          <w:szCs w:val="24"/>
+        </w:rPr>
+        <w:br/>
+      </w:r>
+    </w:p>
+    <w:p>
+      <w:pPr>
+        <w:rPr>
+          <w:rFonts w:ascii="Times New Roman" w:hAnsi="Times New Roman" w:cs="Times New Roman"/>
+          <w:sz w:val="24"/>
+          <w:szCs w:val="24"/>
+        </w:rPr>
+      </w:pPr>
+      <w:r>
+        <w:rPr>
+          <w:rFonts w:ascii="Times New Roman" w:hAnsi="Times New Roman" w:cs="Times New Roman"/>
+          <w:sz w:val="24"/>
+          <w:szCs w:val="24"/>
+        </w:rPr>
         <w:br w:type="page"/>
       </w:r>
     </w:p>
     <w:p>
       <w:pPr>
         <w:pStyle w:val="Heading1"/>
-      </w:pPr>
-      <w:r>
-        <w:t>Week 11: Mobile Security</w:t>
-      </w:r>
-    </w:p>
-    <w:p>
-      <w:pPr>
-        <w:pStyle w:val="Heading2"/>
-      </w:pPr>
-      <w:r>
-        <w:t>Same as week 1</w:t>
-      </w:r>
-    </w:p>
-    <w:p>
-      <w:r>
-        <w:br/>
-      </w:r>
-      <w:r>
-        <w:br/>
-      </w:r>
-      <w:r>
-        <w:br/>
-      </w:r>
-    </w:p>
-    <w:p/>
-    <w:p>
-      <w:pPr>
-        <w:pStyle w:val="Heading1"/>
-      </w:pPr>
-      <w:r>
-        <w:t>Week 12: Testing and Debugging</w:t>
-      </w:r>
-    </w:p>
-    <w:p>
-      <w:pPr>
-        <w:pStyle w:val="Heading2"/>
-      </w:pPr>
-      <w:r>
-        <w:t>Same as week 1</w:t>
-      </w:r>
-    </w:p>
-    <w:p>
-      <w:r>
-        <w:br/>
-      </w:r>
-      <w:r>
-        <w:br/>
-      </w:r>
-      <w:r>
-        <w:br/>
-      </w:r>
-    </w:p>
-    <w:p/>
-    <w:p>
-      <w:pPr>
-        <w:pStyle w:val="Heading1"/>
-      </w:pPr>
-      <w:r>
-        <w:t>Week 13: Application Deployment</w:t>
-      </w:r>
-    </w:p>
-    <w:p>
-      <w:pPr>
-        <w:pStyle w:val="Heading2"/>
-      </w:pPr>
-      <w:r>
-        <w:t>Same as week 1</w:t>
-      </w:r>
-    </w:p>
-    <w:p>
-      <w:r>
-        <w:br/>
-      </w:r>
-      <w:r>
-        <w:br/>
-      </w:r>
-      <w:r>
-        <w:br/>
-      </w:r>
-    </w:p>
-    <w:p/>
-    <w:p>
-      <w:pPr>
-        <w:pStyle w:val="Heading1"/>
-      </w:pPr>
-      <w:r>
-        <w:lastRenderedPageBreak/>
-        <w:t>Week 14: Final Project Presentation</w:t>
-      </w:r>
-    </w:p>
-    <w:p>
-      <w:pPr>
-        <w:pStyle w:val="Heading2"/>
-      </w:pPr>
-      <w:r>
-        <w:t>Same as week 1</w:t>
-      </w:r>
-    </w:p>
-    <w:p>
-      <w:r>
-        <w:br/>
-      </w:r>
-      <w:r>
-        <w:br/>
-      </w:r>
-      <w:r>
-        <w:br/>
-      </w:r>
-    </w:p>
-    <w:p/>
-    <w:p>
-      <w:pPr>
-        <w:pStyle w:val="Heading1"/>
-      </w:pPr>
-      <w:r>
-        <w:t>Semester Project Tracking</w:t>
-      </w:r>
-    </w:p>
-    <w:p>
-      <w:pPr>
-        <w:pStyle w:val="Heading2"/>
-      </w:pPr>
-      <w:r>
-        <w:t>Project Title</w:t>
-      </w:r>
-    </w:p>
-    <w:p>
-      <w:r>
-        <w:br/>
-      </w:r>
-      <w:r>
-        <w:br/>
-      </w:r>
-    </w:p>
-    <w:p>
-      <w:pPr>
-        <w:pStyle w:val="Heading2"/>
-      </w:pPr>
-      <w:r>
-        <w:t>Project Objectives</w:t>
-      </w:r>
-    </w:p>
-    <w:p>
-      <w:r>
-        <w:br/>
-      </w:r>
-      <w:r>
-        <w:br/>
-      </w:r>
-    </w:p>
-    <w:p>
-      <w:pPr>
-        <w:pStyle w:val="Heading2"/>
-      </w:pPr>
-      <w:r>
-        <w:t>Project Requirements</w:t>
-      </w:r>
-    </w:p>
-    <w:p>
-      <w:r>
-        <w:br/>
-      </w:r>
-      <w:r>
-        <w:br/>
-      </w:r>
-    </w:p>
-    <w:p>
-      <w:pPr>
-        <w:pStyle w:val="Heading2"/>
-      </w:pPr>
-      <w:r>
-        <w:t>Development Milestones</w:t>
-      </w:r>
-    </w:p>
-    <w:p>
-      <w:r>
-        <w:br/>
-      </w:r>
-      <w:r>
-        <w:br/>
-      </w:r>
-    </w:p>
-    <w:p>
-      <w:pPr>
-        <w:pStyle w:val="Heading2"/>
-      </w:pPr>
-      <w:r>
-        <w:t>Testing Results</w:t>
-      </w:r>
-    </w:p>
-    <w:p>
-      <w:r>
-        <w:br/>
-      </w:r>
-      <w:r>
-        <w:br/>
-      </w:r>
-    </w:p>
-    <w:p>
-      <w:pPr>
-        <w:pStyle w:val="Heading2"/>
-      </w:pPr>
-      <w:r>
-        <w:t>Lessons Learned</w:t>
-      </w:r>
-    </w:p>
-    <w:p>
-      <w:r>
-        <w:br/>
-      </w:r>
-      <w:r>
-        <w:br/>
-      </w:r>
-    </w:p>
-    <w:p>
-      <w:pPr>
-        <w:pStyle w:val="Heading2"/>
-      </w:pPr>
-      <w:r>
-        <w:lastRenderedPageBreak/>
-        <w:t>Future Improvements</w:t>
-      </w:r>
-    </w:p>
-    <w:p>
-      <w:r>
-        <w:br/>
-      </w:r>
-      <w:r>
-        <w:br/>
-      </w:r>
-    </w:p>
-    <w:p>
-      <w:r>
-        <w:br w:type="page"/>
-      </w:r>
-    </w:p>
-    <w:p>
-      <w:pPr>
-        <w:pStyle w:val="Heading1"/>
-      </w:pPr>
-      <w:r>
+        <w:rPr>
+          <w:rFonts w:ascii="Times New Roman" w:hAnsi="Times New Roman" w:cs="Times New Roman"/>
+          <w:sz w:val="24"/>
+          <w:szCs w:val="24"/>
+        </w:rPr>
+      </w:pPr>
+      <w:r>
+        <w:rPr>
+          <w:rFonts w:ascii="Times New Roman" w:hAnsi="Times New Roman" w:cs="Times New Roman"/>
+          <w:sz w:val="24"/>
+          <w:szCs w:val="24"/>
+        </w:rPr>
         <w:lastRenderedPageBreak/>
         <w:t>End of Semester Reflection</w:t>
       </w:r>
@@ -2637,134 +6440,378 @@
     <w:p>
       <w:pPr>
         <w:pStyle w:val="Heading2"/>
-      </w:pPr>
-      <w:r>
+        <w:rPr>
+          <w:rFonts w:ascii="Times New Roman" w:hAnsi="Times New Roman" w:cs="Times New Roman"/>
+          <w:sz w:val="24"/>
+          <w:szCs w:val="24"/>
+        </w:rPr>
+      </w:pPr>
+      <w:r>
+        <w:rPr>
+          <w:rFonts w:ascii="Times New Roman" w:hAnsi="Times New Roman" w:cs="Times New Roman"/>
+          <w:sz w:val="24"/>
+          <w:szCs w:val="24"/>
+        </w:rPr>
         <w:t>Summary of Skills Acquired</w:t>
       </w:r>
     </w:p>
     <w:p>
-      <w:r>
+      <w:pPr>
+        <w:rPr>
+          <w:rFonts w:ascii="Times New Roman" w:hAnsi="Times New Roman" w:cs="Times New Roman"/>
+          <w:sz w:val="24"/>
+          <w:szCs w:val="24"/>
+        </w:rPr>
+      </w:pPr>
+      <w:r>
+        <w:rPr>
+          <w:rFonts w:ascii="Times New Roman" w:hAnsi="Times New Roman" w:cs="Times New Roman"/>
+          <w:sz w:val="24"/>
+          <w:szCs w:val="24"/>
+        </w:rPr>
         <w:br/>
       </w:r>
       <w:r>
+        <w:rPr>
+          <w:rFonts w:ascii="Times New Roman" w:hAnsi="Times New Roman" w:cs="Times New Roman"/>
+          <w:sz w:val="24"/>
+          <w:szCs w:val="24"/>
+        </w:rPr>
         <w:br/>
       </w:r>
     </w:p>
     <w:p>
       <w:pPr>
         <w:pStyle w:val="Heading2"/>
-      </w:pPr>
-      <w:r>
+        <w:rPr>
+          <w:rFonts w:ascii="Times New Roman" w:hAnsi="Times New Roman" w:cs="Times New Roman"/>
+          <w:sz w:val="24"/>
+          <w:szCs w:val="24"/>
+        </w:rPr>
+      </w:pPr>
+      <w:r>
+        <w:rPr>
+          <w:rFonts w:ascii="Times New Roman" w:hAnsi="Times New Roman" w:cs="Times New Roman"/>
+          <w:sz w:val="24"/>
+          <w:szCs w:val="24"/>
+        </w:rPr>
         <w:t>Most Interesting Topic</w:t>
       </w:r>
     </w:p>
     <w:p>
-      <w:r>
+      <w:pPr>
+        <w:rPr>
+          <w:rFonts w:ascii="Times New Roman" w:hAnsi="Times New Roman" w:cs="Times New Roman"/>
+          <w:sz w:val="24"/>
+          <w:szCs w:val="24"/>
+        </w:rPr>
+      </w:pPr>
+      <w:r>
+        <w:rPr>
+          <w:rFonts w:ascii="Times New Roman" w:hAnsi="Times New Roman" w:cs="Times New Roman"/>
+          <w:sz w:val="24"/>
+          <w:szCs w:val="24"/>
+        </w:rPr>
         <w:br/>
       </w:r>
       <w:r>
+        <w:rPr>
+          <w:rFonts w:ascii="Times New Roman" w:hAnsi="Times New Roman" w:cs="Times New Roman"/>
+          <w:sz w:val="24"/>
+          <w:szCs w:val="24"/>
+        </w:rPr>
         <w:br/>
       </w:r>
     </w:p>
     <w:p>
       <w:pPr>
         <w:pStyle w:val="Heading2"/>
-      </w:pPr>
-      <w:r>
+        <w:rPr>
+          <w:rFonts w:ascii="Times New Roman" w:hAnsi="Times New Roman" w:cs="Times New Roman"/>
+          <w:sz w:val="24"/>
+          <w:szCs w:val="24"/>
+        </w:rPr>
+      </w:pPr>
+      <w:r>
+        <w:rPr>
+          <w:rFonts w:ascii="Times New Roman" w:hAnsi="Times New Roman" w:cs="Times New Roman"/>
+          <w:sz w:val="24"/>
+          <w:szCs w:val="24"/>
+        </w:rPr>
         <w:t>Major Challenges Faced</w:t>
       </w:r>
     </w:p>
     <w:p>
-      <w:r>
+      <w:pPr>
+        <w:rPr>
+          <w:rFonts w:ascii="Times New Roman" w:hAnsi="Times New Roman" w:cs="Times New Roman"/>
+          <w:sz w:val="24"/>
+          <w:szCs w:val="24"/>
+        </w:rPr>
+      </w:pPr>
+      <w:r>
+        <w:rPr>
+          <w:rFonts w:ascii="Times New Roman" w:hAnsi="Times New Roman" w:cs="Times New Roman"/>
+          <w:sz w:val="24"/>
+          <w:szCs w:val="24"/>
+        </w:rPr>
         <w:br/>
       </w:r>
       <w:r>
+        <w:rPr>
+          <w:rFonts w:ascii="Times New Roman" w:hAnsi="Times New Roman" w:cs="Times New Roman"/>
+          <w:sz w:val="24"/>
+          <w:szCs w:val="24"/>
+        </w:rPr>
         <w:br/>
       </w:r>
     </w:p>
     <w:p>
       <w:pPr>
         <w:pStyle w:val="Heading2"/>
-      </w:pPr>
-      <w:r>
+        <w:rPr>
+          <w:rFonts w:ascii="Times New Roman" w:hAnsi="Times New Roman" w:cs="Times New Roman"/>
+          <w:sz w:val="24"/>
+          <w:szCs w:val="24"/>
+        </w:rPr>
+      </w:pPr>
+      <w:r>
+        <w:rPr>
+          <w:rFonts w:ascii="Times New Roman" w:hAnsi="Times New Roman" w:cs="Times New Roman"/>
+          <w:sz w:val="24"/>
+          <w:szCs w:val="24"/>
+        </w:rPr>
         <w:t>How Challenges Were Overcome</w:t>
       </w:r>
     </w:p>
     <w:p>
-      <w:r>
+      <w:pPr>
+        <w:rPr>
+          <w:rFonts w:ascii="Times New Roman" w:hAnsi="Times New Roman" w:cs="Times New Roman"/>
+          <w:sz w:val="24"/>
+          <w:szCs w:val="24"/>
+        </w:rPr>
+      </w:pPr>
+      <w:r>
+        <w:rPr>
+          <w:rFonts w:ascii="Times New Roman" w:hAnsi="Times New Roman" w:cs="Times New Roman"/>
+          <w:sz w:val="24"/>
+          <w:szCs w:val="24"/>
+        </w:rPr>
         <w:br/>
       </w:r>
       <w:r>
+        <w:rPr>
+          <w:rFonts w:ascii="Times New Roman" w:hAnsi="Times New Roman" w:cs="Times New Roman"/>
+          <w:sz w:val="24"/>
+          <w:szCs w:val="24"/>
+        </w:rPr>
         <w:br/>
       </w:r>
     </w:p>
     <w:p>
       <w:pPr>
         <w:pStyle w:val="Heading2"/>
-      </w:pPr>
-      <w:r>
+        <w:rPr>
+          <w:rFonts w:ascii="Times New Roman" w:hAnsi="Times New Roman" w:cs="Times New Roman"/>
+          <w:sz w:val="24"/>
+          <w:szCs w:val="24"/>
+        </w:rPr>
+      </w:pPr>
+      <w:r>
+        <w:rPr>
+          <w:rFonts w:ascii="Times New Roman" w:hAnsi="Times New Roman" w:cs="Times New Roman"/>
+          <w:sz w:val="24"/>
+          <w:szCs w:val="24"/>
+        </w:rPr>
         <w:t>Professional Growth Achieved</w:t>
       </w:r>
     </w:p>
     <w:p>
-      <w:r>
+      <w:pPr>
+        <w:rPr>
+          <w:rFonts w:ascii="Times New Roman" w:hAnsi="Times New Roman" w:cs="Times New Roman"/>
+          <w:sz w:val="24"/>
+          <w:szCs w:val="24"/>
+        </w:rPr>
+      </w:pPr>
+      <w:r>
+        <w:rPr>
+          <w:rFonts w:ascii="Times New Roman" w:hAnsi="Times New Roman" w:cs="Times New Roman"/>
+          <w:sz w:val="24"/>
+          <w:szCs w:val="24"/>
+        </w:rPr>
         <w:br/>
       </w:r>
       <w:r>
+        <w:rPr>
+          <w:rFonts w:ascii="Times New Roman" w:hAnsi="Times New Roman" w:cs="Times New Roman"/>
+          <w:sz w:val="24"/>
+          <w:szCs w:val="24"/>
+        </w:rPr>
         <w:br/>
       </w:r>
     </w:p>
     <w:p>
       <w:pPr>
         <w:pStyle w:val="Heading2"/>
-      </w:pPr>
-      <w:r>
+        <w:rPr>
+          <w:rFonts w:ascii="Times New Roman" w:hAnsi="Times New Roman" w:cs="Times New Roman"/>
+          <w:sz w:val="24"/>
+          <w:szCs w:val="24"/>
+        </w:rPr>
+      </w:pPr>
+      <w:r>
+        <w:rPr>
+          <w:rFonts w:ascii="Times New Roman" w:hAnsi="Times New Roman" w:cs="Times New Roman"/>
+          <w:sz w:val="24"/>
+          <w:szCs w:val="24"/>
+        </w:rPr>
         <w:t>Overall Course Experience</w:t>
       </w:r>
     </w:p>
     <w:p>
-      <w:r>
+      <w:pPr>
+        <w:rPr>
+          <w:rFonts w:ascii="Times New Roman" w:hAnsi="Times New Roman" w:cs="Times New Roman"/>
+          <w:sz w:val="24"/>
+          <w:szCs w:val="24"/>
+        </w:rPr>
+      </w:pPr>
+      <w:r>
+        <w:rPr>
+          <w:rFonts w:ascii="Times New Roman" w:hAnsi="Times New Roman" w:cs="Times New Roman"/>
+          <w:sz w:val="24"/>
+          <w:szCs w:val="24"/>
+        </w:rPr>
         <w:br/>
       </w:r>
       <w:r>
+        <w:rPr>
+          <w:rFonts w:ascii="Times New Roman" w:hAnsi="Times New Roman" w:cs="Times New Roman"/>
+          <w:sz w:val="24"/>
+          <w:szCs w:val="24"/>
+        </w:rPr>
         <w:br/>
       </w:r>
     </w:p>
     <w:p>
       <w:pPr>
         <w:pStyle w:val="Heading1"/>
-      </w:pPr>
-      <w:r>
+        <w:rPr>
+          <w:rFonts w:ascii="Times New Roman" w:hAnsi="Times New Roman" w:cs="Times New Roman"/>
+          <w:sz w:val="24"/>
+          <w:szCs w:val="24"/>
+        </w:rPr>
+      </w:pPr>
+      <w:r>
+        <w:rPr>
+          <w:rFonts w:ascii="Times New Roman" w:hAnsi="Times New Roman" w:cs="Times New Roman"/>
+          <w:sz w:val="24"/>
+          <w:szCs w:val="24"/>
+        </w:rPr>
         <w:t>Final Approval</w:t>
       </w:r>
     </w:p>
     <w:p>
-      <w:r>
+      <w:pPr>
+        <w:rPr>
+          <w:rFonts w:ascii="Times New Roman" w:hAnsi="Times New Roman" w:cs="Times New Roman"/>
+          <w:sz w:val="24"/>
+          <w:szCs w:val="24"/>
+        </w:rPr>
+      </w:pPr>
+      <w:r>
+        <w:rPr>
+          <w:rFonts w:ascii="Times New Roman" w:hAnsi="Times New Roman" w:cs="Times New Roman"/>
+          <w:sz w:val="24"/>
+          <w:szCs w:val="24"/>
+        </w:rPr>
         <w:t>Student Name: __________________________</w:t>
       </w:r>
     </w:p>
     <w:p>
-      <w:r>
+      <w:pPr>
+        <w:rPr>
+          <w:rFonts w:ascii="Times New Roman" w:hAnsi="Times New Roman" w:cs="Times New Roman"/>
+          <w:sz w:val="24"/>
+          <w:szCs w:val="24"/>
+        </w:rPr>
+      </w:pPr>
+      <w:r>
+        <w:rPr>
+          <w:rFonts w:ascii="Times New Roman" w:hAnsi="Times New Roman" w:cs="Times New Roman"/>
+          <w:sz w:val="24"/>
+          <w:szCs w:val="24"/>
+        </w:rPr>
         <w:t>Student Signature: ______________________</w:t>
       </w:r>
     </w:p>
     <w:p>
-      <w:r>
+      <w:pPr>
+        <w:rPr>
+          <w:rFonts w:ascii="Times New Roman" w:hAnsi="Times New Roman" w:cs="Times New Roman"/>
+          <w:sz w:val="24"/>
+          <w:szCs w:val="24"/>
+        </w:rPr>
+      </w:pPr>
+      <w:r>
+        <w:rPr>
+          <w:rFonts w:ascii="Times New Roman" w:hAnsi="Times New Roman" w:cs="Times New Roman"/>
+          <w:sz w:val="24"/>
+          <w:szCs w:val="24"/>
+        </w:rPr>
         <w:t>Date: _________________________________</w:t>
       </w:r>
     </w:p>
     <w:p>
-      <w:r>
+      <w:pPr>
+        <w:rPr>
+          <w:rFonts w:ascii="Times New Roman" w:hAnsi="Times New Roman" w:cs="Times New Roman"/>
+          <w:sz w:val="24"/>
+          <w:szCs w:val="24"/>
+        </w:rPr>
+      </w:pPr>
+      <w:r>
+        <w:rPr>
+          <w:rFonts w:ascii="Times New Roman" w:hAnsi="Times New Roman" w:cs="Times New Roman"/>
+          <w:sz w:val="24"/>
+          <w:szCs w:val="24"/>
+        </w:rPr>
         <w:t>Lecturer Name: _________________________</w:t>
       </w:r>
     </w:p>
     <w:p>
-      <w:r>
+      <w:pPr>
+        <w:rPr>
+          <w:rFonts w:ascii="Times New Roman" w:hAnsi="Times New Roman" w:cs="Times New Roman"/>
+          <w:sz w:val="24"/>
+          <w:szCs w:val="24"/>
+        </w:rPr>
+      </w:pPr>
+      <w:r>
+        <w:rPr>
+          <w:rFonts w:ascii="Times New Roman" w:hAnsi="Times New Roman" w:cs="Times New Roman"/>
+          <w:sz w:val="24"/>
+          <w:szCs w:val="24"/>
+        </w:rPr>
         <w:t>Lecturer Remarks: _____________________</w:t>
       </w:r>
     </w:p>
     <w:p>
-      <w:r>
+      <w:pPr>
+        <w:rPr>
+          <w:rFonts w:ascii="Times New Roman" w:hAnsi="Times New Roman" w:cs="Times New Roman"/>
+          <w:sz w:val="24"/>
+          <w:szCs w:val="24"/>
+        </w:rPr>
+      </w:pPr>
+      <w:r>
+        <w:rPr>
+          <w:rFonts w:ascii="Times New Roman" w:hAnsi="Times New Roman" w:cs="Times New Roman"/>
+          <w:sz w:val="24"/>
+          <w:szCs w:val="24"/>
+        </w:rPr>
         <w:t>Date: _________________________________</w:t>
       </w:r>
     </w:p>
